--- a/documents/word/09_AI_KNOWLEDGE_HUB.docx
+++ b/documents/word/09_AI_KNOWLEDGE_HUB.docx
@@ -4,6 +4,7 @@
   <w:body>
     <w:p>
       <w:pPr>
+        <w:shd w:val="clear" w:color="auto" w:fill="0E2841" w:themeFill="text2"/>
         <w:spacing w:before="100" w:beforeAutospacing="1" w:after="100" w:afterAutospacing="1" w:line="240" w:lineRule="auto"/>
         <w:jc w:val="center"/>
         <w:outlineLvl w:val="0"/>
@@ -42,7 +43,7 @@
           <w:lang w:val="en-GB" w:eastAsia="en-GB" w:bidi="ar-SA"/>
           <w14:ligatures w14:val="none"/>
         </w:rPr>
-        <w:t xml:space="preserve"> -</w:t>
+        <w:t xml:space="preserve"> - </w:t>
       </w:r>
       <w:r>
         <w:rPr>
@@ -55,9 +56,11 @@
           <w:lang w:val="en-GB" w:eastAsia="en-GB" w:bidi="ar-SA"/>
           <w14:ligatures w14:val="none"/>
         </w:rPr>
-        <w:t xml:space="preserve"> </w:t>
-      </w:r>
-      <w:r>
+        <w:t>09_AI_Knowledge_HUB</w:t>
+      </w:r>
+    </w:p>
+    <w:p>
+      <w:pPr>
         <w:rPr>
           <w:rFonts w:ascii="Times New Roman" w:eastAsia="Times New Roman" w:hAnsi="Times New Roman" w:cs="Times New Roman"/>
           <w:b/>
@@ -68,11 +71,8 @@
           <w:lang w:val="en-GB" w:eastAsia="en-GB" w:bidi="ar-SA"/>
           <w14:ligatures w14:val="none"/>
         </w:rPr>
-        <w:t>09_AI_Knowledge_HUB</w:t>
-      </w:r>
-    </w:p>
-    <w:p>
-      <w:pPr>
+      </w:pPr>
+      <w:r>
         <w:rPr>
           <w:rFonts w:ascii="Times New Roman" w:eastAsia="Times New Roman" w:hAnsi="Times New Roman" w:cs="Times New Roman"/>
           <w:b/>
@@ -83,8 +83,13 @@
           <w:lang w:val="en-GB" w:eastAsia="en-GB" w:bidi="ar-SA"/>
           <w14:ligatures w14:val="none"/>
         </w:rPr>
-      </w:pPr>
-      <w:r>
+        <w:br w:type="page"/>
+      </w:r>
+    </w:p>
+    <w:p>
+      <w:pPr>
+        <w:spacing w:before="100" w:beforeAutospacing="1" w:after="100" w:afterAutospacing="1" w:line="240" w:lineRule="auto"/>
+        <w:outlineLvl w:val="0"/>
         <w:rPr>
           <w:rFonts w:ascii="Times New Roman" w:eastAsia="Times New Roman" w:hAnsi="Times New Roman" w:cs="Times New Roman"/>
           <w:b/>
@@ -95,8 +100,7 @@
           <w:lang w:val="en-GB" w:eastAsia="en-GB" w:bidi="ar-SA"/>
           <w14:ligatures w14:val="none"/>
         </w:rPr>
-        <w:br w:type="page"/>
-      </w:r>
+      </w:pPr>
     </w:p>
     <w:p>
       <w:pPr>
@@ -113,11 +117,7 @@
           <w14:ligatures w14:val="none"/>
         </w:rPr>
       </w:pPr>
-    </w:p>
-    <w:p>
-      <w:pPr>
-        <w:spacing w:before="100" w:beforeAutospacing="1" w:after="100" w:afterAutospacing="1" w:line="240" w:lineRule="auto"/>
-        <w:outlineLvl w:val="0"/>
+      <w:r>
         <w:rPr>
           <w:rFonts w:ascii="Times New Roman" w:eastAsia="Times New Roman" w:hAnsi="Times New Roman" w:cs="Times New Roman"/>
           <w:b/>
@@ -128,8 +128,113 @@
           <w:lang w:val="en-GB" w:eastAsia="en-GB" w:bidi="ar-SA"/>
           <w14:ligatures w14:val="none"/>
         </w:rPr>
-      </w:pPr>
-      <w:r>
+        <w:t>09_AI_Knowledge_HUB</w:t>
+      </w:r>
+    </w:p>
+    <w:p>
+      <w:pPr>
+        <w:spacing w:before="100" w:beforeAutospacing="1" w:after="100" w:afterAutospacing="1" w:line="240" w:lineRule="auto"/>
+        <w:rPr>
+          <w:rFonts w:ascii="Times New Roman" w:eastAsia="Times New Roman" w:hAnsi="Times New Roman" w:cs="Times New Roman"/>
+          <w:kern w:val="0"/>
+          <w:sz w:val="24"/>
+          <w:szCs w:val="24"/>
+          <w:lang w:val="en-GB" w:eastAsia="en-GB" w:bidi="ar-SA"/>
+          <w14:ligatures w14:val="none"/>
+        </w:rPr>
+      </w:pPr>
+      <w:r>
+        <w:rPr>
+          <w:rFonts w:ascii="Times New Roman" w:eastAsia="Times New Roman" w:hAnsi="Times New Roman" w:cs="Times New Roman"/>
+          <w:b/>
+          <w:bCs/>
+          <w:kern w:val="0"/>
+          <w:sz w:val="24"/>
+          <w:szCs w:val="24"/>
+          <w:lang w:val="en-GB" w:eastAsia="en-GB" w:bidi="ar-SA"/>
+          <w14:ligatures w14:val="none"/>
+        </w:rPr>
+        <w:t>(Enterprise AI Governance, Enablement &amp; Knowledge Management Framework for RAM)</w:t>
+      </w:r>
+    </w:p>
+    <w:p>
+      <w:pPr>
+        <w:spacing w:before="100" w:beforeAutospacing="1" w:after="100" w:afterAutospacing="1" w:line="240" w:lineRule="auto"/>
+        <w:rPr>
+          <w:rFonts w:ascii="Times New Roman" w:eastAsia="Times New Roman" w:hAnsi="Times New Roman" w:cs="Times New Roman"/>
+          <w:kern w:val="0"/>
+          <w:sz w:val="24"/>
+          <w:szCs w:val="24"/>
+          <w:lang w:val="en-GB" w:eastAsia="en-GB" w:bidi="ar-SA"/>
+          <w14:ligatures w14:val="none"/>
+        </w:rPr>
+      </w:pPr>
+      <w:r>
+        <w:rPr>
+          <w:rFonts w:ascii="Times New Roman" w:eastAsia="Times New Roman" w:hAnsi="Times New Roman" w:cs="Times New Roman"/>
+          <w:kern w:val="0"/>
+          <w:sz w:val="24"/>
+          <w:szCs w:val="24"/>
+          <w:lang w:val="en-GB" w:eastAsia="en-GB" w:bidi="ar-SA"/>
+          <w14:ligatures w14:val="none"/>
+        </w:rPr>
+        <w:t xml:space="preserve">This module establishes a </w:t>
+      </w:r>
+      <w:r>
+        <w:rPr>
+          <w:rFonts w:ascii="Times New Roman" w:eastAsia="Times New Roman" w:hAnsi="Times New Roman" w:cs="Times New Roman"/>
+          <w:b/>
+          <w:bCs/>
+          <w:kern w:val="0"/>
+          <w:sz w:val="24"/>
+          <w:szCs w:val="24"/>
+          <w:lang w:val="en-GB" w:eastAsia="en-GB" w:bidi="ar-SA"/>
+          <w14:ligatures w14:val="none"/>
+        </w:rPr>
+        <w:t>structured AI governance, enablement, risk control, and knowledge architecture</w:t>
+      </w:r>
+      <w:r>
+        <w:rPr>
+          <w:rFonts w:ascii="Times New Roman" w:eastAsia="Times New Roman" w:hAnsi="Times New Roman" w:cs="Times New Roman"/>
+          <w:kern w:val="0"/>
+          <w:sz w:val="24"/>
+          <w:szCs w:val="24"/>
+          <w:lang w:val="en-GB" w:eastAsia="en-GB" w:bidi="ar-SA"/>
+          <w14:ligatures w14:val="none"/>
+        </w:rPr>
+        <w:t xml:space="preserve"> across all RAM functions (Governance, Investment, Leasing, FM, CapEx, Performance, Risk &amp; Compliance, Master Data).</w:t>
+      </w:r>
+    </w:p>
+    <w:p>
+      <w:pPr>
+        <w:spacing w:after="0" w:line="240" w:lineRule="auto"/>
+        <w:rPr>
+          <w:rFonts w:ascii="Times New Roman" w:eastAsia="Times New Roman" w:hAnsi="Times New Roman" w:cs="Times New Roman"/>
+          <w:kern w:val="0"/>
+          <w:sz w:val="24"/>
+          <w:szCs w:val="24"/>
+          <w:lang w:val="en-GB" w:eastAsia="en-GB" w:bidi="ar-SA"/>
+          <w14:ligatures w14:val="none"/>
+        </w:rPr>
+      </w:pPr>
+      <w:r>
+        <w:rPr>
+          <w:rFonts w:ascii="Times New Roman" w:eastAsia="Times New Roman" w:hAnsi="Times New Roman" w:cs="Times New Roman"/>
+          <w:kern w:val="0"/>
+          <w:sz w:val="24"/>
+          <w:szCs w:val="24"/>
+          <w:lang w:val="en-GB" w:eastAsia="en-GB" w:bidi="ar-SA"/>
+          <w14:ligatures w14:val="none"/>
+        </w:rPr>
+        <w:pict w14:anchorId="1BB01AD6">
+          <v:rect id="_x0000_i1025" style="width:0;height:1.5pt" o:hralign="center" o:hrstd="t" o:hr="t" fillcolor="#a0a0a0" stroked="f"/>
+        </w:pict>
+      </w:r>
+    </w:p>
+    <w:p>
+      <w:pPr>
+        <w:spacing w:before="100" w:beforeAutospacing="1" w:after="100" w:afterAutospacing="1" w:line="240" w:lineRule="auto"/>
+        <w:outlineLvl w:val="0"/>
         <w:rPr>
           <w:rFonts w:ascii="Times New Roman" w:eastAsia="Times New Roman" w:hAnsi="Times New Roman" w:cs="Times New Roman"/>
           <w:b/>
@@ -140,113 +245,8 @@
           <w:lang w:val="en-GB" w:eastAsia="en-GB" w:bidi="ar-SA"/>
           <w14:ligatures w14:val="none"/>
         </w:rPr>
-        <w:t>09_AI_Knowledge_HUB</w:t>
-      </w:r>
-    </w:p>
-    <w:p>
-      <w:pPr>
-        <w:spacing w:before="100" w:beforeAutospacing="1" w:after="100" w:afterAutospacing="1" w:line="240" w:lineRule="auto"/>
-        <w:rPr>
-          <w:rFonts w:ascii="Times New Roman" w:eastAsia="Times New Roman" w:hAnsi="Times New Roman" w:cs="Times New Roman"/>
-          <w:kern w:val="0"/>
-          <w:sz w:val="24"/>
-          <w:szCs w:val="24"/>
-          <w:lang w:val="en-GB" w:eastAsia="en-GB" w:bidi="ar-SA"/>
-          <w14:ligatures w14:val="none"/>
-        </w:rPr>
-      </w:pPr>
-      <w:r>
-        <w:rPr>
-          <w:rFonts w:ascii="Times New Roman" w:eastAsia="Times New Roman" w:hAnsi="Times New Roman" w:cs="Times New Roman"/>
-          <w:b/>
-          <w:bCs/>
-          <w:kern w:val="0"/>
-          <w:sz w:val="24"/>
-          <w:szCs w:val="24"/>
-          <w:lang w:val="en-GB" w:eastAsia="en-GB" w:bidi="ar-SA"/>
-          <w14:ligatures w14:val="none"/>
-        </w:rPr>
-        <w:t>(Enterprise AI Governance, Enablement &amp; Knowledge Management Framework for RAM)</w:t>
-      </w:r>
-    </w:p>
-    <w:p>
-      <w:pPr>
-        <w:spacing w:before="100" w:beforeAutospacing="1" w:after="100" w:afterAutospacing="1" w:line="240" w:lineRule="auto"/>
-        <w:rPr>
-          <w:rFonts w:ascii="Times New Roman" w:eastAsia="Times New Roman" w:hAnsi="Times New Roman" w:cs="Times New Roman"/>
-          <w:kern w:val="0"/>
-          <w:sz w:val="24"/>
-          <w:szCs w:val="24"/>
-          <w:lang w:val="en-GB" w:eastAsia="en-GB" w:bidi="ar-SA"/>
-          <w14:ligatures w14:val="none"/>
-        </w:rPr>
-      </w:pPr>
-      <w:r>
-        <w:rPr>
-          <w:rFonts w:ascii="Times New Roman" w:eastAsia="Times New Roman" w:hAnsi="Times New Roman" w:cs="Times New Roman"/>
-          <w:kern w:val="0"/>
-          <w:sz w:val="24"/>
-          <w:szCs w:val="24"/>
-          <w:lang w:val="en-GB" w:eastAsia="en-GB" w:bidi="ar-SA"/>
-          <w14:ligatures w14:val="none"/>
-        </w:rPr>
-        <w:t xml:space="preserve">This module establishes a </w:t>
-      </w:r>
-      <w:r>
-        <w:rPr>
-          <w:rFonts w:ascii="Times New Roman" w:eastAsia="Times New Roman" w:hAnsi="Times New Roman" w:cs="Times New Roman"/>
-          <w:b/>
-          <w:bCs/>
-          <w:kern w:val="0"/>
-          <w:sz w:val="24"/>
-          <w:szCs w:val="24"/>
-          <w:lang w:val="en-GB" w:eastAsia="en-GB" w:bidi="ar-SA"/>
-          <w14:ligatures w14:val="none"/>
-        </w:rPr>
-        <w:t>structured AI governance, enablement, risk control, and knowledge architecture</w:t>
-      </w:r>
-      <w:r>
-        <w:rPr>
-          <w:rFonts w:ascii="Times New Roman" w:eastAsia="Times New Roman" w:hAnsi="Times New Roman" w:cs="Times New Roman"/>
-          <w:kern w:val="0"/>
-          <w:sz w:val="24"/>
-          <w:szCs w:val="24"/>
-          <w:lang w:val="en-GB" w:eastAsia="en-GB" w:bidi="ar-SA"/>
-          <w14:ligatures w14:val="none"/>
-        </w:rPr>
-        <w:t xml:space="preserve"> across all RAM functions (Governance, Investment, Leasing, FM, CapEx, Performance, Risk &amp; Compliance, Master Data).</w:t>
-      </w:r>
-    </w:p>
-    <w:p>
-      <w:pPr>
-        <w:spacing w:after="0" w:line="240" w:lineRule="auto"/>
-        <w:rPr>
-          <w:rFonts w:ascii="Times New Roman" w:eastAsia="Times New Roman" w:hAnsi="Times New Roman" w:cs="Times New Roman"/>
-          <w:kern w:val="0"/>
-          <w:sz w:val="24"/>
-          <w:szCs w:val="24"/>
-          <w:lang w:val="en-GB" w:eastAsia="en-GB" w:bidi="ar-SA"/>
-          <w14:ligatures w14:val="none"/>
-        </w:rPr>
-      </w:pPr>
-      <w:r>
-        <w:rPr>
-          <w:rFonts w:ascii="Times New Roman" w:eastAsia="Times New Roman" w:hAnsi="Times New Roman" w:cs="Times New Roman"/>
-          <w:kern w:val="0"/>
-          <w:sz w:val="24"/>
-          <w:szCs w:val="24"/>
-          <w:lang w:val="en-GB" w:eastAsia="en-GB" w:bidi="ar-SA"/>
-          <w14:ligatures w14:val="none"/>
-        </w:rPr>
-        <w:pict w14:anchorId="1BB01AD6">
-          <v:rect id="_x0000_i1025" style="width:0;height:1.5pt" o:hralign="center" o:hrstd="t" o:hr="t" fillcolor="#a0a0a0" stroked="f"/>
-        </w:pict>
-      </w:r>
-    </w:p>
-    <w:p>
-      <w:pPr>
-        <w:spacing w:before="100" w:beforeAutospacing="1" w:after="100" w:afterAutospacing="1" w:line="240" w:lineRule="auto"/>
-        <w:outlineLvl w:val="0"/>
+      </w:pPr>
+      <w:r>
         <w:rPr>
           <w:rFonts w:ascii="Times New Roman" w:eastAsia="Times New Roman" w:hAnsi="Times New Roman" w:cs="Times New Roman"/>
           <w:b/>
@@ -257,8 +257,490 @@
           <w:lang w:val="en-GB" w:eastAsia="en-GB" w:bidi="ar-SA"/>
           <w14:ligatures w14:val="none"/>
         </w:rPr>
-      </w:pPr>
-      <w:r>
+        <w:t>09.1 AI Governance &amp; Oversight Policy</w:t>
+      </w:r>
+    </w:p>
+    <w:p>
+      <w:pPr>
+        <w:spacing w:before="100" w:beforeAutospacing="1" w:after="100" w:afterAutospacing="1" w:line="240" w:lineRule="auto"/>
+        <w:rPr>
+          <w:rFonts w:ascii="Times New Roman" w:eastAsia="Times New Roman" w:hAnsi="Times New Roman" w:cs="Times New Roman"/>
+          <w:kern w:val="0"/>
+          <w:sz w:val="24"/>
+          <w:szCs w:val="24"/>
+          <w:lang w:val="en-GB" w:eastAsia="en-GB" w:bidi="ar-SA"/>
+          <w14:ligatures w14:val="none"/>
+        </w:rPr>
+      </w:pPr>
+      <w:r>
+        <w:rPr>
+          <w:rFonts w:ascii="Times New Roman" w:eastAsia="Times New Roman" w:hAnsi="Times New Roman" w:cs="Times New Roman"/>
+          <w:b/>
+          <w:bCs/>
+          <w:kern w:val="0"/>
+          <w:sz w:val="24"/>
+          <w:szCs w:val="24"/>
+          <w:lang w:val="en-GB" w:eastAsia="en-GB" w:bidi="ar-SA"/>
+          <w14:ligatures w14:val="none"/>
+        </w:rPr>
+        <w:t>Purpose:</w:t>
+      </w:r>
+      <w:r>
+        <w:rPr>
+          <w:rFonts w:ascii="Times New Roman" w:eastAsia="Times New Roman" w:hAnsi="Times New Roman" w:cs="Times New Roman"/>
+          <w:kern w:val="0"/>
+          <w:sz w:val="24"/>
+          <w:szCs w:val="24"/>
+          <w:lang w:val="en-GB" w:eastAsia="en-GB" w:bidi="ar-SA"/>
+          <w14:ligatures w14:val="none"/>
+        </w:rPr>
+        <w:t xml:space="preserve"> Ensure responsible, ethical, secure, and business-aligned AI deployment.</w:t>
+      </w:r>
+    </w:p>
+    <w:p>
+      <w:pPr>
+        <w:spacing w:before="100" w:beforeAutospacing="1" w:after="100" w:afterAutospacing="1" w:line="240" w:lineRule="auto"/>
+        <w:outlineLvl w:val="2"/>
+        <w:rPr>
+          <w:rFonts w:ascii="Times New Roman" w:eastAsia="Times New Roman" w:hAnsi="Times New Roman" w:cs="Times New Roman"/>
+          <w:b/>
+          <w:bCs/>
+          <w:kern w:val="0"/>
+          <w:sz w:val="27"/>
+          <w:szCs w:val="27"/>
+          <w:lang w:val="en-GB" w:eastAsia="en-GB" w:bidi="ar-SA"/>
+          <w14:ligatures w14:val="none"/>
+        </w:rPr>
+      </w:pPr>
+      <w:r>
+        <w:rPr>
+          <w:rFonts w:ascii="Times New Roman" w:eastAsia="Times New Roman" w:hAnsi="Times New Roman" w:cs="Times New Roman"/>
+          <w:b/>
+          <w:bCs/>
+          <w:kern w:val="0"/>
+          <w:sz w:val="27"/>
+          <w:szCs w:val="27"/>
+          <w:lang w:val="en-GB" w:eastAsia="en-GB" w:bidi="ar-SA"/>
+          <w14:ligatures w14:val="none"/>
+        </w:rPr>
+        <w:t>09.1.1 AI Governance Charter</w:t>
+      </w:r>
+    </w:p>
+    <w:p>
+      <w:pPr>
+        <w:numPr>
+          <w:ilvl w:val="0"/>
+          <w:numId w:val="1"/>
+        </w:numPr>
+        <w:spacing w:before="100" w:beforeAutospacing="1" w:after="100" w:afterAutospacing="1" w:line="240" w:lineRule="auto"/>
+        <w:rPr>
+          <w:rFonts w:ascii="Times New Roman" w:eastAsia="Times New Roman" w:hAnsi="Times New Roman" w:cs="Times New Roman"/>
+          <w:kern w:val="0"/>
+          <w:sz w:val="24"/>
+          <w:szCs w:val="24"/>
+          <w:lang w:val="en-GB" w:eastAsia="en-GB" w:bidi="ar-SA"/>
+          <w14:ligatures w14:val="none"/>
+        </w:rPr>
+      </w:pPr>
+      <w:r>
+        <w:rPr>
+          <w:rFonts w:ascii="Times New Roman" w:eastAsia="Times New Roman" w:hAnsi="Times New Roman" w:cs="Times New Roman"/>
+          <w:kern w:val="0"/>
+          <w:sz w:val="24"/>
+          <w:szCs w:val="24"/>
+          <w:lang w:val="en-GB" w:eastAsia="en-GB" w:bidi="ar-SA"/>
+          <w14:ligatures w14:val="none"/>
+        </w:rPr>
+        <w:t>Define AI vision aligned with corporate strategy</w:t>
+      </w:r>
+    </w:p>
+    <w:p>
+      <w:pPr>
+        <w:numPr>
+          <w:ilvl w:val="0"/>
+          <w:numId w:val="1"/>
+        </w:numPr>
+        <w:spacing w:before="100" w:beforeAutospacing="1" w:after="100" w:afterAutospacing="1" w:line="240" w:lineRule="auto"/>
+        <w:rPr>
+          <w:rFonts w:ascii="Times New Roman" w:eastAsia="Times New Roman" w:hAnsi="Times New Roman" w:cs="Times New Roman"/>
+          <w:kern w:val="0"/>
+          <w:sz w:val="24"/>
+          <w:szCs w:val="24"/>
+          <w:lang w:val="en-GB" w:eastAsia="en-GB" w:bidi="ar-SA"/>
+          <w14:ligatures w14:val="none"/>
+        </w:rPr>
+      </w:pPr>
+      <w:r>
+        <w:rPr>
+          <w:rFonts w:ascii="Times New Roman" w:eastAsia="Times New Roman" w:hAnsi="Times New Roman" w:cs="Times New Roman"/>
+          <w:kern w:val="0"/>
+          <w:sz w:val="24"/>
+          <w:szCs w:val="24"/>
+          <w:lang w:val="en-GB" w:eastAsia="en-GB" w:bidi="ar-SA"/>
+          <w14:ligatures w14:val="none"/>
+        </w:rPr>
+        <w:t>Establish AI Steering Committee</w:t>
+      </w:r>
+    </w:p>
+    <w:p>
+      <w:pPr>
+        <w:numPr>
+          <w:ilvl w:val="0"/>
+          <w:numId w:val="1"/>
+        </w:numPr>
+        <w:spacing w:before="100" w:beforeAutospacing="1" w:after="100" w:afterAutospacing="1" w:line="240" w:lineRule="auto"/>
+        <w:rPr>
+          <w:rFonts w:ascii="Times New Roman" w:eastAsia="Times New Roman" w:hAnsi="Times New Roman" w:cs="Times New Roman"/>
+          <w:kern w:val="0"/>
+          <w:sz w:val="24"/>
+          <w:szCs w:val="24"/>
+          <w:lang w:val="en-GB" w:eastAsia="en-GB" w:bidi="ar-SA"/>
+          <w14:ligatures w14:val="none"/>
+        </w:rPr>
+      </w:pPr>
+      <w:r>
+        <w:rPr>
+          <w:rFonts w:ascii="Times New Roman" w:eastAsia="Times New Roman" w:hAnsi="Times New Roman" w:cs="Times New Roman"/>
+          <w:kern w:val="0"/>
+          <w:sz w:val="24"/>
+          <w:szCs w:val="24"/>
+          <w:lang w:val="en-GB" w:eastAsia="en-GB" w:bidi="ar-SA"/>
+          <w14:ligatures w14:val="none"/>
+        </w:rPr>
+        <w:t>Define decision rights &amp; accountability matrix</w:t>
+      </w:r>
+    </w:p>
+    <w:p>
+      <w:pPr>
+        <w:numPr>
+          <w:ilvl w:val="0"/>
+          <w:numId w:val="1"/>
+        </w:numPr>
+        <w:spacing w:before="100" w:beforeAutospacing="1" w:after="100" w:afterAutospacing="1" w:line="240" w:lineRule="auto"/>
+        <w:rPr>
+          <w:rFonts w:ascii="Times New Roman" w:eastAsia="Times New Roman" w:hAnsi="Times New Roman" w:cs="Times New Roman"/>
+          <w:kern w:val="0"/>
+          <w:sz w:val="24"/>
+          <w:szCs w:val="24"/>
+          <w:lang w:val="en-GB" w:eastAsia="en-GB" w:bidi="ar-SA"/>
+          <w14:ligatures w14:val="none"/>
+        </w:rPr>
+      </w:pPr>
+      <w:r>
+        <w:rPr>
+          <w:rFonts w:ascii="Times New Roman" w:eastAsia="Times New Roman" w:hAnsi="Times New Roman" w:cs="Times New Roman"/>
+          <w:kern w:val="0"/>
+          <w:sz w:val="24"/>
+          <w:szCs w:val="24"/>
+          <w:lang w:val="en-GB" w:eastAsia="en-GB" w:bidi="ar-SA"/>
+          <w14:ligatures w14:val="none"/>
+        </w:rPr>
+        <w:t>AI investment approval workflow</w:t>
+      </w:r>
+    </w:p>
+    <w:p>
+      <w:pPr>
+        <w:spacing w:before="100" w:beforeAutospacing="1" w:after="100" w:afterAutospacing="1" w:line="240" w:lineRule="auto"/>
+        <w:outlineLvl w:val="2"/>
+        <w:rPr>
+          <w:rFonts w:ascii="Times New Roman" w:eastAsia="Times New Roman" w:hAnsi="Times New Roman" w:cs="Times New Roman"/>
+          <w:b/>
+          <w:bCs/>
+          <w:kern w:val="0"/>
+          <w:sz w:val="27"/>
+          <w:szCs w:val="27"/>
+          <w:lang w:val="en-GB" w:eastAsia="en-GB" w:bidi="ar-SA"/>
+          <w14:ligatures w14:val="none"/>
+        </w:rPr>
+      </w:pPr>
+      <w:r>
+        <w:rPr>
+          <w:rFonts w:ascii="Times New Roman" w:eastAsia="Times New Roman" w:hAnsi="Times New Roman" w:cs="Times New Roman"/>
+          <w:b/>
+          <w:bCs/>
+          <w:kern w:val="0"/>
+          <w:sz w:val="27"/>
+          <w:szCs w:val="27"/>
+          <w:lang w:val="en-GB" w:eastAsia="en-GB" w:bidi="ar-SA"/>
+          <w14:ligatures w14:val="none"/>
+        </w:rPr>
+        <w:t>09.1.2 AI Ethics &amp; Responsible Use Policy</w:t>
+      </w:r>
+    </w:p>
+    <w:p>
+      <w:pPr>
+        <w:spacing w:before="100" w:beforeAutospacing="1" w:after="100" w:afterAutospacing="1" w:line="240" w:lineRule="auto"/>
+        <w:rPr>
+          <w:rFonts w:ascii="Times New Roman" w:eastAsia="Times New Roman" w:hAnsi="Times New Roman" w:cs="Times New Roman"/>
+          <w:kern w:val="0"/>
+          <w:sz w:val="24"/>
+          <w:szCs w:val="24"/>
+          <w:lang w:val="en-GB" w:eastAsia="en-GB" w:bidi="ar-SA"/>
+          <w14:ligatures w14:val="none"/>
+        </w:rPr>
+      </w:pPr>
+      <w:r>
+        <w:rPr>
+          <w:rFonts w:ascii="Times New Roman" w:eastAsia="Times New Roman" w:hAnsi="Times New Roman" w:cs="Times New Roman"/>
+          <w:kern w:val="0"/>
+          <w:sz w:val="24"/>
+          <w:szCs w:val="24"/>
+          <w:lang w:val="en-GB" w:eastAsia="en-GB" w:bidi="ar-SA"/>
+          <w14:ligatures w14:val="none"/>
+        </w:rPr>
+        <w:t>Aligned with:</w:t>
+      </w:r>
+    </w:p>
+    <w:p>
+      <w:pPr>
+        <w:numPr>
+          <w:ilvl w:val="0"/>
+          <w:numId w:val="2"/>
+        </w:numPr>
+        <w:spacing w:before="100" w:beforeAutospacing="1" w:after="100" w:afterAutospacing="1" w:line="240" w:lineRule="auto"/>
+        <w:rPr>
+          <w:rFonts w:ascii="Times New Roman" w:eastAsia="Times New Roman" w:hAnsi="Times New Roman" w:cs="Times New Roman"/>
+          <w:kern w:val="0"/>
+          <w:sz w:val="24"/>
+          <w:szCs w:val="24"/>
+          <w:lang w:val="en-GB" w:eastAsia="en-GB" w:bidi="ar-SA"/>
+          <w14:ligatures w14:val="none"/>
+        </w:rPr>
+      </w:pPr>
+      <w:r>
+        <w:rPr>
+          <w:rFonts w:ascii="Times New Roman" w:eastAsia="Times New Roman" w:hAnsi="Times New Roman" w:cs="Times New Roman"/>
+          <w:kern w:val="0"/>
+          <w:sz w:val="24"/>
+          <w:szCs w:val="24"/>
+          <w:lang w:val="en-GB" w:eastAsia="en-GB" w:bidi="ar-SA"/>
+          <w14:ligatures w14:val="none"/>
+        </w:rPr>
+        <w:t>OECD AI Principles</w:t>
+      </w:r>
+    </w:p>
+    <w:p>
+      <w:pPr>
+        <w:numPr>
+          <w:ilvl w:val="0"/>
+          <w:numId w:val="2"/>
+        </w:numPr>
+        <w:spacing w:before="100" w:beforeAutospacing="1" w:after="100" w:afterAutospacing="1" w:line="240" w:lineRule="auto"/>
+        <w:rPr>
+          <w:rFonts w:ascii="Times New Roman" w:eastAsia="Times New Roman" w:hAnsi="Times New Roman" w:cs="Times New Roman"/>
+          <w:kern w:val="0"/>
+          <w:sz w:val="24"/>
+          <w:szCs w:val="24"/>
+          <w:lang w:val="en-GB" w:eastAsia="en-GB" w:bidi="ar-SA"/>
+          <w14:ligatures w14:val="none"/>
+        </w:rPr>
+      </w:pPr>
+      <w:r>
+        <w:rPr>
+          <w:rFonts w:ascii="Times New Roman" w:eastAsia="Times New Roman" w:hAnsi="Times New Roman" w:cs="Times New Roman"/>
+          <w:kern w:val="0"/>
+          <w:sz w:val="24"/>
+          <w:szCs w:val="24"/>
+          <w:lang w:val="en-GB" w:eastAsia="en-GB" w:bidi="ar-SA"/>
+          <w14:ligatures w14:val="none"/>
+        </w:rPr>
+        <w:t>European Commission AI Act guidelines</w:t>
+      </w:r>
+    </w:p>
+    <w:p>
+      <w:pPr>
+        <w:numPr>
+          <w:ilvl w:val="0"/>
+          <w:numId w:val="2"/>
+        </w:numPr>
+        <w:spacing w:before="100" w:beforeAutospacing="1" w:after="100" w:afterAutospacing="1" w:line="240" w:lineRule="auto"/>
+        <w:rPr>
+          <w:rFonts w:ascii="Times New Roman" w:eastAsia="Times New Roman" w:hAnsi="Times New Roman" w:cs="Times New Roman"/>
+          <w:kern w:val="0"/>
+          <w:sz w:val="24"/>
+          <w:szCs w:val="24"/>
+          <w:lang w:val="en-GB" w:eastAsia="en-GB" w:bidi="ar-SA"/>
+          <w14:ligatures w14:val="none"/>
+        </w:rPr>
+      </w:pPr>
+      <w:r>
+        <w:rPr>
+          <w:rFonts w:ascii="Times New Roman" w:eastAsia="Times New Roman" w:hAnsi="Times New Roman" w:cs="Times New Roman"/>
+          <w:kern w:val="0"/>
+          <w:sz w:val="24"/>
+          <w:szCs w:val="24"/>
+          <w:lang w:val="en-GB" w:eastAsia="en-GB" w:bidi="ar-SA"/>
+          <w14:ligatures w14:val="none"/>
+        </w:rPr>
+        <w:t>ISO 42001 (AI Management System)</w:t>
+      </w:r>
+    </w:p>
+    <w:p>
+      <w:pPr>
+        <w:spacing w:before="100" w:beforeAutospacing="1" w:after="100" w:afterAutospacing="1" w:line="240" w:lineRule="auto"/>
+        <w:rPr>
+          <w:rFonts w:ascii="Times New Roman" w:eastAsia="Times New Roman" w:hAnsi="Times New Roman" w:cs="Times New Roman"/>
+          <w:kern w:val="0"/>
+          <w:sz w:val="24"/>
+          <w:szCs w:val="24"/>
+          <w:lang w:val="en-GB" w:eastAsia="en-GB" w:bidi="ar-SA"/>
+          <w14:ligatures w14:val="none"/>
+        </w:rPr>
+      </w:pPr>
+      <w:r>
+        <w:rPr>
+          <w:rFonts w:ascii="Times New Roman" w:eastAsia="Times New Roman" w:hAnsi="Times New Roman" w:cs="Times New Roman"/>
+          <w:kern w:val="0"/>
+          <w:sz w:val="24"/>
+          <w:szCs w:val="24"/>
+          <w:lang w:val="en-GB" w:eastAsia="en-GB" w:bidi="ar-SA"/>
+          <w14:ligatures w14:val="none"/>
+        </w:rPr>
+        <w:t>Controls:</w:t>
+      </w:r>
+    </w:p>
+    <w:p>
+      <w:pPr>
+        <w:numPr>
+          <w:ilvl w:val="0"/>
+          <w:numId w:val="3"/>
+        </w:numPr>
+        <w:spacing w:before="100" w:beforeAutospacing="1" w:after="100" w:afterAutospacing="1" w:line="240" w:lineRule="auto"/>
+        <w:rPr>
+          <w:rFonts w:ascii="Times New Roman" w:eastAsia="Times New Roman" w:hAnsi="Times New Roman" w:cs="Times New Roman"/>
+          <w:kern w:val="0"/>
+          <w:sz w:val="24"/>
+          <w:szCs w:val="24"/>
+          <w:lang w:val="en-GB" w:eastAsia="en-GB" w:bidi="ar-SA"/>
+          <w14:ligatures w14:val="none"/>
+        </w:rPr>
+      </w:pPr>
+      <w:r>
+        <w:rPr>
+          <w:rFonts w:ascii="Times New Roman" w:eastAsia="Times New Roman" w:hAnsi="Times New Roman" w:cs="Times New Roman"/>
+          <w:kern w:val="0"/>
+          <w:sz w:val="24"/>
+          <w:szCs w:val="24"/>
+          <w:lang w:val="en-GB" w:eastAsia="en-GB" w:bidi="ar-SA"/>
+          <w14:ligatures w14:val="none"/>
+        </w:rPr>
+        <w:t>Bias mitigation framework</w:t>
+      </w:r>
+    </w:p>
+    <w:p>
+      <w:pPr>
+        <w:numPr>
+          <w:ilvl w:val="0"/>
+          <w:numId w:val="3"/>
+        </w:numPr>
+        <w:spacing w:before="100" w:beforeAutospacing="1" w:after="100" w:afterAutospacing="1" w:line="240" w:lineRule="auto"/>
+        <w:rPr>
+          <w:rFonts w:ascii="Times New Roman" w:eastAsia="Times New Roman" w:hAnsi="Times New Roman" w:cs="Times New Roman"/>
+          <w:kern w:val="0"/>
+          <w:sz w:val="24"/>
+          <w:szCs w:val="24"/>
+          <w:lang w:val="en-GB" w:eastAsia="en-GB" w:bidi="ar-SA"/>
+          <w14:ligatures w14:val="none"/>
+        </w:rPr>
+      </w:pPr>
+      <w:r>
+        <w:rPr>
+          <w:rFonts w:ascii="Times New Roman" w:eastAsia="Times New Roman" w:hAnsi="Times New Roman" w:cs="Times New Roman"/>
+          <w:kern w:val="0"/>
+          <w:sz w:val="24"/>
+          <w:szCs w:val="24"/>
+          <w:lang w:val="en-GB" w:eastAsia="en-GB" w:bidi="ar-SA"/>
+          <w14:ligatures w14:val="none"/>
+        </w:rPr>
+        <w:t>Human-in-the-loop requirements</w:t>
+      </w:r>
+    </w:p>
+    <w:p>
+      <w:pPr>
+        <w:numPr>
+          <w:ilvl w:val="0"/>
+          <w:numId w:val="3"/>
+        </w:numPr>
+        <w:spacing w:before="100" w:beforeAutospacing="1" w:after="100" w:afterAutospacing="1" w:line="240" w:lineRule="auto"/>
+        <w:rPr>
+          <w:rFonts w:ascii="Times New Roman" w:eastAsia="Times New Roman" w:hAnsi="Times New Roman" w:cs="Times New Roman"/>
+          <w:kern w:val="0"/>
+          <w:sz w:val="24"/>
+          <w:szCs w:val="24"/>
+          <w:lang w:val="en-GB" w:eastAsia="en-GB" w:bidi="ar-SA"/>
+          <w14:ligatures w14:val="none"/>
+        </w:rPr>
+      </w:pPr>
+      <w:r>
+        <w:rPr>
+          <w:rFonts w:ascii="Times New Roman" w:eastAsia="Times New Roman" w:hAnsi="Times New Roman" w:cs="Times New Roman"/>
+          <w:kern w:val="0"/>
+          <w:sz w:val="24"/>
+          <w:szCs w:val="24"/>
+          <w:lang w:val="en-GB" w:eastAsia="en-GB" w:bidi="ar-SA"/>
+          <w14:ligatures w14:val="none"/>
+        </w:rPr>
+        <w:t>Transparency &amp; explainability</w:t>
+      </w:r>
+    </w:p>
+    <w:p>
+      <w:pPr>
+        <w:numPr>
+          <w:ilvl w:val="0"/>
+          <w:numId w:val="3"/>
+        </w:numPr>
+        <w:spacing w:before="100" w:beforeAutospacing="1" w:after="100" w:afterAutospacing="1" w:line="240" w:lineRule="auto"/>
+        <w:rPr>
+          <w:rFonts w:ascii="Times New Roman" w:eastAsia="Times New Roman" w:hAnsi="Times New Roman" w:cs="Times New Roman"/>
+          <w:kern w:val="0"/>
+          <w:sz w:val="24"/>
+          <w:szCs w:val="24"/>
+          <w:lang w:val="en-GB" w:eastAsia="en-GB" w:bidi="ar-SA"/>
+          <w14:ligatures w14:val="none"/>
+        </w:rPr>
+      </w:pPr>
+      <w:r>
+        <w:rPr>
+          <w:rFonts w:ascii="Times New Roman" w:eastAsia="Times New Roman" w:hAnsi="Times New Roman" w:cs="Times New Roman"/>
+          <w:kern w:val="0"/>
+          <w:sz w:val="24"/>
+          <w:szCs w:val="24"/>
+          <w:lang w:val="en-GB" w:eastAsia="en-GB" w:bidi="ar-SA"/>
+          <w14:ligatures w14:val="none"/>
+        </w:rPr>
+        <w:t>AI decision override protocol</w:t>
+      </w:r>
+    </w:p>
+    <w:p>
+      <w:pPr>
+        <w:spacing w:after="0" w:line="240" w:lineRule="auto"/>
+        <w:rPr>
+          <w:rFonts w:ascii="Times New Roman" w:eastAsia="Times New Roman" w:hAnsi="Times New Roman" w:cs="Times New Roman"/>
+          <w:kern w:val="0"/>
+          <w:sz w:val="24"/>
+          <w:szCs w:val="24"/>
+          <w:lang w:val="en-GB" w:eastAsia="en-GB" w:bidi="ar-SA"/>
+          <w14:ligatures w14:val="none"/>
+        </w:rPr>
+      </w:pPr>
+      <w:r>
+        <w:rPr>
+          <w:rFonts w:ascii="Times New Roman" w:eastAsia="Times New Roman" w:hAnsi="Times New Roman" w:cs="Times New Roman"/>
+          <w:kern w:val="0"/>
+          <w:sz w:val="24"/>
+          <w:szCs w:val="24"/>
+          <w:lang w:val="en-GB" w:eastAsia="en-GB" w:bidi="ar-SA"/>
+          <w14:ligatures w14:val="none"/>
+        </w:rPr>
+        <w:pict w14:anchorId="4E0250FE">
+          <v:rect id="_x0000_i1026" style="width:0;height:1.5pt" o:hralign="center" o:hrstd="t" o:hr="t" fillcolor="#a0a0a0" stroked="f"/>
+        </w:pict>
+      </w:r>
+    </w:p>
+    <w:p>
+      <w:pPr>
+        <w:spacing w:before="100" w:beforeAutospacing="1" w:after="100" w:afterAutospacing="1" w:line="240" w:lineRule="auto"/>
+        <w:outlineLvl w:val="0"/>
         <w:rPr>
           <w:rFonts w:ascii="Times New Roman" w:eastAsia="Times New Roman" w:hAnsi="Times New Roman" w:cs="Times New Roman"/>
           <w:b/>
@@ -269,490 +751,8 @@
           <w:lang w:val="en-GB" w:eastAsia="en-GB" w:bidi="ar-SA"/>
           <w14:ligatures w14:val="none"/>
         </w:rPr>
-        <w:t>09.1 AI Governance &amp; Oversight Policy</w:t>
-      </w:r>
-    </w:p>
-    <w:p>
-      <w:pPr>
-        <w:spacing w:before="100" w:beforeAutospacing="1" w:after="100" w:afterAutospacing="1" w:line="240" w:lineRule="auto"/>
-        <w:rPr>
-          <w:rFonts w:ascii="Times New Roman" w:eastAsia="Times New Roman" w:hAnsi="Times New Roman" w:cs="Times New Roman"/>
-          <w:kern w:val="0"/>
-          <w:sz w:val="24"/>
-          <w:szCs w:val="24"/>
-          <w:lang w:val="en-GB" w:eastAsia="en-GB" w:bidi="ar-SA"/>
-          <w14:ligatures w14:val="none"/>
-        </w:rPr>
-      </w:pPr>
-      <w:r>
-        <w:rPr>
-          <w:rFonts w:ascii="Times New Roman" w:eastAsia="Times New Roman" w:hAnsi="Times New Roman" w:cs="Times New Roman"/>
-          <w:b/>
-          <w:bCs/>
-          <w:kern w:val="0"/>
-          <w:sz w:val="24"/>
-          <w:szCs w:val="24"/>
-          <w:lang w:val="en-GB" w:eastAsia="en-GB" w:bidi="ar-SA"/>
-          <w14:ligatures w14:val="none"/>
-        </w:rPr>
-        <w:t>Purpose:</w:t>
-      </w:r>
-      <w:r>
-        <w:rPr>
-          <w:rFonts w:ascii="Times New Roman" w:eastAsia="Times New Roman" w:hAnsi="Times New Roman" w:cs="Times New Roman"/>
-          <w:kern w:val="0"/>
-          <w:sz w:val="24"/>
-          <w:szCs w:val="24"/>
-          <w:lang w:val="en-GB" w:eastAsia="en-GB" w:bidi="ar-SA"/>
-          <w14:ligatures w14:val="none"/>
-        </w:rPr>
-        <w:t xml:space="preserve"> Ensure responsible, ethical, secure, and business-aligned AI deployment.</w:t>
-      </w:r>
-    </w:p>
-    <w:p>
-      <w:pPr>
-        <w:spacing w:before="100" w:beforeAutospacing="1" w:after="100" w:afterAutospacing="1" w:line="240" w:lineRule="auto"/>
-        <w:outlineLvl w:val="2"/>
-        <w:rPr>
-          <w:rFonts w:ascii="Times New Roman" w:eastAsia="Times New Roman" w:hAnsi="Times New Roman" w:cs="Times New Roman"/>
-          <w:b/>
-          <w:bCs/>
-          <w:kern w:val="0"/>
-          <w:sz w:val="27"/>
-          <w:szCs w:val="27"/>
-          <w:lang w:val="en-GB" w:eastAsia="en-GB" w:bidi="ar-SA"/>
-          <w14:ligatures w14:val="none"/>
-        </w:rPr>
-      </w:pPr>
-      <w:r>
-        <w:rPr>
-          <w:rFonts w:ascii="Times New Roman" w:eastAsia="Times New Roman" w:hAnsi="Times New Roman" w:cs="Times New Roman"/>
-          <w:b/>
-          <w:bCs/>
-          <w:kern w:val="0"/>
-          <w:sz w:val="27"/>
-          <w:szCs w:val="27"/>
-          <w:lang w:val="en-GB" w:eastAsia="en-GB" w:bidi="ar-SA"/>
-          <w14:ligatures w14:val="none"/>
-        </w:rPr>
-        <w:t>09.1.1 AI Governance Charter</w:t>
-      </w:r>
-    </w:p>
-    <w:p>
-      <w:pPr>
-        <w:numPr>
-          <w:ilvl w:val="0"/>
-          <w:numId w:val="1"/>
-        </w:numPr>
-        <w:spacing w:before="100" w:beforeAutospacing="1" w:after="100" w:afterAutospacing="1" w:line="240" w:lineRule="auto"/>
-        <w:rPr>
-          <w:rFonts w:ascii="Times New Roman" w:eastAsia="Times New Roman" w:hAnsi="Times New Roman" w:cs="Times New Roman"/>
-          <w:kern w:val="0"/>
-          <w:sz w:val="24"/>
-          <w:szCs w:val="24"/>
-          <w:lang w:val="en-GB" w:eastAsia="en-GB" w:bidi="ar-SA"/>
-          <w14:ligatures w14:val="none"/>
-        </w:rPr>
-      </w:pPr>
-      <w:r>
-        <w:rPr>
-          <w:rFonts w:ascii="Times New Roman" w:eastAsia="Times New Roman" w:hAnsi="Times New Roman" w:cs="Times New Roman"/>
-          <w:kern w:val="0"/>
-          <w:sz w:val="24"/>
-          <w:szCs w:val="24"/>
-          <w:lang w:val="en-GB" w:eastAsia="en-GB" w:bidi="ar-SA"/>
-          <w14:ligatures w14:val="none"/>
-        </w:rPr>
-        <w:t>Define AI vision aligned with corporate strategy</w:t>
-      </w:r>
-    </w:p>
-    <w:p>
-      <w:pPr>
-        <w:numPr>
-          <w:ilvl w:val="0"/>
-          <w:numId w:val="1"/>
-        </w:numPr>
-        <w:spacing w:before="100" w:beforeAutospacing="1" w:after="100" w:afterAutospacing="1" w:line="240" w:lineRule="auto"/>
-        <w:rPr>
-          <w:rFonts w:ascii="Times New Roman" w:eastAsia="Times New Roman" w:hAnsi="Times New Roman" w:cs="Times New Roman"/>
-          <w:kern w:val="0"/>
-          <w:sz w:val="24"/>
-          <w:szCs w:val="24"/>
-          <w:lang w:val="en-GB" w:eastAsia="en-GB" w:bidi="ar-SA"/>
-          <w14:ligatures w14:val="none"/>
-        </w:rPr>
-      </w:pPr>
-      <w:r>
-        <w:rPr>
-          <w:rFonts w:ascii="Times New Roman" w:eastAsia="Times New Roman" w:hAnsi="Times New Roman" w:cs="Times New Roman"/>
-          <w:kern w:val="0"/>
-          <w:sz w:val="24"/>
-          <w:szCs w:val="24"/>
-          <w:lang w:val="en-GB" w:eastAsia="en-GB" w:bidi="ar-SA"/>
-          <w14:ligatures w14:val="none"/>
-        </w:rPr>
-        <w:t>Establish AI Steering Committee</w:t>
-      </w:r>
-    </w:p>
-    <w:p>
-      <w:pPr>
-        <w:numPr>
-          <w:ilvl w:val="0"/>
-          <w:numId w:val="1"/>
-        </w:numPr>
-        <w:spacing w:before="100" w:beforeAutospacing="1" w:after="100" w:afterAutospacing="1" w:line="240" w:lineRule="auto"/>
-        <w:rPr>
-          <w:rFonts w:ascii="Times New Roman" w:eastAsia="Times New Roman" w:hAnsi="Times New Roman" w:cs="Times New Roman"/>
-          <w:kern w:val="0"/>
-          <w:sz w:val="24"/>
-          <w:szCs w:val="24"/>
-          <w:lang w:val="en-GB" w:eastAsia="en-GB" w:bidi="ar-SA"/>
-          <w14:ligatures w14:val="none"/>
-        </w:rPr>
-      </w:pPr>
-      <w:r>
-        <w:rPr>
-          <w:rFonts w:ascii="Times New Roman" w:eastAsia="Times New Roman" w:hAnsi="Times New Roman" w:cs="Times New Roman"/>
-          <w:kern w:val="0"/>
-          <w:sz w:val="24"/>
-          <w:szCs w:val="24"/>
-          <w:lang w:val="en-GB" w:eastAsia="en-GB" w:bidi="ar-SA"/>
-          <w14:ligatures w14:val="none"/>
-        </w:rPr>
-        <w:t>Define decision rights &amp; accountability matrix</w:t>
-      </w:r>
-    </w:p>
-    <w:p>
-      <w:pPr>
-        <w:numPr>
-          <w:ilvl w:val="0"/>
-          <w:numId w:val="1"/>
-        </w:numPr>
-        <w:spacing w:before="100" w:beforeAutospacing="1" w:after="100" w:afterAutospacing="1" w:line="240" w:lineRule="auto"/>
-        <w:rPr>
-          <w:rFonts w:ascii="Times New Roman" w:eastAsia="Times New Roman" w:hAnsi="Times New Roman" w:cs="Times New Roman"/>
-          <w:kern w:val="0"/>
-          <w:sz w:val="24"/>
-          <w:szCs w:val="24"/>
-          <w:lang w:val="en-GB" w:eastAsia="en-GB" w:bidi="ar-SA"/>
-          <w14:ligatures w14:val="none"/>
-        </w:rPr>
-      </w:pPr>
-      <w:r>
-        <w:rPr>
-          <w:rFonts w:ascii="Times New Roman" w:eastAsia="Times New Roman" w:hAnsi="Times New Roman" w:cs="Times New Roman"/>
-          <w:kern w:val="0"/>
-          <w:sz w:val="24"/>
-          <w:szCs w:val="24"/>
-          <w:lang w:val="en-GB" w:eastAsia="en-GB" w:bidi="ar-SA"/>
-          <w14:ligatures w14:val="none"/>
-        </w:rPr>
-        <w:t>AI investment approval workflow</w:t>
-      </w:r>
-    </w:p>
-    <w:p>
-      <w:pPr>
-        <w:spacing w:before="100" w:beforeAutospacing="1" w:after="100" w:afterAutospacing="1" w:line="240" w:lineRule="auto"/>
-        <w:outlineLvl w:val="2"/>
-        <w:rPr>
-          <w:rFonts w:ascii="Times New Roman" w:eastAsia="Times New Roman" w:hAnsi="Times New Roman" w:cs="Times New Roman"/>
-          <w:b/>
-          <w:bCs/>
-          <w:kern w:val="0"/>
-          <w:sz w:val="27"/>
-          <w:szCs w:val="27"/>
-          <w:lang w:val="en-GB" w:eastAsia="en-GB" w:bidi="ar-SA"/>
-          <w14:ligatures w14:val="none"/>
-        </w:rPr>
-      </w:pPr>
-      <w:r>
-        <w:rPr>
-          <w:rFonts w:ascii="Times New Roman" w:eastAsia="Times New Roman" w:hAnsi="Times New Roman" w:cs="Times New Roman"/>
-          <w:b/>
-          <w:bCs/>
-          <w:kern w:val="0"/>
-          <w:sz w:val="27"/>
-          <w:szCs w:val="27"/>
-          <w:lang w:val="en-GB" w:eastAsia="en-GB" w:bidi="ar-SA"/>
-          <w14:ligatures w14:val="none"/>
-        </w:rPr>
-        <w:t>09.1.2 AI Ethics &amp; Responsible Use Policy</w:t>
-      </w:r>
-    </w:p>
-    <w:p>
-      <w:pPr>
-        <w:spacing w:before="100" w:beforeAutospacing="1" w:after="100" w:afterAutospacing="1" w:line="240" w:lineRule="auto"/>
-        <w:rPr>
-          <w:rFonts w:ascii="Times New Roman" w:eastAsia="Times New Roman" w:hAnsi="Times New Roman" w:cs="Times New Roman"/>
-          <w:kern w:val="0"/>
-          <w:sz w:val="24"/>
-          <w:szCs w:val="24"/>
-          <w:lang w:val="en-GB" w:eastAsia="en-GB" w:bidi="ar-SA"/>
-          <w14:ligatures w14:val="none"/>
-        </w:rPr>
-      </w:pPr>
-      <w:r>
-        <w:rPr>
-          <w:rFonts w:ascii="Times New Roman" w:eastAsia="Times New Roman" w:hAnsi="Times New Roman" w:cs="Times New Roman"/>
-          <w:kern w:val="0"/>
-          <w:sz w:val="24"/>
-          <w:szCs w:val="24"/>
-          <w:lang w:val="en-GB" w:eastAsia="en-GB" w:bidi="ar-SA"/>
-          <w14:ligatures w14:val="none"/>
-        </w:rPr>
-        <w:t>Aligned with:</w:t>
-      </w:r>
-    </w:p>
-    <w:p>
-      <w:pPr>
-        <w:numPr>
-          <w:ilvl w:val="0"/>
-          <w:numId w:val="2"/>
-        </w:numPr>
-        <w:spacing w:before="100" w:beforeAutospacing="1" w:after="100" w:afterAutospacing="1" w:line="240" w:lineRule="auto"/>
-        <w:rPr>
-          <w:rFonts w:ascii="Times New Roman" w:eastAsia="Times New Roman" w:hAnsi="Times New Roman" w:cs="Times New Roman"/>
-          <w:kern w:val="0"/>
-          <w:sz w:val="24"/>
-          <w:szCs w:val="24"/>
-          <w:lang w:val="en-GB" w:eastAsia="en-GB" w:bidi="ar-SA"/>
-          <w14:ligatures w14:val="none"/>
-        </w:rPr>
-      </w:pPr>
-      <w:r>
-        <w:rPr>
-          <w:rFonts w:ascii="Times New Roman" w:eastAsia="Times New Roman" w:hAnsi="Times New Roman" w:cs="Times New Roman"/>
-          <w:kern w:val="0"/>
-          <w:sz w:val="24"/>
-          <w:szCs w:val="24"/>
-          <w:lang w:val="en-GB" w:eastAsia="en-GB" w:bidi="ar-SA"/>
-          <w14:ligatures w14:val="none"/>
-        </w:rPr>
-        <w:t>OECD AI Principles</w:t>
-      </w:r>
-    </w:p>
-    <w:p>
-      <w:pPr>
-        <w:numPr>
-          <w:ilvl w:val="0"/>
-          <w:numId w:val="2"/>
-        </w:numPr>
-        <w:spacing w:before="100" w:beforeAutospacing="1" w:after="100" w:afterAutospacing="1" w:line="240" w:lineRule="auto"/>
-        <w:rPr>
-          <w:rFonts w:ascii="Times New Roman" w:eastAsia="Times New Roman" w:hAnsi="Times New Roman" w:cs="Times New Roman"/>
-          <w:kern w:val="0"/>
-          <w:sz w:val="24"/>
-          <w:szCs w:val="24"/>
-          <w:lang w:val="en-GB" w:eastAsia="en-GB" w:bidi="ar-SA"/>
-          <w14:ligatures w14:val="none"/>
-        </w:rPr>
-      </w:pPr>
-      <w:r>
-        <w:rPr>
-          <w:rFonts w:ascii="Times New Roman" w:eastAsia="Times New Roman" w:hAnsi="Times New Roman" w:cs="Times New Roman"/>
-          <w:kern w:val="0"/>
-          <w:sz w:val="24"/>
-          <w:szCs w:val="24"/>
-          <w:lang w:val="en-GB" w:eastAsia="en-GB" w:bidi="ar-SA"/>
-          <w14:ligatures w14:val="none"/>
-        </w:rPr>
-        <w:t>European Commission AI Act guidelines</w:t>
-      </w:r>
-    </w:p>
-    <w:p>
-      <w:pPr>
-        <w:numPr>
-          <w:ilvl w:val="0"/>
-          <w:numId w:val="2"/>
-        </w:numPr>
-        <w:spacing w:before="100" w:beforeAutospacing="1" w:after="100" w:afterAutospacing="1" w:line="240" w:lineRule="auto"/>
-        <w:rPr>
-          <w:rFonts w:ascii="Times New Roman" w:eastAsia="Times New Roman" w:hAnsi="Times New Roman" w:cs="Times New Roman"/>
-          <w:kern w:val="0"/>
-          <w:sz w:val="24"/>
-          <w:szCs w:val="24"/>
-          <w:lang w:val="en-GB" w:eastAsia="en-GB" w:bidi="ar-SA"/>
-          <w14:ligatures w14:val="none"/>
-        </w:rPr>
-      </w:pPr>
-      <w:r>
-        <w:rPr>
-          <w:rFonts w:ascii="Times New Roman" w:eastAsia="Times New Roman" w:hAnsi="Times New Roman" w:cs="Times New Roman"/>
-          <w:kern w:val="0"/>
-          <w:sz w:val="24"/>
-          <w:szCs w:val="24"/>
-          <w:lang w:val="en-GB" w:eastAsia="en-GB" w:bidi="ar-SA"/>
-          <w14:ligatures w14:val="none"/>
-        </w:rPr>
-        <w:t>ISO 42001 (AI Management System)</w:t>
-      </w:r>
-    </w:p>
-    <w:p>
-      <w:pPr>
-        <w:spacing w:before="100" w:beforeAutospacing="1" w:after="100" w:afterAutospacing="1" w:line="240" w:lineRule="auto"/>
-        <w:rPr>
-          <w:rFonts w:ascii="Times New Roman" w:eastAsia="Times New Roman" w:hAnsi="Times New Roman" w:cs="Times New Roman"/>
-          <w:kern w:val="0"/>
-          <w:sz w:val="24"/>
-          <w:szCs w:val="24"/>
-          <w:lang w:val="en-GB" w:eastAsia="en-GB" w:bidi="ar-SA"/>
-          <w14:ligatures w14:val="none"/>
-        </w:rPr>
-      </w:pPr>
-      <w:r>
-        <w:rPr>
-          <w:rFonts w:ascii="Times New Roman" w:eastAsia="Times New Roman" w:hAnsi="Times New Roman" w:cs="Times New Roman"/>
-          <w:kern w:val="0"/>
-          <w:sz w:val="24"/>
-          <w:szCs w:val="24"/>
-          <w:lang w:val="en-GB" w:eastAsia="en-GB" w:bidi="ar-SA"/>
-          <w14:ligatures w14:val="none"/>
-        </w:rPr>
-        <w:t>Controls:</w:t>
-      </w:r>
-    </w:p>
-    <w:p>
-      <w:pPr>
-        <w:numPr>
-          <w:ilvl w:val="0"/>
-          <w:numId w:val="3"/>
-        </w:numPr>
-        <w:spacing w:before="100" w:beforeAutospacing="1" w:after="100" w:afterAutospacing="1" w:line="240" w:lineRule="auto"/>
-        <w:rPr>
-          <w:rFonts w:ascii="Times New Roman" w:eastAsia="Times New Roman" w:hAnsi="Times New Roman" w:cs="Times New Roman"/>
-          <w:kern w:val="0"/>
-          <w:sz w:val="24"/>
-          <w:szCs w:val="24"/>
-          <w:lang w:val="en-GB" w:eastAsia="en-GB" w:bidi="ar-SA"/>
-          <w14:ligatures w14:val="none"/>
-        </w:rPr>
-      </w:pPr>
-      <w:r>
-        <w:rPr>
-          <w:rFonts w:ascii="Times New Roman" w:eastAsia="Times New Roman" w:hAnsi="Times New Roman" w:cs="Times New Roman"/>
-          <w:kern w:val="0"/>
-          <w:sz w:val="24"/>
-          <w:szCs w:val="24"/>
-          <w:lang w:val="en-GB" w:eastAsia="en-GB" w:bidi="ar-SA"/>
-          <w14:ligatures w14:val="none"/>
-        </w:rPr>
-        <w:t>Bias mitigation framework</w:t>
-      </w:r>
-    </w:p>
-    <w:p>
-      <w:pPr>
-        <w:numPr>
-          <w:ilvl w:val="0"/>
-          <w:numId w:val="3"/>
-        </w:numPr>
-        <w:spacing w:before="100" w:beforeAutospacing="1" w:after="100" w:afterAutospacing="1" w:line="240" w:lineRule="auto"/>
-        <w:rPr>
-          <w:rFonts w:ascii="Times New Roman" w:eastAsia="Times New Roman" w:hAnsi="Times New Roman" w:cs="Times New Roman"/>
-          <w:kern w:val="0"/>
-          <w:sz w:val="24"/>
-          <w:szCs w:val="24"/>
-          <w:lang w:val="en-GB" w:eastAsia="en-GB" w:bidi="ar-SA"/>
-          <w14:ligatures w14:val="none"/>
-        </w:rPr>
-      </w:pPr>
-      <w:r>
-        <w:rPr>
-          <w:rFonts w:ascii="Times New Roman" w:eastAsia="Times New Roman" w:hAnsi="Times New Roman" w:cs="Times New Roman"/>
-          <w:kern w:val="0"/>
-          <w:sz w:val="24"/>
-          <w:szCs w:val="24"/>
-          <w:lang w:val="en-GB" w:eastAsia="en-GB" w:bidi="ar-SA"/>
-          <w14:ligatures w14:val="none"/>
-        </w:rPr>
-        <w:t>Human-in-the-loop requirements</w:t>
-      </w:r>
-    </w:p>
-    <w:p>
-      <w:pPr>
-        <w:numPr>
-          <w:ilvl w:val="0"/>
-          <w:numId w:val="3"/>
-        </w:numPr>
-        <w:spacing w:before="100" w:beforeAutospacing="1" w:after="100" w:afterAutospacing="1" w:line="240" w:lineRule="auto"/>
-        <w:rPr>
-          <w:rFonts w:ascii="Times New Roman" w:eastAsia="Times New Roman" w:hAnsi="Times New Roman" w:cs="Times New Roman"/>
-          <w:kern w:val="0"/>
-          <w:sz w:val="24"/>
-          <w:szCs w:val="24"/>
-          <w:lang w:val="en-GB" w:eastAsia="en-GB" w:bidi="ar-SA"/>
-          <w14:ligatures w14:val="none"/>
-        </w:rPr>
-      </w:pPr>
-      <w:r>
-        <w:rPr>
-          <w:rFonts w:ascii="Times New Roman" w:eastAsia="Times New Roman" w:hAnsi="Times New Roman" w:cs="Times New Roman"/>
-          <w:kern w:val="0"/>
-          <w:sz w:val="24"/>
-          <w:szCs w:val="24"/>
-          <w:lang w:val="en-GB" w:eastAsia="en-GB" w:bidi="ar-SA"/>
-          <w14:ligatures w14:val="none"/>
-        </w:rPr>
-        <w:t>Transparency &amp; explainability</w:t>
-      </w:r>
-    </w:p>
-    <w:p>
-      <w:pPr>
-        <w:numPr>
-          <w:ilvl w:val="0"/>
-          <w:numId w:val="3"/>
-        </w:numPr>
-        <w:spacing w:before="100" w:beforeAutospacing="1" w:after="100" w:afterAutospacing="1" w:line="240" w:lineRule="auto"/>
-        <w:rPr>
-          <w:rFonts w:ascii="Times New Roman" w:eastAsia="Times New Roman" w:hAnsi="Times New Roman" w:cs="Times New Roman"/>
-          <w:kern w:val="0"/>
-          <w:sz w:val="24"/>
-          <w:szCs w:val="24"/>
-          <w:lang w:val="en-GB" w:eastAsia="en-GB" w:bidi="ar-SA"/>
-          <w14:ligatures w14:val="none"/>
-        </w:rPr>
-      </w:pPr>
-      <w:r>
-        <w:rPr>
-          <w:rFonts w:ascii="Times New Roman" w:eastAsia="Times New Roman" w:hAnsi="Times New Roman" w:cs="Times New Roman"/>
-          <w:kern w:val="0"/>
-          <w:sz w:val="24"/>
-          <w:szCs w:val="24"/>
-          <w:lang w:val="en-GB" w:eastAsia="en-GB" w:bidi="ar-SA"/>
-          <w14:ligatures w14:val="none"/>
-        </w:rPr>
-        <w:t>AI decision override protocol</w:t>
-      </w:r>
-    </w:p>
-    <w:p>
-      <w:pPr>
-        <w:spacing w:after="0" w:line="240" w:lineRule="auto"/>
-        <w:rPr>
-          <w:rFonts w:ascii="Times New Roman" w:eastAsia="Times New Roman" w:hAnsi="Times New Roman" w:cs="Times New Roman"/>
-          <w:kern w:val="0"/>
-          <w:sz w:val="24"/>
-          <w:szCs w:val="24"/>
-          <w:lang w:val="en-GB" w:eastAsia="en-GB" w:bidi="ar-SA"/>
-          <w14:ligatures w14:val="none"/>
-        </w:rPr>
-      </w:pPr>
-      <w:r>
-        <w:rPr>
-          <w:rFonts w:ascii="Times New Roman" w:eastAsia="Times New Roman" w:hAnsi="Times New Roman" w:cs="Times New Roman"/>
-          <w:kern w:val="0"/>
-          <w:sz w:val="24"/>
-          <w:szCs w:val="24"/>
-          <w:lang w:val="en-GB" w:eastAsia="en-GB" w:bidi="ar-SA"/>
-          <w14:ligatures w14:val="none"/>
-        </w:rPr>
-        <w:pict w14:anchorId="4E0250FE">
-          <v:rect id="_x0000_i1026" style="width:0;height:1.5pt" o:hralign="center" o:hrstd="t" o:hr="t" fillcolor="#a0a0a0" stroked="f"/>
-        </w:pict>
-      </w:r>
-    </w:p>
-    <w:p>
-      <w:pPr>
-        <w:spacing w:before="100" w:beforeAutospacing="1" w:after="100" w:afterAutospacing="1" w:line="240" w:lineRule="auto"/>
-        <w:outlineLvl w:val="0"/>
+      </w:pPr>
+      <w:r>
         <w:rPr>
           <w:rFonts w:ascii="Times New Roman" w:eastAsia="Times New Roman" w:hAnsi="Times New Roman" w:cs="Times New Roman"/>
           <w:b/>
@@ -763,8 +763,404 @@
           <w:lang w:val="en-GB" w:eastAsia="en-GB" w:bidi="ar-SA"/>
           <w14:ligatures w14:val="none"/>
         </w:rPr>
-      </w:pPr>
-      <w:r>
+        <w:t>09.2 AI Use Case Management</w:t>
+      </w:r>
+    </w:p>
+    <w:p>
+      <w:pPr>
+        <w:spacing w:before="100" w:beforeAutospacing="1" w:after="100" w:afterAutospacing="1" w:line="240" w:lineRule="auto"/>
+        <w:outlineLvl w:val="2"/>
+        <w:rPr>
+          <w:rFonts w:ascii="Times New Roman" w:eastAsia="Times New Roman" w:hAnsi="Times New Roman" w:cs="Times New Roman"/>
+          <w:b/>
+          <w:bCs/>
+          <w:kern w:val="0"/>
+          <w:sz w:val="27"/>
+          <w:szCs w:val="27"/>
+          <w:lang w:val="en-GB" w:eastAsia="en-GB" w:bidi="ar-SA"/>
+          <w14:ligatures w14:val="none"/>
+        </w:rPr>
+      </w:pPr>
+      <w:r>
+        <w:rPr>
+          <w:rFonts w:ascii="Times New Roman" w:eastAsia="Times New Roman" w:hAnsi="Times New Roman" w:cs="Times New Roman"/>
+          <w:b/>
+          <w:bCs/>
+          <w:kern w:val="0"/>
+          <w:sz w:val="27"/>
+          <w:szCs w:val="27"/>
+          <w:lang w:val="en-GB" w:eastAsia="en-GB" w:bidi="ar-SA"/>
+          <w14:ligatures w14:val="none"/>
+        </w:rPr>
+        <w:t>09.2.1 AI Use Case Intake Procedure</w:t>
+      </w:r>
+    </w:p>
+    <w:p>
+      <w:pPr>
+        <w:spacing w:before="100" w:beforeAutospacing="1" w:after="100" w:afterAutospacing="1" w:line="240" w:lineRule="auto"/>
+        <w:rPr>
+          <w:rFonts w:ascii="Times New Roman" w:eastAsia="Times New Roman" w:hAnsi="Times New Roman" w:cs="Times New Roman"/>
+          <w:kern w:val="0"/>
+          <w:sz w:val="24"/>
+          <w:szCs w:val="24"/>
+          <w:lang w:val="en-GB" w:eastAsia="en-GB" w:bidi="ar-SA"/>
+          <w14:ligatures w14:val="none"/>
+        </w:rPr>
+      </w:pPr>
+      <w:r>
+        <w:rPr>
+          <w:rFonts w:ascii="Times New Roman" w:eastAsia="Times New Roman" w:hAnsi="Times New Roman" w:cs="Times New Roman"/>
+          <w:b/>
+          <w:bCs/>
+          <w:kern w:val="0"/>
+          <w:sz w:val="24"/>
+          <w:szCs w:val="24"/>
+          <w:lang w:val="en-GB" w:eastAsia="en-GB" w:bidi="ar-SA"/>
+          <w14:ligatures w14:val="none"/>
+        </w:rPr>
+        <w:lastRenderedPageBreak/>
+        <w:t>WBS Structure:</w:t>
+      </w:r>
+    </w:p>
+    <w:p>
+      <w:pPr>
+        <w:numPr>
+          <w:ilvl w:val="0"/>
+          <w:numId w:val="4"/>
+        </w:numPr>
+        <w:spacing w:before="100" w:beforeAutospacing="1" w:after="100" w:afterAutospacing="1" w:line="240" w:lineRule="auto"/>
+        <w:rPr>
+          <w:rFonts w:ascii="Times New Roman" w:eastAsia="Times New Roman" w:hAnsi="Times New Roman" w:cs="Times New Roman"/>
+          <w:kern w:val="0"/>
+          <w:sz w:val="24"/>
+          <w:szCs w:val="24"/>
+          <w:lang w:val="en-GB" w:eastAsia="en-GB" w:bidi="ar-SA"/>
+          <w14:ligatures w14:val="none"/>
+        </w:rPr>
+      </w:pPr>
+      <w:r>
+        <w:rPr>
+          <w:rFonts w:ascii="Times New Roman" w:eastAsia="Times New Roman" w:hAnsi="Times New Roman" w:cs="Times New Roman"/>
+          <w:kern w:val="0"/>
+          <w:sz w:val="24"/>
+          <w:szCs w:val="24"/>
+          <w:lang w:val="en-GB" w:eastAsia="en-GB" w:bidi="ar-SA"/>
+          <w14:ligatures w14:val="none"/>
+        </w:rPr>
+        <w:t>09.2.1.1 Business Need Identification Form (AI-F-001)</w:t>
+      </w:r>
+    </w:p>
+    <w:p>
+      <w:pPr>
+        <w:numPr>
+          <w:ilvl w:val="0"/>
+          <w:numId w:val="4"/>
+        </w:numPr>
+        <w:spacing w:before="100" w:beforeAutospacing="1" w:after="100" w:afterAutospacing="1" w:line="240" w:lineRule="auto"/>
+        <w:rPr>
+          <w:rFonts w:ascii="Times New Roman" w:eastAsia="Times New Roman" w:hAnsi="Times New Roman" w:cs="Times New Roman"/>
+          <w:kern w:val="0"/>
+          <w:sz w:val="24"/>
+          <w:szCs w:val="24"/>
+          <w:lang w:val="en-GB" w:eastAsia="en-GB" w:bidi="ar-SA"/>
+          <w14:ligatures w14:val="none"/>
+        </w:rPr>
+      </w:pPr>
+      <w:r>
+        <w:rPr>
+          <w:rFonts w:ascii="Times New Roman" w:eastAsia="Times New Roman" w:hAnsi="Times New Roman" w:cs="Times New Roman"/>
+          <w:kern w:val="0"/>
+          <w:sz w:val="24"/>
+          <w:szCs w:val="24"/>
+          <w:lang w:val="en-GB" w:eastAsia="en-GB" w:bidi="ar-SA"/>
+          <w14:ligatures w14:val="none"/>
+        </w:rPr>
+        <w:t>09.2.1.2 Value Assessment Template (ROI / Efficiency / Risk)</w:t>
+      </w:r>
+    </w:p>
+    <w:p>
+      <w:pPr>
+        <w:numPr>
+          <w:ilvl w:val="0"/>
+          <w:numId w:val="4"/>
+        </w:numPr>
+        <w:spacing w:before="100" w:beforeAutospacing="1" w:after="100" w:afterAutospacing="1" w:line="240" w:lineRule="auto"/>
+        <w:rPr>
+          <w:rFonts w:ascii="Times New Roman" w:eastAsia="Times New Roman" w:hAnsi="Times New Roman" w:cs="Times New Roman"/>
+          <w:kern w:val="0"/>
+          <w:sz w:val="24"/>
+          <w:szCs w:val="24"/>
+          <w:lang w:val="en-GB" w:eastAsia="en-GB" w:bidi="ar-SA"/>
+          <w14:ligatures w14:val="none"/>
+        </w:rPr>
+      </w:pPr>
+      <w:r>
+        <w:rPr>
+          <w:rFonts w:ascii="Times New Roman" w:eastAsia="Times New Roman" w:hAnsi="Times New Roman" w:cs="Times New Roman"/>
+          <w:kern w:val="0"/>
+          <w:sz w:val="24"/>
+          <w:szCs w:val="24"/>
+          <w:lang w:val="en-GB" w:eastAsia="en-GB" w:bidi="ar-SA"/>
+          <w14:ligatures w14:val="none"/>
+        </w:rPr>
+        <w:t>09.2.1.3 Data Availability Assessment</w:t>
+      </w:r>
+    </w:p>
+    <w:p>
+      <w:pPr>
+        <w:numPr>
+          <w:ilvl w:val="0"/>
+          <w:numId w:val="4"/>
+        </w:numPr>
+        <w:spacing w:before="100" w:beforeAutospacing="1" w:after="100" w:afterAutospacing="1" w:line="240" w:lineRule="auto"/>
+        <w:rPr>
+          <w:rFonts w:ascii="Times New Roman" w:eastAsia="Times New Roman" w:hAnsi="Times New Roman" w:cs="Times New Roman"/>
+          <w:kern w:val="0"/>
+          <w:sz w:val="24"/>
+          <w:szCs w:val="24"/>
+          <w:lang w:val="en-GB" w:eastAsia="en-GB" w:bidi="ar-SA"/>
+          <w14:ligatures w14:val="none"/>
+        </w:rPr>
+      </w:pPr>
+      <w:r>
+        <w:rPr>
+          <w:rFonts w:ascii="Times New Roman" w:eastAsia="Times New Roman" w:hAnsi="Times New Roman" w:cs="Times New Roman"/>
+          <w:kern w:val="0"/>
+          <w:sz w:val="24"/>
+          <w:szCs w:val="24"/>
+          <w:lang w:val="en-GB" w:eastAsia="en-GB" w:bidi="ar-SA"/>
+          <w14:ligatures w14:val="none"/>
+        </w:rPr>
+        <w:t>09.2.1.4 Risk Classification Matrix</w:t>
+      </w:r>
+    </w:p>
+    <w:p>
+      <w:pPr>
+        <w:numPr>
+          <w:ilvl w:val="0"/>
+          <w:numId w:val="4"/>
+        </w:numPr>
+        <w:spacing w:before="100" w:beforeAutospacing="1" w:after="100" w:afterAutospacing="1" w:line="240" w:lineRule="auto"/>
+        <w:rPr>
+          <w:rFonts w:ascii="Times New Roman" w:eastAsia="Times New Roman" w:hAnsi="Times New Roman" w:cs="Times New Roman"/>
+          <w:kern w:val="0"/>
+          <w:sz w:val="24"/>
+          <w:szCs w:val="24"/>
+          <w:lang w:val="en-GB" w:eastAsia="en-GB" w:bidi="ar-SA"/>
+          <w14:ligatures w14:val="none"/>
+        </w:rPr>
+      </w:pPr>
+      <w:r>
+        <w:rPr>
+          <w:rFonts w:ascii="Times New Roman" w:eastAsia="Times New Roman" w:hAnsi="Times New Roman" w:cs="Times New Roman"/>
+          <w:kern w:val="0"/>
+          <w:sz w:val="24"/>
+          <w:szCs w:val="24"/>
+          <w:lang w:val="en-GB" w:eastAsia="en-GB" w:bidi="ar-SA"/>
+          <w14:ligatures w14:val="none"/>
+        </w:rPr>
+        <w:t>09.2.1.5 Steering Committee Approval</w:t>
+      </w:r>
+    </w:p>
+    <w:p>
+      <w:pPr>
+        <w:spacing w:before="100" w:beforeAutospacing="1" w:after="100" w:afterAutospacing="1" w:line="240" w:lineRule="auto"/>
+        <w:outlineLvl w:val="2"/>
+        <w:rPr>
+          <w:rFonts w:ascii="Times New Roman" w:eastAsia="Times New Roman" w:hAnsi="Times New Roman" w:cs="Times New Roman"/>
+          <w:b/>
+          <w:bCs/>
+          <w:kern w:val="0"/>
+          <w:sz w:val="27"/>
+          <w:szCs w:val="27"/>
+          <w:lang w:val="en-GB" w:eastAsia="en-GB" w:bidi="ar-SA"/>
+          <w14:ligatures w14:val="none"/>
+        </w:rPr>
+      </w:pPr>
+      <w:r>
+        <w:rPr>
+          <w:rFonts w:ascii="Times New Roman" w:eastAsia="Times New Roman" w:hAnsi="Times New Roman" w:cs="Times New Roman"/>
+          <w:b/>
+          <w:bCs/>
+          <w:kern w:val="0"/>
+          <w:sz w:val="27"/>
+          <w:szCs w:val="27"/>
+          <w:lang w:val="en-GB" w:eastAsia="en-GB" w:bidi="ar-SA"/>
+          <w14:ligatures w14:val="none"/>
+        </w:rPr>
+        <w:t>09.2.2 AI Portfolio Categorization</w:t>
+      </w:r>
+    </w:p>
+    <w:p>
+      <w:pPr>
+        <w:numPr>
+          <w:ilvl w:val="0"/>
+          <w:numId w:val="5"/>
+        </w:numPr>
+        <w:spacing w:before="100" w:beforeAutospacing="1" w:after="100" w:afterAutospacing="1" w:line="240" w:lineRule="auto"/>
+        <w:rPr>
+          <w:rFonts w:ascii="Times New Roman" w:eastAsia="Times New Roman" w:hAnsi="Times New Roman" w:cs="Times New Roman"/>
+          <w:kern w:val="0"/>
+          <w:sz w:val="24"/>
+          <w:szCs w:val="24"/>
+          <w:lang w:val="en-GB" w:eastAsia="en-GB" w:bidi="ar-SA"/>
+          <w14:ligatures w14:val="none"/>
+        </w:rPr>
+      </w:pPr>
+      <w:r>
+        <w:rPr>
+          <w:rFonts w:ascii="Times New Roman" w:eastAsia="Times New Roman" w:hAnsi="Times New Roman" w:cs="Times New Roman"/>
+          <w:kern w:val="0"/>
+          <w:sz w:val="24"/>
+          <w:szCs w:val="24"/>
+          <w:lang w:val="en-GB" w:eastAsia="en-GB" w:bidi="ar-SA"/>
+          <w14:ligatures w14:val="none"/>
+        </w:rPr>
+        <w:t>Operational AI (FM predictive maintenance)</w:t>
+      </w:r>
+    </w:p>
+    <w:p>
+      <w:pPr>
+        <w:numPr>
+          <w:ilvl w:val="0"/>
+          <w:numId w:val="5"/>
+        </w:numPr>
+        <w:spacing w:before="100" w:beforeAutospacing="1" w:after="100" w:afterAutospacing="1" w:line="240" w:lineRule="auto"/>
+        <w:rPr>
+          <w:rFonts w:ascii="Times New Roman" w:eastAsia="Times New Roman" w:hAnsi="Times New Roman" w:cs="Times New Roman"/>
+          <w:kern w:val="0"/>
+          <w:sz w:val="24"/>
+          <w:szCs w:val="24"/>
+          <w:lang w:val="en-GB" w:eastAsia="en-GB" w:bidi="ar-SA"/>
+          <w14:ligatures w14:val="none"/>
+        </w:rPr>
+      </w:pPr>
+      <w:r>
+        <w:rPr>
+          <w:rFonts w:ascii="Times New Roman" w:eastAsia="Times New Roman" w:hAnsi="Times New Roman" w:cs="Times New Roman"/>
+          <w:kern w:val="0"/>
+          <w:sz w:val="24"/>
+          <w:szCs w:val="24"/>
+          <w:lang w:val="en-GB" w:eastAsia="en-GB" w:bidi="ar-SA"/>
+          <w14:ligatures w14:val="none"/>
+        </w:rPr>
+        <w:t>Financial AI (Investment analytics)</w:t>
+      </w:r>
+    </w:p>
+    <w:p>
+      <w:pPr>
+        <w:numPr>
+          <w:ilvl w:val="0"/>
+          <w:numId w:val="5"/>
+        </w:numPr>
+        <w:spacing w:before="100" w:beforeAutospacing="1" w:after="100" w:afterAutospacing="1" w:line="240" w:lineRule="auto"/>
+        <w:rPr>
+          <w:rFonts w:ascii="Times New Roman" w:eastAsia="Times New Roman" w:hAnsi="Times New Roman" w:cs="Times New Roman"/>
+          <w:kern w:val="0"/>
+          <w:sz w:val="24"/>
+          <w:szCs w:val="24"/>
+          <w:lang w:val="en-GB" w:eastAsia="en-GB" w:bidi="ar-SA"/>
+          <w14:ligatures w14:val="none"/>
+        </w:rPr>
+      </w:pPr>
+      <w:r>
+        <w:rPr>
+          <w:rFonts w:ascii="Times New Roman" w:eastAsia="Times New Roman" w:hAnsi="Times New Roman" w:cs="Times New Roman"/>
+          <w:kern w:val="0"/>
+          <w:sz w:val="24"/>
+          <w:szCs w:val="24"/>
+          <w:lang w:val="en-GB" w:eastAsia="en-GB" w:bidi="ar-SA"/>
+          <w14:ligatures w14:val="none"/>
+        </w:rPr>
+        <w:t>Risk AI (Fraud detection)</w:t>
+      </w:r>
+    </w:p>
+    <w:p>
+      <w:pPr>
+        <w:numPr>
+          <w:ilvl w:val="0"/>
+          <w:numId w:val="5"/>
+        </w:numPr>
+        <w:spacing w:before="100" w:beforeAutospacing="1" w:after="100" w:afterAutospacing="1" w:line="240" w:lineRule="auto"/>
+        <w:rPr>
+          <w:rFonts w:ascii="Times New Roman" w:eastAsia="Times New Roman" w:hAnsi="Times New Roman" w:cs="Times New Roman"/>
+          <w:kern w:val="0"/>
+          <w:sz w:val="24"/>
+          <w:szCs w:val="24"/>
+          <w:lang w:val="en-GB" w:eastAsia="en-GB" w:bidi="ar-SA"/>
+          <w14:ligatures w14:val="none"/>
+        </w:rPr>
+      </w:pPr>
+      <w:r>
+        <w:rPr>
+          <w:rFonts w:ascii="Times New Roman" w:eastAsia="Times New Roman" w:hAnsi="Times New Roman" w:cs="Times New Roman"/>
+          <w:kern w:val="0"/>
+          <w:sz w:val="24"/>
+          <w:szCs w:val="24"/>
+          <w:lang w:val="en-GB" w:eastAsia="en-GB" w:bidi="ar-SA"/>
+          <w14:ligatures w14:val="none"/>
+        </w:rPr>
+        <w:t>Customer AI (Tenant churn prediction)</w:t>
+      </w:r>
+    </w:p>
+    <w:p>
+      <w:pPr>
+        <w:numPr>
+          <w:ilvl w:val="0"/>
+          <w:numId w:val="5"/>
+        </w:numPr>
+        <w:spacing w:before="100" w:beforeAutospacing="1" w:after="100" w:afterAutospacing="1" w:line="240" w:lineRule="auto"/>
+        <w:rPr>
+          <w:rFonts w:ascii="Times New Roman" w:eastAsia="Times New Roman" w:hAnsi="Times New Roman" w:cs="Times New Roman"/>
+          <w:kern w:val="0"/>
+          <w:sz w:val="24"/>
+          <w:szCs w:val="24"/>
+          <w:lang w:val="en-GB" w:eastAsia="en-GB" w:bidi="ar-SA"/>
+          <w14:ligatures w14:val="none"/>
+        </w:rPr>
+      </w:pPr>
+      <w:r>
+        <w:rPr>
+          <w:rFonts w:ascii="Times New Roman" w:eastAsia="Times New Roman" w:hAnsi="Times New Roman" w:cs="Times New Roman"/>
+          <w:kern w:val="0"/>
+          <w:sz w:val="24"/>
+          <w:szCs w:val="24"/>
+          <w:lang w:val="en-GB" w:eastAsia="en-GB" w:bidi="ar-SA"/>
+          <w14:ligatures w14:val="none"/>
+        </w:rPr>
+        <w:t>Knowledge AI (Policy assistant, chatbot)</w:t>
+      </w:r>
+    </w:p>
+    <w:p>
+      <w:pPr>
+        <w:spacing w:after="0" w:line="240" w:lineRule="auto"/>
+        <w:rPr>
+          <w:rFonts w:ascii="Times New Roman" w:eastAsia="Times New Roman" w:hAnsi="Times New Roman" w:cs="Times New Roman"/>
+          <w:kern w:val="0"/>
+          <w:sz w:val="24"/>
+          <w:szCs w:val="24"/>
+          <w:lang w:val="en-GB" w:eastAsia="en-GB" w:bidi="ar-SA"/>
+          <w14:ligatures w14:val="none"/>
+        </w:rPr>
+      </w:pPr>
+      <w:r>
+        <w:rPr>
+          <w:rFonts w:ascii="Times New Roman" w:eastAsia="Times New Roman" w:hAnsi="Times New Roman" w:cs="Times New Roman"/>
+          <w:kern w:val="0"/>
+          <w:sz w:val="24"/>
+          <w:szCs w:val="24"/>
+          <w:lang w:val="en-GB" w:eastAsia="en-GB" w:bidi="ar-SA"/>
+          <w14:ligatures w14:val="none"/>
+        </w:rPr>
+        <w:pict w14:anchorId="49EA0487">
+          <v:rect id="_x0000_i1027" style="width:0;height:1.5pt" o:hralign="center" o:hrstd="t" o:hr="t" fillcolor="#a0a0a0" stroked="f"/>
+        </w:pict>
+      </w:r>
+    </w:p>
+    <w:p>
+      <w:pPr>
+        <w:spacing w:before="100" w:beforeAutospacing="1" w:after="100" w:afterAutospacing="1" w:line="240" w:lineRule="auto"/>
+        <w:outlineLvl w:val="0"/>
         <w:rPr>
           <w:rFonts w:ascii="Times New Roman" w:eastAsia="Times New Roman" w:hAnsi="Times New Roman" w:cs="Times New Roman"/>
           <w:b/>
@@ -775,404 +1171,8 @@
           <w:lang w:val="en-GB" w:eastAsia="en-GB" w:bidi="ar-SA"/>
           <w14:ligatures w14:val="none"/>
         </w:rPr>
-        <w:t>09.2 AI Use Case Management</w:t>
-      </w:r>
-    </w:p>
-    <w:p>
-      <w:pPr>
-        <w:spacing w:before="100" w:beforeAutospacing="1" w:after="100" w:afterAutospacing="1" w:line="240" w:lineRule="auto"/>
-        <w:outlineLvl w:val="2"/>
-        <w:rPr>
-          <w:rFonts w:ascii="Times New Roman" w:eastAsia="Times New Roman" w:hAnsi="Times New Roman" w:cs="Times New Roman"/>
-          <w:b/>
-          <w:bCs/>
-          <w:kern w:val="0"/>
-          <w:sz w:val="27"/>
-          <w:szCs w:val="27"/>
-          <w:lang w:val="en-GB" w:eastAsia="en-GB" w:bidi="ar-SA"/>
-          <w14:ligatures w14:val="none"/>
-        </w:rPr>
-      </w:pPr>
-      <w:r>
-        <w:rPr>
-          <w:rFonts w:ascii="Times New Roman" w:eastAsia="Times New Roman" w:hAnsi="Times New Roman" w:cs="Times New Roman"/>
-          <w:b/>
-          <w:bCs/>
-          <w:kern w:val="0"/>
-          <w:sz w:val="27"/>
-          <w:szCs w:val="27"/>
-          <w:lang w:val="en-GB" w:eastAsia="en-GB" w:bidi="ar-SA"/>
-          <w14:ligatures w14:val="none"/>
-        </w:rPr>
-        <w:t>09.2.1 AI Use Case Intake Procedure</w:t>
-      </w:r>
-    </w:p>
-    <w:p>
-      <w:pPr>
-        <w:spacing w:before="100" w:beforeAutospacing="1" w:after="100" w:afterAutospacing="1" w:line="240" w:lineRule="auto"/>
-        <w:rPr>
-          <w:rFonts w:ascii="Times New Roman" w:eastAsia="Times New Roman" w:hAnsi="Times New Roman" w:cs="Times New Roman"/>
-          <w:kern w:val="0"/>
-          <w:sz w:val="24"/>
-          <w:szCs w:val="24"/>
-          <w:lang w:val="en-GB" w:eastAsia="en-GB" w:bidi="ar-SA"/>
-          <w14:ligatures w14:val="none"/>
-        </w:rPr>
-      </w:pPr>
-      <w:r>
-        <w:rPr>
-          <w:rFonts w:ascii="Times New Roman" w:eastAsia="Times New Roman" w:hAnsi="Times New Roman" w:cs="Times New Roman"/>
-          <w:b/>
-          <w:bCs/>
-          <w:kern w:val="0"/>
-          <w:sz w:val="24"/>
-          <w:szCs w:val="24"/>
-          <w:lang w:val="en-GB" w:eastAsia="en-GB" w:bidi="ar-SA"/>
-          <w14:ligatures w14:val="none"/>
-        </w:rPr>
-        <w:lastRenderedPageBreak/>
-        <w:t>WBS Structure:</w:t>
-      </w:r>
-    </w:p>
-    <w:p>
-      <w:pPr>
-        <w:numPr>
-          <w:ilvl w:val="0"/>
-          <w:numId w:val="4"/>
-        </w:numPr>
-        <w:spacing w:before="100" w:beforeAutospacing="1" w:after="100" w:afterAutospacing="1" w:line="240" w:lineRule="auto"/>
-        <w:rPr>
-          <w:rFonts w:ascii="Times New Roman" w:eastAsia="Times New Roman" w:hAnsi="Times New Roman" w:cs="Times New Roman"/>
-          <w:kern w:val="0"/>
-          <w:sz w:val="24"/>
-          <w:szCs w:val="24"/>
-          <w:lang w:val="en-GB" w:eastAsia="en-GB" w:bidi="ar-SA"/>
-          <w14:ligatures w14:val="none"/>
-        </w:rPr>
-      </w:pPr>
-      <w:r>
-        <w:rPr>
-          <w:rFonts w:ascii="Times New Roman" w:eastAsia="Times New Roman" w:hAnsi="Times New Roman" w:cs="Times New Roman"/>
-          <w:kern w:val="0"/>
-          <w:sz w:val="24"/>
-          <w:szCs w:val="24"/>
-          <w:lang w:val="en-GB" w:eastAsia="en-GB" w:bidi="ar-SA"/>
-          <w14:ligatures w14:val="none"/>
-        </w:rPr>
-        <w:t>09.2.1.1 Business Need Identification Form (AI-F-001)</w:t>
-      </w:r>
-    </w:p>
-    <w:p>
-      <w:pPr>
-        <w:numPr>
-          <w:ilvl w:val="0"/>
-          <w:numId w:val="4"/>
-        </w:numPr>
-        <w:spacing w:before="100" w:beforeAutospacing="1" w:after="100" w:afterAutospacing="1" w:line="240" w:lineRule="auto"/>
-        <w:rPr>
-          <w:rFonts w:ascii="Times New Roman" w:eastAsia="Times New Roman" w:hAnsi="Times New Roman" w:cs="Times New Roman"/>
-          <w:kern w:val="0"/>
-          <w:sz w:val="24"/>
-          <w:szCs w:val="24"/>
-          <w:lang w:val="en-GB" w:eastAsia="en-GB" w:bidi="ar-SA"/>
-          <w14:ligatures w14:val="none"/>
-        </w:rPr>
-      </w:pPr>
-      <w:r>
-        <w:rPr>
-          <w:rFonts w:ascii="Times New Roman" w:eastAsia="Times New Roman" w:hAnsi="Times New Roman" w:cs="Times New Roman"/>
-          <w:kern w:val="0"/>
-          <w:sz w:val="24"/>
-          <w:szCs w:val="24"/>
-          <w:lang w:val="en-GB" w:eastAsia="en-GB" w:bidi="ar-SA"/>
-          <w14:ligatures w14:val="none"/>
-        </w:rPr>
-        <w:t>09.2.1.2 Value Assessment Template (ROI / Efficiency / Risk)</w:t>
-      </w:r>
-    </w:p>
-    <w:p>
-      <w:pPr>
-        <w:numPr>
-          <w:ilvl w:val="0"/>
-          <w:numId w:val="4"/>
-        </w:numPr>
-        <w:spacing w:before="100" w:beforeAutospacing="1" w:after="100" w:afterAutospacing="1" w:line="240" w:lineRule="auto"/>
-        <w:rPr>
-          <w:rFonts w:ascii="Times New Roman" w:eastAsia="Times New Roman" w:hAnsi="Times New Roman" w:cs="Times New Roman"/>
-          <w:kern w:val="0"/>
-          <w:sz w:val="24"/>
-          <w:szCs w:val="24"/>
-          <w:lang w:val="en-GB" w:eastAsia="en-GB" w:bidi="ar-SA"/>
-          <w14:ligatures w14:val="none"/>
-        </w:rPr>
-      </w:pPr>
-      <w:r>
-        <w:rPr>
-          <w:rFonts w:ascii="Times New Roman" w:eastAsia="Times New Roman" w:hAnsi="Times New Roman" w:cs="Times New Roman"/>
-          <w:kern w:val="0"/>
-          <w:sz w:val="24"/>
-          <w:szCs w:val="24"/>
-          <w:lang w:val="en-GB" w:eastAsia="en-GB" w:bidi="ar-SA"/>
-          <w14:ligatures w14:val="none"/>
-        </w:rPr>
-        <w:t>09.2.1.3 Data Availability Assessment</w:t>
-      </w:r>
-    </w:p>
-    <w:p>
-      <w:pPr>
-        <w:numPr>
-          <w:ilvl w:val="0"/>
-          <w:numId w:val="4"/>
-        </w:numPr>
-        <w:spacing w:before="100" w:beforeAutospacing="1" w:after="100" w:afterAutospacing="1" w:line="240" w:lineRule="auto"/>
-        <w:rPr>
-          <w:rFonts w:ascii="Times New Roman" w:eastAsia="Times New Roman" w:hAnsi="Times New Roman" w:cs="Times New Roman"/>
-          <w:kern w:val="0"/>
-          <w:sz w:val="24"/>
-          <w:szCs w:val="24"/>
-          <w:lang w:val="en-GB" w:eastAsia="en-GB" w:bidi="ar-SA"/>
-          <w14:ligatures w14:val="none"/>
-        </w:rPr>
-      </w:pPr>
-      <w:r>
-        <w:rPr>
-          <w:rFonts w:ascii="Times New Roman" w:eastAsia="Times New Roman" w:hAnsi="Times New Roman" w:cs="Times New Roman"/>
-          <w:kern w:val="0"/>
-          <w:sz w:val="24"/>
-          <w:szCs w:val="24"/>
-          <w:lang w:val="en-GB" w:eastAsia="en-GB" w:bidi="ar-SA"/>
-          <w14:ligatures w14:val="none"/>
-        </w:rPr>
-        <w:t>09.2.1.4 Risk Classification Matrix</w:t>
-      </w:r>
-    </w:p>
-    <w:p>
-      <w:pPr>
-        <w:numPr>
-          <w:ilvl w:val="0"/>
-          <w:numId w:val="4"/>
-        </w:numPr>
-        <w:spacing w:before="100" w:beforeAutospacing="1" w:after="100" w:afterAutospacing="1" w:line="240" w:lineRule="auto"/>
-        <w:rPr>
-          <w:rFonts w:ascii="Times New Roman" w:eastAsia="Times New Roman" w:hAnsi="Times New Roman" w:cs="Times New Roman"/>
-          <w:kern w:val="0"/>
-          <w:sz w:val="24"/>
-          <w:szCs w:val="24"/>
-          <w:lang w:val="en-GB" w:eastAsia="en-GB" w:bidi="ar-SA"/>
-          <w14:ligatures w14:val="none"/>
-        </w:rPr>
-      </w:pPr>
-      <w:r>
-        <w:rPr>
-          <w:rFonts w:ascii="Times New Roman" w:eastAsia="Times New Roman" w:hAnsi="Times New Roman" w:cs="Times New Roman"/>
-          <w:kern w:val="0"/>
-          <w:sz w:val="24"/>
-          <w:szCs w:val="24"/>
-          <w:lang w:val="en-GB" w:eastAsia="en-GB" w:bidi="ar-SA"/>
-          <w14:ligatures w14:val="none"/>
-        </w:rPr>
-        <w:t>09.2.1.5 Steering Committee Approval</w:t>
-      </w:r>
-    </w:p>
-    <w:p>
-      <w:pPr>
-        <w:spacing w:before="100" w:beforeAutospacing="1" w:after="100" w:afterAutospacing="1" w:line="240" w:lineRule="auto"/>
-        <w:outlineLvl w:val="2"/>
-        <w:rPr>
-          <w:rFonts w:ascii="Times New Roman" w:eastAsia="Times New Roman" w:hAnsi="Times New Roman" w:cs="Times New Roman"/>
-          <w:b/>
-          <w:bCs/>
-          <w:kern w:val="0"/>
-          <w:sz w:val="27"/>
-          <w:szCs w:val="27"/>
-          <w:lang w:val="en-GB" w:eastAsia="en-GB" w:bidi="ar-SA"/>
-          <w14:ligatures w14:val="none"/>
-        </w:rPr>
-      </w:pPr>
-      <w:r>
-        <w:rPr>
-          <w:rFonts w:ascii="Times New Roman" w:eastAsia="Times New Roman" w:hAnsi="Times New Roman" w:cs="Times New Roman"/>
-          <w:b/>
-          <w:bCs/>
-          <w:kern w:val="0"/>
-          <w:sz w:val="27"/>
-          <w:szCs w:val="27"/>
-          <w:lang w:val="en-GB" w:eastAsia="en-GB" w:bidi="ar-SA"/>
-          <w14:ligatures w14:val="none"/>
-        </w:rPr>
-        <w:t>09.2.2 AI Portfolio Categorization</w:t>
-      </w:r>
-    </w:p>
-    <w:p>
-      <w:pPr>
-        <w:numPr>
-          <w:ilvl w:val="0"/>
-          <w:numId w:val="5"/>
-        </w:numPr>
-        <w:spacing w:before="100" w:beforeAutospacing="1" w:after="100" w:afterAutospacing="1" w:line="240" w:lineRule="auto"/>
-        <w:rPr>
-          <w:rFonts w:ascii="Times New Roman" w:eastAsia="Times New Roman" w:hAnsi="Times New Roman" w:cs="Times New Roman"/>
-          <w:kern w:val="0"/>
-          <w:sz w:val="24"/>
-          <w:szCs w:val="24"/>
-          <w:lang w:val="en-GB" w:eastAsia="en-GB" w:bidi="ar-SA"/>
-          <w14:ligatures w14:val="none"/>
-        </w:rPr>
-      </w:pPr>
-      <w:r>
-        <w:rPr>
-          <w:rFonts w:ascii="Times New Roman" w:eastAsia="Times New Roman" w:hAnsi="Times New Roman" w:cs="Times New Roman"/>
-          <w:kern w:val="0"/>
-          <w:sz w:val="24"/>
-          <w:szCs w:val="24"/>
-          <w:lang w:val="en-GB" w:eastAsia="en-GB" w:bidi="ar-SA"/>
-          <w14:ligatures w14:val="none"/>
-        </w:rPr>
-        <w:t>Operational AI (FM predictive maintenance)</w:t>
-      </w:r>
-    </w:p>
-    <w:p>
-      <w:pPr>
-        <w:numPr>
-          <w:ilvl w:val="0"/>
-          <w:numId w:val="5"/>
-        </w:numPr>
-        <w:spacing w:before="100" w:beforeAutospacing="1" w:after="100" w:afterAutospacing="1" w:line="240" w:lineRule="auto"/>
-        <w:rPr>
-          <w:rFonts w:ascii="Times New Roman" w:eastAsia="Times New Roman" w:hAnsi="Times New Roman" w:cs="Times New Roman"/>
-          <w:kern w:val="0"/>
-          <w:sz w:val="24"/>
-          <w:szCs w:val="24"/>
-          <w:lang w:val="en-GB" w:eastAsia="en-GB" w:bidi="ar-SA"/>
-          <w14:ligatures w14:val="none"/>
-        </w:rPr>
-      </w:pPr>
-      <w:r>
-        <w:rPr>
-          <w:rFonts w:ascii="Times New Roman" w:eastAsia="Times New Roman" w:hAnsi="Times New Roman" w:cs="Times New Roman"/>
-          <w:kern w:val="0"/>
-          <w:sz w:val="24"/>
-          <w:szCs w:val="24"/>
-          <w:lang w:val="en-GB" w:eastAsia="en-GB" w:bidi="ar-SA"/>
-          <w14:ligatures w14:val="none"/>
-        </w:rPr>
-        <w:t>Financial AI (Investment analytics)</w:t>
-      </w:r>
-    </w:p>
-    <w:p>
-      <w:pPr>
-        <w:numPr>
-          <w:ilvl w:val="0"/>
-          <w:numId w:val="5"/>
-        </w:numPr>
-        <w:spacing w:before="100" w:beforeAutospacing="1" w:after="100" w:afterAutospacing="1" w:line="240" w:lineRule="auto"/>
-        <w:rPr>
-          <w:rFonts w:ascii="Times New Roman" w:eastAsia="Times New Roman" w:hAnsi="Times New Roman" w:cs="Times New Roman"/>
-          <w:kern w:val="0"/>
-          <w:sz w:val="24"/>
-          <w:szCs w:val="24"/>
-          <w:lang w:val="en-GB" w:eastAsia="en-GB" w:bidi="ar-SA"/>
-          <w14:ligatures w14:val="none"/>
-        </w:rPr>
-      </w:pPr>
-      <w:r>
-        <w:rPr>
-          <w:rFonts w:ascii="Times New Roman" w:eastAsia="Times New Roman" w:hAnsi="Times New Roman" w:cs="Times New Roman"/>
-          <w:kern w:val="0"/>
-          <w:sz w:val="24"/>
-          <w:szCs w:val="24"/>
-          <w:lang w:val="en-GB" w:eastAsia="en-GB" w:bidi="ar-SA"/>
-          <w14:ligatures w14:val="none"/>
-        </w:rPr>
-        <w:t>Risk AI (Fraud detection)</w:t>
-      </w:r>
-    </w:p>
-    <w:p>
-      <w:pPr>
-        <w:numPr>
-          <w:ilvl w:val="0"/>
-          <w:numId w:val="5"/>
-        </w:numPr>
-        <w:spacing w:before="100" w:beforeAutospacing="1" w:after="100" w:afterAutospacing="1" w:line="240" w:lineRule="auto"/>
-        <w:rPr>
-          <w:rFonts w:ascii="Times New Roman" w:eastAsia="Times New Roman" w:hAnsi="Times New Roman" w:cs="Times New Roman"/>
-          <w:kern w:val="0"/>
-          <w:sz w:val="24"/>
-          <w:szCs w:val="24"/>
-          <w:lang w:val="en-GB" w:eastAsia="en-GB" w:bidi="ar-SA"/>
-          <w14:ligatures w14:val="none"/>
-        </w:rPr>
-      </w:pPr>
-      <w:r>
-        <w:rPr>
-          <w:rFonts w:ascii="Times New Roman" w:eastAsia="Times New Roman" w:hAnsi="Times New Roman" w:cs="Times New Roman"/>
-          <w:kern w:val="0"/>
-          <w:sz w:val="24"/>
-          <w:szCs w:val="24"/>
-          <w:lang w:val="en-GB" w:eastAsia="en-GB" w:bidi="ar-SA"/>
-          <w14:ligatures w14:val="none"/>
-        </w:rPr>
-        <w:t>Customer AI (Tenant churn prediction)</w:t>
-      </w:r>
-    </w:p>
-    <w:p>
-      <w:pPr>
-        <w:numPr>
-          <w:ilvl w:val="0"/>
-          <w:numId w:val="5"/>
-        </w:numPr>
-        <w:spacing w:before="100" w:beforeAutospacing="1" w:after="100" w:afterAutospacing="1" w:line="240" w:lineRule="auto"/>
-        <w:rPr>
-          <w:rFonts w:ascii="Times New Roman" w:eastAsia="Times New Roman" w:hAnsi="Times New Roman" w:cs="Times New Roman"/>
-          <w:kern w:val="0"/>
-          <w:sz w:val="24"/>
-          <w:szCs w:val="24"/>
-          <w:lang w:val="en-GB" w:eastAsia="en-GB" w:bidi="ar-SA"/>
-          <w14:ligatures w14:val="none"/>
-        </w:rPr>
-      </w:pPr>
-      <w:r>
-        <w:rPr>
-          <w:rFonts w:ascii="Times New Roman" w:eastAsia="Times New Roman" w:hAnsi="Times New Roman" w:cs="Times New Roman"/>
-          <w:kern w:val="0"/>
-          <w:sz w:val="24"/>
-          <w:szCs w:val="24"/>
-          <w:lang w:val="en-GB" w:eastAsia="en-GB" w:bidi="ar-SA"/>
-          <w14:ligatures w14:val="none"/>
-        </w:rPr>
-        <w:t>Knowledge AI (Policy assistant, chatbot)</w:t>
-      </w:r>
-    </w:p>
-    <w:p>
-      <w:pPr>
-        <w:spacing w:after="0" w:line="240" w:lineRule="auto"/>
-        <w:rPr>
-          <w:rFonts w:ascii="Times New Roman" w:eastAsia="Times New Roman" w:hAnsi="Times New Roman" w:cs="Times New Roman"/>
-          <w:kern w:val="0"/>
-          <w:sz w:val="24"/>
-          <w:szCs w:val="24"/>
-          <w:lang w:val="en-GB" w:eastAsia="en-GB" w:bidi="ar-SA"/>
-          <w14:ligatures w14:val="none"/>
-        </w:rPr>
-      </w:pPr>
-      <w:r>
-        <w:rPr>
-          <w:rFonts w:ascii="Times New Roman" w:eastAsia="Times New Roman" w:hAnsi="Times New Roman" w:cs="Times New Roman"/>
-          <w:kern w:val="0"/>
-          <w:sz w:val="24"/>
-          <w:szCs w:val="24"/>
-          <w:lang w:val="en-GB" w:eastAsia="en-GB" w:bidi="ar-SA"/>
-          <w14:ligatures w14:val="none"/>
-        </w:rPr>
-        <w:pict w14:anchorId="49EA0487">
-          <v:rect id="_x0000_i1027" style="width:0;height:1.5pt" o:hralign="center" o:hrstd="t" o:hr="t" fillcolor="#a0a0a0" stroked="f"/>
-        </w:pict>
-      </w:r>
-    </w:p>
-    <w:p>
-      <w:pPr>
-        <w:spacing w:before="100" w:beforeAutospacing="1" w:after="100" w:afterAutospacing="1" w:line="240" w:lineRule="auto"/>
-        <w:outlineLvl w:val="0"/>
+      </w:pPr>
+      <w:r>
         <w:rPr>
           <w:rFonts w:ascii="Times New Roman" w:eastAsia="Times New Roman" w:hAnsi="Times New Roman" w:cs="Times New Roman"/>
           <w:b/>
@@ -1183,8 +1183,406 @@
           <w:lang w:val="en-GB" w:eastAsia="en-GB" w:bidi="ar-SA"/>
           <w14:ligatures w14:val="none"/>
         </w:rPr>
-      </w:pPr>
-      <w:r>
+        <w:t>09.3 AI Data Governance Integration</w:t>
+      </w:r>
+    </w:p>
+    <w:p>
+      <w:pPr>
+        <w:spacing w:before="100" w:beforeAutospacing="1" w:after="100" w:afterAutospacing="1" w:line="240" w:lineRule="auto"/>
+        <w:rPr>
+          <w:rFonts w:ascii="Times New Roman" w:eastAsia="Times New Roman" w:hAnsi="Times New Roman" w:cs="Times New Roman"/>
+          <w:kern w:val="0"/>
+          <w:sz w:val="24"/>
+          <w:szCs w:val="24"/>
+          <w:lang w:val="en-GB" w:eastAsia="en-GB" w:bidi="ar-SA"/>
+          <w14:ligatures w14:val="none"/>
+        </w:rPr>
+      </w:pPr>
+      <w:r>
+        <w:rPr>
+          <w:rFonts w:ascii="Times New Roman" w:eastAsia="Times New Roman" w:hAnsi="Times New Roman" w:cs="Times New Roman"/>
+          <w:kern w:val="0"/>
+          <w:sz w:val="24"/>
+          <w:szCs w:val="24"/>
+          <w:lang w:val="en-GB" w:eastAsia="en-GB" w:bidi="ar-SA"/>
+          <w14:ligatures w14:val="none"/>
+        </w:rPr>
+        <w:t xml:space="preserve">Aligned with </w:t>
+      </w:r>
+      <w:r>
+        <w:rPr>
+          <w:rFonts w:ascii="Times New Roman" w:eastAsia="Times New Roman" w:hAnsi="Times New Roman" w:cs="Times New Roman"/>
+          <w:b/>
+          <w:bCs/>
+          <w:kern w:val="0"/>
+          <w:sz w:val="24"/>
+          <w:szCs w:val="24"/>
+          <w:lang w:val="en-GB" w:eastAsia="en-GB" w:bidi="ar-SA"/>
+          <w14:ligatures w14:val="none"/>
+        </w:rPr>
+        <w:t>08_Master_Data</w:t>
+      </w:r>
+    </w:p>
+    <w:p>
+      <w:pPr>
+        <w:spacing w:before="100" w:beforeAutospacing="1" w:after="100" w:afterAutospacing="1" w:line="240" w:lineRule="auto"/>
+        <w:outlineLvl w:val="2"/>
+        <w:rPr>
+          <w:rFonts w:ascii="Times New Roman" w:eastAsia="Times New Roman" w:hAnsi="Times New Roman" w:cs="Times New Roman"/>
+          <w:b/>
+          <w:bCs/>
+          <w:kern w:val="0"/>
+          <w:sz w:val="27"/>
+          <w:szCs w:val="27"/>
+          <w:lang w:val="en-GB" w:eastAsia="en-GB" w:bidi="ar-SA"/>
+          <w14:ligatures w14:val="none"/>
+        </w:rPr>
+      </w:pPr>
+      <w:r>
+        <w:rPr>
+          <w:rFonts w:ascii="Times New Roman" w:eastAsia="Times New Roman" w:hAnsi="Times New Roman" w:cs="Times New Roman"/>
+          <w:b/>
+          <w:bCs/>
+          <w:kern w:val="0"/>
+          <w:sz w:val="27"/>
+          <w:szCs w:val="27"/>
+          <w:lang w:val="en-GB" w:eastAsia="en-GB" w:bidi="ar-SA"/>
+          <w14:ligatures w14:val="none"/>
+        </w:rPr>
+        <w:t>09.3.1 Data Quality Controls</w:t>
+      </w:r>
+    </w:p>
+    <w:p>
+      <w:pPr>
+        <w:numPr>
+          <w:ilvl w:val="0"/>
+          <w:numId w:val="6"/>
+        </w:numPr>
+        <w:spacing w:before="100" w:beforeAutospacing="1" w:after="100" w:afterAutospacing="1" w:line="240" w:lineRule="auto"/>
+        <w:rPr>
+          <w:rFonts w:ascii="Times New Roman" w:eastAsia="Times New Roman" w:hAnsi="Times New Roman" w:cs="Times New Roman"/>
+          <w:kern w:val="0"/>
+          <w:sz w:val="24"/>
+          <w:szCs w:val="24"/>
+          <w:lang w:val="en-GB" w:eastAsia="en-GB" w:bidi="ar-SA"/>
+          <w14:ligatures w14:val="none"/>
+        </w:rPr>
+      </w:pPr>
+      <w:r>
+        <w:rPr>
+          <w:rFonts w:ascii="Times New Roman" w:eastAsia="Times New Roman" w:hAnsi="Times New Roman" w:cs="Times New Roman"/>
+          <w:kern w:val="0"/>
+          <w:sz w:val="24"/>
+          <w:szCs w:val="24"/>
+          <w:lang w:val="en-GB" w:eastAsia="en-GB" w:bidi="ar-SA"/>
+          <w14:ligatures w14:val="none"/>
+        </w:rPr>
+        <w:t>Data lineage mapping</w:t>
+      </w:r>
+    </w:p>
+    <w:p>
+      <w:pPr>
+        <w:numPr>
+          <w:ilvl w:val="0"/>
+          <w:numId w:val="6"/>
+        </w:numPr>
+        <w:spacing w:before="100" w:beforeAutospacing="1" w:after="100" w:afterAutospacing="1" w:line="240" w:lineRule="auto"/>
+        <w:rPr>
+          <w:rFonts w:ascii="Times New Roman" w:eastAsia="Times New Roman" w:hAnsi="Times New Roman" w:cs="Times New Roman"/>
+          <w:kern w:val="0"/>
+          <w:sz w:val="24"/>
+          <w:szCs w:val="24"/>
+          <w:lang w:val="en-GB" w:eastAsia="en-GB" w:bidi="ar-SA"/>
+          <w14:ligatures w14:val="none"/>
+        </w:rPr>
+      </w:pPr>
+      <w:r>
+        <w:rPr>
+          <w:rFonts w:ascii="Times New Roman" w:eastAsia="Times New Roman" w:hAnsi="Times New Roman" w:cs="Times New Roman"/>
+          <w:kern w:val="0"/>
+          <w:sz w:val="24"/>
+          <w:szCs w:val="24"/>
+          <w:lang w:val="en-GB" w:eastAsia="en-GB" w:bidi="ar-SA"/>
+          <w14:ligatures w14:val="none"/>
+        </w:rPr>
+        <w:t>AI training data approval</w:t>
+      </w:r>
+    </w:p>
+    <w:p>
+      <w:pPr>
+        <w:numPr>
+          <w:ilvl w:val="0"/>
+          <w:numId w:val="6"/>
+        </w:numPr>
+        <w:spacing w:before="100" w:beforeAutospacing="1" w:after="100" w:afterAutospacing="1" w:line="240" w:lineRule="auto"/>
+        <w:rPr>
+          <w:rFonts w:ascii="Times New Roman" w:eastAsia="Times New Roman" w:hAnsi="Times New Roman" w:cs="Times New Roman"/>
+          <w:kern w:val="0"/>
+          <w:sz w:val="24"/>
+          <w:szCs w:val="24"/>
+          <w:lang w:val="en-GB" w:eastAsia="en-GB" w:bidi="ar-SA"/>
+          <w14:ligatures w14:val="none"/>
+        </w:rPr>
+      </w:pPr>
+      <w:r>
+        <w:rPr>
+          <w:rFonts w:ascii="Times New Roman" w:eastAsia="Times New Roman" w:hAnsi="Times New Roman" w:cs="Times New Roman"/>
+          <w:kern w:val="0"/>
+          <w:sz w:val="24"/>
+          <w:szCs w:val="24"/>
+          <w:lang w:val="en-GB" w:eastAsia="en-GB" w:bidi="ar-SA"/>
+          <w14:ligatures w14:val="none"/>
+        </w:rPr>
+        <w:t>Periodic bias testing</w:t>
+      </w:r>
+    </w:p>
+    <w:p>
+      <w:pPr>
+        <w:spacing w:before="100" w:beforeAutospacing="1" w:after="100" w:afterAutospacing="1" w:line="240" w:lineRule="auto"/>
+        <w:outlineLvl w:val="2"/>
+        <w:rPr>
+          <w:rFonts w:ascii="Times New Roman" w:eastAsia="Times New Roman" w:hAnsi="Times New Roman" w:cs="Times New Roman"/>
+          <w:b/>
+          <w:bCs/>
+          <w:kern w:val="0"/>
+          <w:sz w:val="27"/>
+          <w:szCs w:val="27"/>
+          <w:lang w:val="en-GB" w:eastAsia="en-GB" w:bidi="ar-SA"/>
+          <w14:ligatures w14:val="none"/>
+        </w:rPr>
+      </w:pPr>
+      <w:r>
+        <w:rPr>
+          <w:rFonts w:ascii="Times New Roman" w:eastAsia="Times New Roman" w:hAnsi="Times New Roman" w:cs="Times New Roman"/>
+          <w:b/>
+          <w:bCs/>
+          <w:kern w:val="0"/>
+          <w:sz w:val="27"/>
+          <w:szCs w:val="27"/>
+          <w:lang w:val="en-GB" w:eastAsia="en-GB" w:bidi="ar-SA"/>
+          <w14:ligatures w14:val="none"/>
+        </w:rPr>
+        <w:t>09.3.2 Data Protection Compliance</w:t>
+      </w:r>
+    </w:p>
+    <w:p>
+      <w:pPr>
+        <w:spacing w:before="100" w:beforeAutospacing="1" w:after="100" w:afterAutospacing="1" w:line="240" w:lineRule="auto"/>
+        <w:rPr>
+          <w:rFonts w:ascii="Times New Roman" w:eastAsia="Times New Roman" w:hAnsi="Times New Roman" w:cs="Times New Roman"/>
+          <w:kern w:val="0"/>
+          <w:sz w:val="24"/>
+          <w:szCs w:val="24"/>
+          <w:lang w:val="en-GB" w:eastAsia="en-GB" w:bidi="ar-SA"/>
+          <w14:ligatures w14:val="none"/>
+        </w:rPr>
+      </w:pPr>
+      <w:r>
+        <w:rPr>
+          <w:rFonts w:ascii="Times New Roman" w:eastAsia="Times New Roman" w:hAnsi="Times New Roman" w:cs="Times New Roman"/>
+          <w:kern w:val="0"/>
+          <w:sz w:val="24"/>
+          <w:szCs w:val="24"/>
+          <w:lang w:val="en-GB" w:eastAsia="en-GB" w:bidi="ar-SA"/>
+          <w14:ligatures w14:val="none"/>
+        </w:rPr>
+        <w:t>Aligned with:</w:t>
+      </w:r>
+    </w:p>
+    <w:p>
+      <w:pPr>
+        <w:numPr>
+          <w:ilvl w:val="0"/>
+          <w:numId w:val="7"/>
+        </w:numPr>
+        <w:spacing w:before="100" w:beforeAutospacing="1" w:after="100" w:afterAutospacing="1" w:line="240" w:lineRule="auto"/>
+        <w:rPr>
+          <w:rFonts w:ascii="Times New Roman" w:eastAsia="Times New Roman" w:hAnsi="Times New Roman" w:cs="Times New Roman"/>
+          <w:kern w:val="0"/>
+          <w:sz w:val="24"/>
+          <w:szCs w:val="24"/>
+          <w:lang w:val="en-GB" w:eastAsia="en-GB" w:bidi="ar-SA"/>
+          <w14:ligatures w14:val="none"/>
+        </w:rPr>
+      </w:pPr>
+      <w:r>
+        <w:rPr>
+          <w:rFonts w:ascii="Times New Roman" w:eastAsia="Times New Roman" w:hAnsi="Times New Roman" w:cs="Times New Roman"/>
+          <w:kern w:val="0"/>
+          <w:sz w:val="24"/>
+          <w:szCs w:val="24"/>
+          <w:lang w:val="en-GB" w:eastAsia="en-GB" w:bidi="ar-SA"/>
+          <w14:ligatures w14:val="none"/>
+        </w:rPr>
+        <w:t>General Data Protection Regulation</w:t>
+      </w:r>
+    </w:p>
+    <w:p>
+      <w:pPr>
+        <w:numPr>
+          <w:ilvl w:val="0"/>
+          <w:numId w:val="7"/>
+        </w:numPr>
+        <w:spacing w:before="100" w:beforeAutospacing="1" w:after="100" w:afterAutospacing="1" w:line="240" w:lineRule="auto"/>
+        <w:rPr>
+          <w:rFonts w:ascii="Times New Roman" w:eastAsia="Times New Roman" w:hAnsi="Times New Roman" w:cs="Times New Roman"/>
+          <w:kern w:val="0"/>
+          <w:sz w:val="24"/>
+          <w:szCs w:val="24"/>
+          <w:lang w:val="en-GB" w:eastAsia="en-GB" w:bidi="ar-SA"/>
+          <w14:ligatures w14:val="none"/>
+        </w:rPr>
+      </w:pPr>
+      <w:r>
+        <w:rPr>
+          <w:rFonts w:ascii="Times New Roman" w:eastAsia="Times New Roman" w:hAnsi="Times New Roman" w:cs="Times New Roman"/>
+          <w:kern w:val="0"/>
+          <w:sz w:val="24"/>
+          <w:szCs w:val="24"/>
+          <w:lang w:val="en-GB" w:eastAsia="en-GB" w:bidi="ar-SA"/>
+          <w14:ligatures w14:val="none"/>
+        </w:rPr>
+        <w:t>Egypt PDPL (where applicable)</w:t>
+      </w:r>
+    </w:p>
+    <w:p>
+      <w:pPr>
+        <w:spacing w:before="100" w:beforeAutospacing="1" w:after="100" w:afterAutospacing="1" w:line="240" w:lineRule="auto"/>
+        <w:rPr>
+          <w:rFonts w:ascii="Times New Roman" w:eastAsia="Times New Roman" w:hAnsi="Times New Roman" w:cs="Times New Roman"/>
+          <w:kern w:val="0"/>
+          <w:sz w:val="24"/>
+          <w:szCs w:val="24"/>
+          <w:lang w:val="en-GB" w:eastAsia="en-GB" w:bidi="ar-SA"/>
+          <w14:ligatures w14:val="none"/>
+        </w:rPr>
+      </w:pPr>
+      <w:r>
+        <w:rPr>
+          <w:rFonts w:ascii="Times New Roman" w:eastAsia="Times New Roman" w:hAnsi="Times New Roman" w:cs="Times New Roman"/>
+          <w:kern w:val="0"/>
+          <w:sz w:val="24"/>
+          <w:szCs w:val="24"/>
+          <w:lang w:val="en-GB" w:eastAsia="en-GB" w:bidi="ar-SA"/>
+          <w14:ligatures w14:val="none"/>
+        </w:rPr>
+        <w:t>Controls:</w:t>
+      </w:r>
+    </w:p>
+    <w:p>
+      <w:pPr>
+        <w:numPr>
+          <w:ilvl w:val="0"/>
+          <w:numId w:val="8"/>
+        </w:numPr>
+        <w:spacing w:before="100" w:beforeAutospacing="1" w:after="100" w:afterAutospacing="1" w:line="240" w:lineRule="auto"/>
+        <w:rPr>
+          <w:rFonts w:ascii="Times New Roman" w:eastAsia="Times New Roman" w:hAnsi="Times New Roman" w:cs="Times New Roman"/>
+          <w:kern w:val="0"/>
+          <w:sz w:val="24"/>
+          <w:szCs w:val="24"/>
+          <w:lang w:val="en-GB" w:eastAsia="en-GB" w:bidi="ar-SA"/>
+          <w14:ligatures w14:val="none"/>
+        </w:rPr>
+      </w:pPr>
+      <w:r>
+        <w:rPr>
+          <w:rFonts w:ascii="Times New Roman" w:eastAsia="Times New Roman" w:hAnsi="Times New Roman" w:cs="Times New Roman"/>
+          <w:kern w:val="0"/>
+          <w:sz w:val="24"/>
+          <w:szCs w:val="24"/>
+          <w:lang w:val="en-GB" w:eastAsia="en-GB" w:bidi="ar-SA"/>
+          <w14:ligatures w14:val="none"/>
+        </w:rPr>
+        <w:t>Anonymization standard</w:t>
+      </w:r>
+    </w:p>
+    <w:p>
+      <w:pPr>
+        <w:numPr>
+          <w:ilvl w:val="0"/>
+          <w:numId w:val="8"/>
+        </w:numPr>
+        <w:spacing w:before="100" w:beforeAutospacing="1" w:after="100" w:afterAutospacing="1" w:line="240" w:lineRule="auto"/>
+        <w:rPr>
+          <w:rFonts w:ascii="Times New Roman" w:eastAsia="Times New Roman" w:hAnsi="Times New Roman" w:cs="Times New Roman"/>
+          <w:kern w:val="0"/>
+          <w:sz w:val="24"/>
+          <w:szCs w:val="24"/>
+          <w:lang w:val="en-GB" w:eastAsia="en-GB" w:bidi="ar-SA"/>
+          <w14:ligatures w14:val="none"/>
+        </w:rPr>
+      </w:pPr>
+      <w:r>
+        <w:rPr>
+          <w:rFonts w:ascii="Times New Roman" w:eastAsia="Times New Roman" w:hAnsi="Times New Roman" w:cs="Times New Roman"/>
+          <w:kern w:val="0"/>
+          <w:sz w:val="24"/>
+          <w:szCs w:val="24"/>
+          <w:lang w:val="en-GB" w:eastAsia="en-GB" w:bidi="ar-SA"/>
+          <w14:ligatures w14:val="none"/>
+        </w:rPr>
+        <w:t>Role-based access</w:t>
+      </w:r>
+    </w:p>
+    <w:p>
+      <w:pPr>
+        <w:numPr>
+          <w:ilvl w:val="0"/>
+          <w:numId w:val="8"/>
+        </w:numPr>
+        <w:spacing w:before="100" w:beforeAutospacing="1" w:after="100" w:afterAutospacing="1" w:line="240" w:lineRule="auto"/>
+        <w:rPr>
+          <w:rFonts w:ascii="Times New Roman" w:eastAsia="Times New Roman" w:hAnsi="Times New Roman" w:cs="Times New Roman"/>
+          <w:kern w:val="0"/>
+          <w:sz w:val="24"/>
+          <w:szCs w:val="24"/>
+          <w:lang w:val="en-GB" w:eastAsia="en-GB" w:bidi="ar-SA"/>
+          <w14:ligatures w14:val="none"/>
+        </w:rPr>
+      </w:pPr>
+      <w:r>
+        <w:rPr>
+          <w:rFonts w:ascii="Times New Roman" w:eastAsia="Times New Roman" w:hAnsi="Times New Roman" w:cs="Times New Roman"/>
+          <w:kern w:val="0"/>
+          <w:sz w:val="24"/>
+          <w:szCs w:val="24"/>
+          <w:lang w:val="en-GB" w:eastAsia="en-GB" w:bidi="ar-SA"/>
+          <w14:ligatures w14:val="none"/>
+        </w:rPr>
+        <w:t>AI log retention policy</w:t>
+      </w:r>
+    </w:p>
+    <w:p>
+      <w:pPr>
+        <w:spacing w:after="0" w:line="240" w:lineRule="auto"/>
+        <w:rPr>
+          <w:rFonts w:ascii="Times New Roman" w:eastAsia="Times New Roman" w:hAnsi="Times New Roman" w:cs="Times New Roman"/>
+          <w:kern w:val="0"/>
+          <w:sz w:val="24"/>
+          <w:szCs w:val="24"/>
+          <w:lang w:val="en-GB" w:eastAsia="en-GB" w:bidi="ar-SA"/>
+          <w14:ligatures w14:val="none"/>
+        </w:rPr>
+      </w:pPr>
+      <w:r>
+        <w:rPr>
+          <w:rFonts w:ascii="Times New Roman" w:eastAsia="Times New Roman" w:hAnsi="Times New Roman" w:cs="Times New Roman"/>
+          <w:kern w:val="0"/>
+          <w:sz w:val="24"/>
+          <w:szCs w:val="24"/>
+          <w:lang w:val="en-GB" w:eastAsia="en-GB" w:bidi="ar-SA"/>
+          <w14:ligatures w14:val="none"/>
+        </w:rPr>
+        <w:pict w14:anchorId="31BC8A3B">
+          <v:rect id="_x0000_i1028" style="width:0;height:1.5pt" o:hralign="center" o:hrstd="t" o:hr="t" fillcolor="#a0a0a0" stroked="f"/>
+        </w:pict>
+      </w:r>
+    </w:p>
+    <w:p>
+      <w:pPr>
+        <w:spacing w:before="100" w:beforeAutospacing="1" w:after="100" w:afterAutospacing="1" w:line="240" w:lineRule="auto"/>
+        <w:outlineLvl w:val="0"/>
         <w:rPr>
           <w:rFonts w:ascii="Times New Roman" w:eastAsia="Times New Roman" w:hAnsi="Times New Roman" w:cs="Times New Roman"/>
           <w:b/>
@@ -1195,406 +1593,8 @@
           <w:lang w:val="en-GB" w:eastAsia="en-GB" w:bidi="ar-SA"/>
           <w14:ligatures w14:val="none"/>
         </w:rPr>
-        <w:t>09.3 AI Data Governance Integration</w:t>
-      </w:r>
-    </w:p>
-    <w:p>
-      <w:pPr>
-        <w:spacing w:before="100" w:beforeAutospacing="1" w:after="100" w:afterAutospacing="1" w:line="240" w:lineRule="auto"/>
-        <w:rPr>
-          <w:rFonts w:ascii="Times New Roman" w:eastAsia="Times New Roman" w:hAnsi="Times New Roman" w:cs="Times New Roman"/>
-          <w:kern w:val="0"/>
-          <w:sz w:val="24"/>
-          <w:szCs w:val="24"/>
-          <w:lang w:val="en-GB" w:eastAsia="en-GB" w:bidi="ar-SA"/>
-          <w14:ligatures w14:val="none"/>
-        </w:rPr>
-      </w:pPr>
-      <w:r>
-        <w:rPr>
-          <w:rFonts w:ascii="Times New Roman" w:eastAsia="Times New Roman" w:hAnsi="Times New Roman" w:cs="Times New Roman"/>
-          <w:kern w:val="0"/>
-          <w:sz w:val="24"/>
-          <w:szCs w:val="24"/>
-          <w:lang w:val="en-GB" w:eastAsia="en-GB" w:bidi="ar-SA"/>
-          <w14:ligatures w14:val="none"/>
-        </w:rPr>
-        <w:t xml:space="preserve">Aligned with </w:t>
-      </w:r>
-      <w:r>
-        <w:rPr>
-          <w:rFonts w:ascii="Times New Roman" w:eastAsia="Times New Roman" w:hAnsi="Times New Roman" w:cs="Times New Roman"/>
-          <w:b/>
-          <w:bCs/>
-          <w:kern w:val="0"/>
-          <w:sz w:val="24"/>
-          <w:szCs w:val="24"/>
-          <w:lang w:val="en-GB" w:eastAsia="en-GB" w:bidi="ar-SA"/>
-          <w14:ligatures w14:val="none"/>
-        </w:rPr>
-        <w:t>08_Master_Data</w:t>
-      </w:r>
-    </w:p>
-    <w:p>
-      <w:pPr>
-        <w:spacing w:before="100" w:beforeAutospacing="1" w:after="100" w:afterAutospacing="1" w:line="240" w:lineRule="auto"/>
-        <w:outlineLvl w:val="2"/>
-        <w:rPr>
-          <w:rFonts w:ascii="Times New Roman" w:eastAsia="Times New Roman" w:hAnsi="Times New Roman" w:cs="Times New Roman"/>
-          <w:b/>
-          <w:bCs/>
-          <w:kern w:val="0"/>
-          <w:sz w:val="27"/>
-          <w:szCs w:val="27"/>
-          <w:lang w:val="en-GB" w:eastAsia="en-GB" w:bidi="ar-SA"/>
-          <w14:ligatures w14:val="none"/>
-        </w:rPr>
-      </w:pPr>
-      <w:r>
-        <w:rPr>
-          <w:rFonts w:ascii="Times New Roman" w:eastAsia="Times New Roman" w:hAnsi="Times New Roman" w:cs="Times New Roman"/>
-          <w:b/>
-          <w:bCs/>
-          <w:kern w:val="0"/>
-          <w:sz w:val="27"/>
-          <w:szCs w:val="27"/>
-          <w:lang w:val="en-GB" w:eastAsia="en-GB" w:bidi="ar-SA"/>
-          <w14:ligatures w14:val="none"/>
-        </w:rPr>
-        <w:t>09.3.1 Data Quality Controls</w:t>
-      </w:r>
-    </w:p>
-    <w:p>
-      <w:pPr>
-        <w:numPr>
-          <w:ilvl w:val="0"/>
-          <w:numId w:val="6"/>
-        </w:numPr>
-        <w:spacing w:before="100" w:beforeAutospacing="1" w:after="100" w:afterAutospacing="1" w:line="240" w:lineRule="auto"/>
-        <w:rPr>
-          <w:rFonts w:ascii="Times New Roman" w:eastAsia="Times New Roman" w:hAnsi="Times New Roman" w:cs="Times New Roman"/>
-          <w:kern w:val="0"/>
-          <w:sz w:val="24"/>
-          <w:szCs w:val="24"/>
-          <w:lang w:val="en-GB" w:eastAsia="en-GB" w:bidi="ar-SA"/>
-          <w14:ligatures w14:val="none"/>
-        </w:rPr>
-      </w:pPr>
-      <w:r>
-        <w:rPr>
-          <w:rFonts w:ascii="Times New Roman" w:eastAsia="Times New Roman" w:hAnsi="Times New Roman" w:cs="Times New Roman"/>
-          <w:kern w:val="0"/>
-          <w:sz w:val="24"/>
-          <w:szCs w:val="24"/>
-          <w:lang w:val="en-GB" w:eastAsia="en-GB" w:bidi="ar-SA"/>
-          <w14:ligatures w14:val="none"/>
-        </w:rPr>
-        <w:t>Data lineage mapping</w:t>
-      </w:r>
-    </w:p>
-    <w:p>
-      <w:pPr>
-        <w:numPr>
-          <w:ilvl w:val="0"/>
-          <w:numId w:val="6"/>
-        </w:numPr>
-        <w:spacing w:before="100" w:beforeAutospacing="1" w:after="100" w:afterAutospacing="1" w:line="240" w:lineRule="auto"/>
-        <w:rPr>
-          <w:rFonts w:ascii="Times New Roman" w:eastAsia="Times New Roman" w:hAnsi="Times New Roman" w:cs="Times New Roman"/>
-          <w:kern w:val="0"/>
-          <w:sz w:val="24"/>
-          <w:szCs w:val="24"/>
-          <w:lang w:val="en-GB" w:eastAsia="en-GB" w:bidi="ar-SA"/>
-          <w14:ligatures w14:val="none"/>
-        </w:rPr>
-      </w:pPr>
-      <w:r>
-        <w:rPr>
-          <w:rFonts w:ascii="Times New Roman" w:eastAsia="Times New Roman" w:hAnsi="Times New Roman" w:cs="Times New Roman"/>
-          <w:kern w:val="0"/>
-          <w:sz w:val="24"/>
-          <w:szCs w:val="24"/>
-          <w:lang w:val="en-GB" w:eastAsia="en-GB" w:bidi="ar-SA"/>
-          <w14:ligatures w14:val="none"/>
-        </w:rPr>
-        <w:t>AI training data approval</w:t>
-      </w:r>
-    </w:p>
-    <w:p>
-      <w:pPr>
-        <w:numPr>
-          <w:ilvl w:val="0"/>
-          <w:numId w:val="6"/>
-        </w:numPr>
-        <w:spacing w:before="100" w:beforeAutospacing="1" w:after="100" w:afterAutospacing="1" w:line="240" w:lineRule="auto"/>
-        <w:rPr>
-          <w:rFonts w:ascii="Times New Roman" w:eastAsia="Times New Roman" w:hAnsi="Times New Roman" w:cs="Times New Roman"/>
-          <w:kern w:val="0"/>
-          <w:sz w:val="24"/>
-          <w:szCs w:val="24"/>
-          <w:lang w:val="en-GB" w:eastAsia="en-GB" w:bidi="ar-SA"/>
-          <w14:ligatures w14:val="none"/>
-        </w:rPr>
-      </w:pPr>
-      <w:r>
-        <w:rPr>
-          <w:rFonts w:ascii="Times New Roman" w:eastAsia="Times New Roman" w:hAnsi="Times New Roman" w:cs="Times New Roman"/>
-          <w:kern w:val="0"/>
-          <w:sz w:val="24"/>
-          <w:szCs w:val="24"/>
-          <w:lang w:val="en-GB" w:eastAsia="en-GB" w:bidi="ar-SA"/>
-          <w14:ligatures w14:val="none"/>
-        </w:rPr>
-        <w:t>Periodic bias testing</w:t>
-      </w:r>
-    </w:p>
-    <w:p>
-      <w:pPr>
-        <w:spacing w:before="100" w:beforeAutospacing="1" w:after="100" w:afterAutospacing="1" w:line="240" w:lineRule="auto"/>
-        <w:outlineLvl w:val="2"/>
-        <w:rPr>
-          <w:rFonts w:ascii="Times New Roman" w:eastAsia="Times New Roman" w:hAnsi="Times New Roman" w:cs="Times New Roman"/>
-          <w:b/>
-          <w:bCs/>
-          <w:kern w:val="0"/>
-          <w:sz w:val="27"/>
-          <w:szCs w:val="27"/>
-          <w:lang w:val="en-GB" w:eastAsia="en-GB" w:bidi="ar-SA"/>
-          <w14:ligatures w14:val="none"/>
-        </w:rPr>
-      </w:pPr>
-      <w:r>
-        <w:rPr>
-          <w:rFonts w:ascii="Times New Roman" w:eastAsia="Times New Roman" w:hAnsi="Times New Roman" w:cs="Times New Roman"/>
-          <w:b/>
-          <w:bCs/>
-          <w:kern w:val="0"/>
-          <w:sz w:val="27"/>
-          <w:szCs w:val="27"/>
-          <w:lang w:val="en-GB" w:eastAsia="en-GB" w:bidi="ar-SA"/>
-          <w14:ligatures w14:val="none"/>
-        </w:rPr>
-        <w:t>09.3.2 Data Protection Compliance</w:t>
-      </w:r>
-    </w:p>
-    <w:p>
-      <w:pPr>
-        <w:spacing w:before="100" w:beforeAutospacing="1" w:after="100" w:afterAutospacing="1" w:line="240" w:lineRule="auto"/>
-        <w:rPr>
-          <w:rFonts w:ascii="Times New Roman" w:eastAsia="Times New Roman" w:hAnsi="Times New Roman" w:cs="Times New Roman"/>
-          <w:kern w:val="0"/>
-          <w:sz w:val="24"/>
-          <w:szCs w:val="24"/>
-          <w:lang w:val="en-GB" w:eastAsia="en-GB" w:bidi="ar-SA"/>
-          <w14:ligatures w14:val="none"/>
-        </w:rPr>
-      </w:pPr>
-      <w:r>
-        <w:rPr>
-          <w:rFonts w:ascii="Times New Roman" w:eastAsia="Times New Roman" w:hAnsi="Times New Roman" w:cs="Times New Roman"/>
-          <w:kern w:val="0"/>
-          <w:sz w:val="24"/>
-          <w:szCs w:val="24"/>
-          <w:lang w:val="en-GB" w:eastAsia="en-GB" w:bidi="ar-SA"/>
-          <w14:ligatures w14:val="none"/>
-        </w:rPr>
-        <w:t>Aligned with:</w:t>
-      </w:r>
-    </w:p>
-    <w:p>
-      <w:pPr>
-        <w:numPr>
-          <w:ilvl w:val="0"/>
-          <w:numId w:val="7"/>
-        </w:numPr>
-        <w:spacing w:before="100" w:beforeAutospacing="1" w:after="100" w:afterAutospacing="1" w:line="240" w:lineRule="auto"/>
-        <w:rPr>
-          <w:rFonts w:ascii="Times New Roman" w:eastAsia="Times New Roman" w:hAnsi="Times New Roman" w:cs="Times New Roman"/>
-          <w:kern w:val="0"/>
-          <w:sz w:val="24"/>
-          <w:szCs w:val="24"/>
-          <w:lang w:val="en-GB" w:eastAsia="en-GB" w:bidi="ar-SA"/>
-          <w14:ligatures w14:val="none"/>
-        </w:rPr>
-      </w:pPr>
-      <w:r>
-        <w:rPr>
-          <w:rFonts w:ascii="Times New Roman" w:eastAsia="Times New Roman" w:hAnsi="Times New Roman" w:cs="Times New Roman"/>
-          <w:kern w:val="0"/>
-          <w:sz w:val="24"/>
-          <w:szCs w:val="24"/>
-          <w:lang w:val="en-GB" w:eastAsia="en-GB" w:bidi="ar-SA"/>
-          <w14:ligatures w14:val="none"/>
-        </w:rPr>
-        <w:t>General Data Protection Regulation</w:t>
-      </w:r>
-    </w:p>
-    <w:p>
-      <w:pPr>
-        <w:numPr>
-          <w:ilvl w:val="0"/>
-          <w:numId w:val="7"/>
-        </w:numPr>
-        <w:spacing w:before="100" w:beforeAutospacing="1" w:after="100" w:afterAutospacing="1" w:line="240" w:lineRule="auto"/>
-        <w:rPr>
-          <w:rFonts w:ascii="Times New Roman" w:eastAsia="Times New Roman" w:hAnsi="Times New Roman" w:cs="Times New Roman"/>
-          <w:kern w:val="0"/>
-          <w:sz w:val="24"/>
-          <w:szCs w:val="24"/>
-          <w:lang w:val="en-GB" w:eastAsia="en-GB" w:bidi="ar-SA"/>
-          <w14:ligatures w14:val="none"/>
-        </w:rPr>
-      </w:pPr>
-      <w:r>
-        <w:rPr>
-          <w:rFonts w:ascii="Times New Roman" w:eastAsia="Times New Roman" w:hAnsi="Times New Roman" w:cs="Times New Roman"/>
-          <w:kern w:val="0"/>
-          <w:sz w:val="24"/>
-          <w:szCs w:val="24"/>
-          <w:lang w:val="en-GB" w:eastAsia="en-GB" w:bidi="ar-SA"/>
-          <w14:ligatures w14:val="none"/>
-        </w:rPr>
-        <w:t>Egypt PDPL (where applicable)</w:t>
-      </w:r>
-    </w:p>
-    <w:p>
-      <w:pPr>
-        <w:spacing w:before="100" w:beforeAutospacing="1" w:after="100" w:afterAutospacing="1" w:line="240" w:lineRule="auto"/>
-        <w:rPr>
-          <w:rFonts w:ascii="Times New Roman" w:eastAsia="Times New Roman" w:hAnsi="Times New Roman" w:cs="Times New Roman"/>
-          <w:kern w:val="0"/>
-          <w:sz w:val="24"/>
-          <w:szCs w:val="24"/>
-          <w:lang w:val="en-GB" w:eastAsia="en-GB" w:bidi="ar-SA"/>
-          <w14:ligatures w14:val="none"/>
-        </w:rPr>
-      </w:pPr>
-      <w:r>
-        <w:rPr>
-          <w:rFonts w:ascii="Times New Roman" w:eastAsia="Times New Roman" w:hAnsi="Times New Roman" w:cs="Times New Roman"/>
-          <w:kern w:val="0"/>
-          <w:sz w:val="24"/>
-          <w:szCs w:val="24"/>
-          <w:lang w:val="en-GB" w:eastAsia="en-GB" w:bidi="ar-SA"/>
-          <w14:ligatures w14:val="none"/>
-        </w:rPr>
-        <w:t>Controls:</w:t>
-      </w:r>
-    </w:p>
-    <w:p>
-      <w:pPr>
-        <w:numPr>
-          <w:ilvl w:val="0"/>
-          <w:numId w:val="8"/>
-        </w:numPr>
-        <w:spacing w:before="100" w:beforeAutospacing="1" w:after="100" w:afterAutospacing="1" w:line="240" w:lineRule="auto"/>
-        <w:rPr>
-          <w:rFonts w:ascii="Times New Roman" w:eastAsia="Times New Roman" w:hAnsi="Times New Roman" w:cs="Times New Roman"/>
-          <w:kern w:val="0"/>
-          <w:sz w:val="24"/>
-          <w:szCs w:val="24"/>
-          <w:lang w:val="en-GB" w:eastAsia="en-GB" w:bidi="ar-SA"/>
-          <w14:ligatures w14:val="none"/>
-        </w:rPr>
-      </w:pPr>
-      <w:r>
-        <w:rPr>
-          <w:rFonts w:ascii="Times New Roman" w:eastAsia="Times New Roman" w:hAnsi="Times New Roman" w:cs="Times New Roman"/>
-          <w:kern w:val="0"/>
-          <w:sz w:val="24"/>
-          <w:szCs w:val="24"/>
-          <w:lang w:val="en-GB" w:eastAsia="en-GB" w:bidi="ar-SA"/>
-          <w14:ligatures w14:val="none"/>
-        </w:rPr>
-        <w:t>Anonymization standard</w:t>
-      </w:r>
-    </w:p>
-    <w:p>
-      <w:pPr>
-        <w:numPr>
-          <w:ilvl w:val="0"/>
-          <w:numId w:val="8"/>
-        </w:numPr>
-        <w:spacing w:before="100" w:beforeAutospacing="1" w:after="100" w:afterAutospacing="1" w:line="240" w:lineRule="auto"/>
-        <w:rPr>
-          <w:rFonts w:ascii="Times New Roman" w:eastAsia="Times New Roman" w:hAnsi="Times New Roman" w:cs="Times New Roman"/>
-          <w:kern w:val="0"/>
-          <w:sz w:val="24"/>
-          <w:szCs w:val="24"/>
-          <w:lang w:val="en-GB" w:eastAsia="en-GB" w:bidi="ar-SA"/>
-          <w14:ligatures w14:val="none"/>
-        </w:rPr>
-      </w:pPr>
-      <w:r>
-        <w:rPr>
-          <w:rFonts w:ascii="Times New Roman" w:eastAsia="Times New Roman" w:hAnsi="Times New Roman" w:cs="Times New Roman"/>
-          <w:kern w:val="0"/>
-          <w:sz w:val="24"/>
-          <w:szCs w:val="24"/>
-          <w:lang w:val="en-GB" w:eastAsia="en-GB" w:bidi="ar-SA"/>
-          <w14:ligatures w14:val="none"/>
-        </w:rPr>
-        <w:t>Role-based access</w:t>
-      </w:r>
-    </w:p>
-    <w:p>
-      <w:pPr>
-        <w:numPr>
-          <w:ilvl w:val="0"/>
-          <w:numId w:val="8"/>
-        </w:numPr>
-        <w:spacing w:before="100" w:beforeAutospacing="1" w:after="100" w:afterAutospacing="1" w:line="240" w:lineRule="auto"/>
-        <w:rPr>
-          <w:rFonts w:ascii="Times New Roman" w:eastAsia="Times New Roman" w:hAnsi="Times New Roman" w:cs="Times New Roman"/>
-          <w:kern w:val="0"/>
-          <w:sz w:val="24"/>
-          <w:szCs w:val="24"/>
-          <w:lang w:val="en-GB" w:eastAsia="en-GB" w:bidi="ar-SA"/>
-          <w14:ligatures w14:val="none"/>
-        </w:rPr>
-      </w:pPr>
-      <w:r>
-        <w:rPr>
-          <w:rFonts w:ascii="Times New Roman" w:eastAsia="Times New Roman" w:hAnsi="Times New Roman" w:cs="Times New Roman"/>
-          <w:kern w:val="0"/>
-          <w:sz w:val="24"/>
-          <w:szCs w:val="24"/>
-          <w:lang w:val="en-GB" w:eastAsia="en-GB" w:bidi="ar-SA"/>
-          <w14:ligatures w14:val="none"/>
-        </w:rPr>
-        <w:t>AI log retention policy</w:t>
-      </w:r>
-    </w:p>
-    <w:p>
-      <w:pPr>
-        <w:spacing w:after="0" w:line="240" w:lineRule="auto"/>
-        <w:rPr>
-          <w:rFonts w:ascii="Times New Roman" w:eastAsia="Times New Roman" w:hAnsi="Times New Roman" w:cs="Times New Roman"/>
-          <w:kern w:val="0"/>
-          <w:sz w:val="24"/>
-          <w:szCs w:val="24"/>
-          <w:lang w:val="en-GB" w:eastAsia="en-GB" w:bidi="ar-SA"/>
-          <w14:ligatures w14:val="none"/>
-        </w:rPr>
-      </w:pPr>
-      <w:r>
-        <w:rPr>
-          <w:rFonts w:ascii="Times New Roman" w:eastAsia="Times New Roman" w:hAnsi="Times New Roman" w:cs="Times New Roman"/>
-          <w:kern w:val="0"/>
-          <w:sz w:val="24"/>
-          <w:szCs w:val="24"/>
-          <w:lang w:val="en-GB" w:eastAsia="en-GB" w:bidi="ar-SA"/>
-          <w14:ligatures w14:val="none"/>
-        </w:rPr>
-        <w:pict w14:anchorId="31BC8A3B">
-          <v:rect id="_x0000_i1028" style="width:0;height:1.5pt" o:hralign="center" o:hrstd="t" o:hr="t" fillcolor="#a0a0a0" stroked="f"/>
-        </w:pict>
-      </w:r>
-    </w:p>
-    <w:p>
-      <w:pPr>
-        <w:spacing w:before="100" w:beforeAutospacing="1" w:after="100" w:afterAutospacing="1" w:line="240" w:lineRule="auto"/>
-        <w:outlineLvl w:val="0"/>
+      </w:pPr>
+      <w:r>
         <w:rPr>
           <w:rFonts w:ascii="Times New Roman" w:eastAsia="Times New Roman" w:hAnsi="Times New Roman" w:cs="Times New Roman"/>
           <w:b/>
@@ -1605,8 +1605,575 @@
           <w:lang w:val="en-GB" w:eastAsia="en-GB" w:bidi="ar-SA"/>
           <w14:ligatures w14:val="none"/>
         </w:rPr>
-      </w:pPr>
-      <w:r>
+        <w:t>09.4 AI Risk &amp; Compliance Framework</w:t>
+      </w:r>
+    </w:p>
+    <w:p>
+      <w:pPr>
+        <w:spacing w:before="100" w:beforeAutospacing="1" w:after="100" w:afterAutospacing="1" w:line="240" w:lineRule="auto"/>
+        <w:rPr>
+          <w:rFonts w:ascii="Times New Roman" w:eastAsia="Times New Roman" w:hAnsi="Times New Roman" w:cs="Times New Roman"/>
+          <w:kern w:val="0"/>
+          <w:sz w:val="24"/>
+          <w:szCs w:val="24"/>
+          <w:lang w:val="en-GB" w:eastAsia="en-GB" w:bidi="ar-SA"/>
+          <w14:ligatures w14:val="none"/>
+        </w:rPr>
+      </w:pPr>
+      <w:r>
+        <w:rPr>
+          <w:rFonts w:ascii="Times New Roman" w:eastAsia="Times New Roman" w:hAnsi="Times New Roman" w:cs="Times New Roman"/>
+          <w:kern w:val="0"/>
+          <w:sz w:val="24"/>
+          <w:szCs w:val="24"/>
+          <w:lang w:val="en-GB" w:eastAsia="en-GB" w:bidi="ar-SA"/>
+          <w14:ligatures w14:val="none"/>
+        </w:rPr>
+        <w:t xml:space="preserve">Integrated with </w:t>
+      </w:r>
+      <w:r>
+        <w:rPr>
+          <w:rFonts w:ascii="Times New Roman" w:eastAsia="Times New Roman" w:hAnsi="Times New Roman" w:cs="Times New Roman"/>
+          <w:b/>
+          <w:bCs/>
+          <w:kern w:val="0"/>
+          <w:sz w:val="24"/>
+          <w:szCs w:val="24"/>
+          <w:lang w:val="en-GB" w:eastAsia="en-GB" w:bidi="ar-SA"/>
+          <w14:ligatures w14:val="none"/>
+        </w:rPr>
+        <w:t>07_Risk_Compliance</w:t>
+      </w:r>
+    </w:p>
+    <w:p>
+      <w:pPr>
+        <w:spacing w:before="100" w:beforeAutospacing="1" w:after="100" w:afterAutospacing="1" w:line="240" w:lineRule="auto"/>
+        <w:outlineLvl w:val="2"/>
+        <w:rPr>
+          <w:rFonts w:ascii="Times New Roman" w:eastAsia="Times New Roman" w:hAnsi="Times New Roman" w:cs="Times New Roman"/>
+          <w:b/>
+          <w:bCs/>
+          <w:kern w:val="0"/>
+          <w:sz w:val="27"/>
+          <w:szCs w:val="27"/>
+          <w:lang w:val="en-GB" w:eastAsia="en-GB" w:bidi="ar-SA"/>
+          <w14:ligatures w14:val="none"/>
+        </w:rPr>
+      </w:pPr>
+      <w:r>
+        <w:rPr>
+          <w:rFonts w:ascii="Times New Roman" w:eastAsia="Times New Roman" w:hAnsi="Times New Roman" w:cs="Times New Roman"/>
+          <w:b/>
+          <w:bCs/>
+          <w:kern w:val="0"/>
+          <w:sz w:val="27"/>
+          <w:szCs w:val="27"/>
+          <w:lang w:val="en-GB" w:eastAsia="en-GB" w:bidi="ar-SA"/>
+          <w14:ligatures w14:val="none"/>
+        </w:rPr>
+        <w:lastRenderedPageBreak/>
+        <w:t>09.4.1 AI Risk Taxonomy</w:t>
+      </w:r>
+    </w:p>
+    <w:p>
+      <w:pPr>
+        <w:numPr>
+          <w:ilvl w:val="0"/>
+          <w:numId w:val="9"/>
+        </w:numPr>
+        <w:spacing w:before="100" w:beforeAutospacing="1" w:after="100" w:afterAutospacing="1" w:line="240" w:lineRule="auto"/>
+        <w:rPr>
+          <w:rFonts w:ascii="Times New Roman" w:eastAsia="Times New Roman" w:hAnsi="Times New Roman" w:cs="Times New Roman"/>
+          <w:kern w:val="0"/>
+          <w:sz w:val="24"/>
+          <w:szCs w:val="24"/>
+          <w:lang w:val="en-GB" w:eastAsia="en-GB" w:bidi="ar-SA"/>
+          <w14:ligatures w14:val="none"/>
+        </w:rPr>
+      </w:pPr>
+      <w:r>
+        <w:rPr>
+          <w:rFonts w:ascii="Times New Roman" w:eastAsia="Times New Roman" w:hAnsi="Times New Roman" w:cs="Times New Roman"/>
+          <w:kern w:val="0"/>
+          <w:sz w:val="24"/>
+          <w:szCs w:val="24"/>
+          <w:lang w:val="en-GB" w:eastAsia="en-GB" w:bidi="ar-SA"/>
+          <w14:ligatures w14:val="none"/>
+        </w:rPr>
+        <w:t>Model risk</w:t>
+      </w:r>
+    </w:p>
+    <w:p>
+      <w:pPr>
+        <w:numPr>
+          <w:ilvl w:val="0"/>
+          <w:numId w:val="9"/>
+        </w:numPr>
+        <w:spacing w:before="100" w:beforeAutospacing="1" w:after="100" w:afterAutospacing="1" w:line="240" w:lineRule="auto"/>
+        <w:rPr>
+          <w:rFonts w:ascii="Times New Roman" w:eastAsia="Times New Roman" w:hAnsi="Times New Roman" w:cs="Times New Roman"/>
+          <w:kern w:val="0"/>
+          <w:sz w:val="24"/>
+          <w:szCs w:val="24"/>
+          <w:lang w:val="en-GB" w:eastAsia="en-GB" w:bidi="ar-SA"/>
+          <w14:ligatures w14:val="none"/>
+        </w:rPr>
+      </w:pPr>
+      <w:r>
+        <w:rPr>
+          <w:rFonts w:ascii="Times New Roman" w:eastAsia="Times New Roman" w:hAnsi="Times New Roman" w:cs="Times New Roman"/>
+          <w:kern w:val="0"/>
+          <w:sz w:val="24"/>
+          <w:szCs w:val="24"/>
+          <w:lang w:val="en-GB" w:eastAsia="en-GB" w:bidi="ar-SA"/>
+          <w14:ligatures w14:val="none"/>
+        </w:rPr>
+        <w:t>Data drift risk</w:t>
+      </w:r>
+    </w:p>
+    <w:p>
+      <w:pPr>
+        <w:numPr>
+          <w:ilvl w:val="0"/>
+          <w:numId w:val="9"/>
+        </w:numPr>
+        <w:spacing w:before="100" w:beforeAutospacing="1" w:after="100" w:afterAutospacing="1" w:line="240" w:lineRule="auto"/>
+        <w:rPr>
+          <w:rFonts w:ascii="Times New Roman" w:eastAsia="Times New Roman" w:hAnsi="Times New Roman" w:cs="Times New Roman"/>
+          <w:kern w:val="0"/>
+          <w:sz w:val="24"/>
+          <w:szCs w:val="24"/>
+          <w:lang w:val="en-GB" w:eastAsia="en-GB" w:bidi="ar-SA"/>
+          <w14:ligatures w14:val="none"/>
+        </w:rPr>
+      </w:pPr>
+      <w:r>
+        <w:rPr>
+          <w:rFonts w:ascii="Times New Roman" w:eastAsia="Times New Roman" w:hAnsi="Times New Roman" w:cs="Times New Roman"/>
+          <w:kern w:val="0"/>
+          <w:sz w:val="24"/>
+          <w:szCs w:val="24"/>
+          <w:lang w:val="en-GB" w:eastAsia="en-GB" w:bidi="ar-SA"/>
+          <w14:ligatures w14:val="none"/>
+        </w:rPr>
+        <w:t>Hallucination risk</w:t>
+      </w:r>
+    </w:p>
+    <w:p>
+      <w:pPr>
+        <w:numPr>
+          <w:ilvl w:val="0"/>
+          <w:numId w:val="9"/>
+        </w:numPr>
+        <w:spacing w:before="100" w:beforeAutospacing="1" w:after="100" w:afterAutospacing="1" w:line="240" w:lineRule="auto"/>
+        <w:rPr>
+          <w:rFonts w:ascii="Times New Roman" w:eastAsia="Times New Roman" w:hAnsi="Times New Roman" w:cs="Times New Roman"/>
+          <w:kern w:val="0"/>
+          <w:sz w:val="24"/>
+          <w:szCs w:val="24"/>
+          <w:lang w:val="en-GB" w:eastAsia="en-GB" w:bidi="ar-SA"/>
+          <w14:ligatures w14:val="none"/>
+        </w:rPr>
+      </w:pPr>
+      <w:r>
+        <w:rPr>
+          <w:rFonts w:ascii="Times New Roman" w:eastAsia="Times New Roman" w:hAnsi="Times New Roman" w:cs="Times New Roman"/>
+          <w:kern w:val="0"/>
+          <w:sz w:val="24"/>
+          <w:szCs w:val="24"/>
+          <w:lang w:val="en-GB" w:eastAsia="en-GB" w:bidi="ar-SA"/>
+          <w14:ligatures w14:val="none"/>
+        </w:rPr>
+        <w:t>Cybersecurity exposure</w:t>
+      </w:r>
+    </w:p>
+    <w:p>
+      <w:pPr>
+        <w:numPr>
+          <w:ilvl w:val="0"/>
+          <w:numId w:val="9"/>
+        </w:numPr>
+        <w:spacing w:before="100" w:beforeAutospacing="1" w:after="100" w:afterAutospacing="1" w:line="240" w:lineRule="auto"/>
+        <w:rPr>
+          <w:rFonts w:ascii="Times New Roman" w:eastAsia="Times New Roman" w:hAnsi="Times New Roman" w:cs="Times New Roman"/>
+          <w:kern w:val="0"/>
+          <w:sz w:val="24"/>
+          <w:szCs w:val="24"/>
+          <w:lang w:val="en-GB" w:eastAsia="en-GB" w:bidi="ar-SA"/>
+          <w14:ligatures w14:val="none"/>
+        </w:rPr>
+      </w:pPr>
+      <w:r>
+        <w:rPr>
+          <w:rFonts w:ascii="Times New Roman" w:eastAsia="Times New Roman" w:hAnsi="Times New Roman" w:cs="Times New Roman"/>
+          <w:kern w:val="0"/>
+          <w:sz w:val="24"/>
+          <w:szCs w:val="24"/>
+          <w:lang w:val="en-GB" w:eastAsia="en-GB" w:bidi="ar-SA"/>
+          <w14:ligatures w14:val="none"/>
+        </w:rPr>
+        <w:t>Regulatory non-compliance</w:t>
+      </w:r>
+    </w:p>
+    <w:p>
+      <w:pPr>
+        <w:spacing w:before="100" w:beforeAutospacing="1" w:after="100" w:afterAutospacing="1" w:line="240" w:lineRule="auto"/>
+        <w:outlineLvl w:val="2"/>
+        <w:rPr>
+          <w:rFonts w:ascii="Times New Roman" w:eastAsia="Times New Roman" w:hAnsi="Times New Roman" w:cs="Times New Roman"/>
+          <w:b/>
+          <w:bCs/>
+          <w:kern w:val="0"/>
+          <w:sz w:val="27"/>
+          <w:szCs w:val="27"/>
+          <w:lang w:val="en-GB" w:eastAsia="en-GB" w:bidi="ar-SA"/>
+          <w14:ligatures w14:val="none"/>
+        </w:rPr>
+      </w:pPr>
+      <w:r>
+        <w:rPr>
+          <w:rFonts w:ascii="Times New Roman" w:eastAsia="Times New Roman" w:hAnsi="Times New Roman" w:cs="Times New Roman"/>
+          <w:b/>
+          <w:bCs/>
+          <w:kern w:val="0"/>
+          <w:sz w:val="27"/>
+          <w:szCs w:val="27"/>
+          <w:lang w:val="en-GB" w:eastAsia="en-GB" w:bidi="ar-SA"/>
+          <w14:ligatures w14:val="none"/>
+        </w:rPr>
+        <w:t>09.4.2 AI Risk Register Template</w:t>
+      </w:r>
+    </w:p>
+    <w:p>
+      <w:pPr>
+        <w:spacing w:before="100" w:beforeAutospacing="1" w:after="100" w:afterAutospacing="1" w:line="240" w:lineRule="auto"/>
+        <w:rPr>
+          <w:rFonts w:ascii="Times New Roman" w:eastAsia="Times New Roman" w:hAnsi="Times New Roman" w:cs="Times New Roman"/>
+          <w:kern w:val="0"/>
+          <w:sz w:val="24"/>
+          <w:szCs w:val="24"/>
+          <w:lang w:val="en-GB" w:eastAsia="en-GB" w:bidi="ar-SA"/>
+          <w14:ligatures w14:val="none"/>
+        </w:rPr>
+      </w:pPr>
+      <w:r>
+        <w:rPr>
+          <w:rFonts w:ascii="Times New Roman" w:eastAsia="Times New Roman" w:hAnsi="Times New Roman" w:cs="Times New Roman"/>
+          <w:kern w:val="0"/>
+          <w:sz w:val="24"/>
+          <w:szCs w:val="24"/>
+          <w:lang w:val="en-GB" w:eastAsia="en-GB" w:bidi="ar-SA"/>
+          <w14:ligatures w14:val="none"/>
+        </w:rPr>
+        <w:t>WBS-coded:</w:t>
+      </w:r>
+    </w:p>
+    <w:p>
+      <w:pPr>
+        <w:numPr>
+          <w:ilvl w:val="0"/>
+          <w:numId w:val="10"/>
+        </w:numPr>
+        <w:spacing w:before="100" w:beforeAutospacing="1" w:after="100" w:afterAutospacing="1" w:line="240" w:lineRule="auto"/>
+        <w:rPr>
+          <w:rFonts w:ascii="Times New Roman" w:eastAsia="Times New Roman" w:hAnsi="Times New Roman" w:cs="Times New Roman"/>
+          <w:kern w:val="0"/>
+          <w:sz w:val="24"/>
+          <w:szCs w:val="24"/>
+          <w:lang w:val="en-GB" w:eastAsia="en-GB" w:bidi="ar-SA"/>
+          <w14:ligatures w14:val="none"/>
+        </w:rPr>
+      </w:pPr>
+      <w:r>
+        <w:rPr>
+          <w:rFonts w:ascii="Times New Roman" w:eastAsia="Times New Roman" w:hAnsi="Times New Roman" w:cs="Times New Roman"/>
+          <w:kern w:val="0"/>
+          <w:sz w:val="24"/>
+          <w:szCs w:val="24"/>
+          <w:lang w:val="en-GB" w:eastAsia="en-GB" w:bidi="ar-SA"/>
+          <w14:ligatures w14:val="none"/>
+        </w:rPr>
+        <w:t>09.4.2.1 Risk ID</w:t>
+      </w:r>
+    </w:p>
+    <w:p>
+      <w:pPr>
+        <w:numPr>
+          <w:ilvl w:val="0"/>
+          <w:numId w:val="10"/>
+        </w:numPr>
+        <w:spacing w:before="100" w:beforeAutospacing="1" w:after="100" w:afterAutospacing="1" w:line="240" w:lineRule="auto"/>
+        <w:rPr>
+          <w:rFonts w:ascii="Times New Roman" w:eastAsia="Times New Roman" w:hAnsi="Times New Roman" w:cs="Times New Roman"/>
+          <w:kern w:val="0"/>
+          <w:sz w:val="24"/>
+          <w:szCs w:val="24"/>
+          <w:lang w:val="en-GB" w:eastAsia="en-GB" w:bidi="ar-SA"/>
+          <w14:ligatures w14:val="none"/>
+        </w:rPr>
+      </w:pPr>
+      <w:r>
+        <w:rPr>
+          <w:rFonts w:ascii="Times New Roman" w:eastAsia="Times New Roman" w:hAnsi="Times New Roman" w:cs="Times New Roman"/>
+          <w:kern w:val="0"/>
+          <w:sz w:val="24"/>
+          <w:szCs w:val="24"/>
+          <w:lang w:val="en-GB" w:eastAsia="en-GB" w:bidi="ar-SA"/>
+          <w14:ligatures w14:val="none"/>
+        </w:rPr>
+        <w:t>09.4.2.2 Risk Description</w:t>
+      </w:r>
+    </w:p>
+    <w:p>
+      <w:pPr>
+        <w:numPr>
+          <w:ilvl w:val="0"/>
+          <w:numId w:val="10"/>
+        </w:numPr>
+        <w:spacing w:before="100" w:beforeAutospacing="1" w:after="100" w:afterAutospacing="1" w:line="240" w:lineRule="auto"/>
+        <w:rPr>
+          <w:rFonts w:ascii="Times New Roman" w:eastAsia="Times New Roman" w:hAnsi="Times New Roman" w:cs="Times New Roman"/>
+          <w:kern w:val="0"/>
+          <w:sz w:val="24"/>
+          <w:szCs w:val="24"/>
+          <w:lang w:val="en-GB" w:eastAsia="en-GB" w:bidi="ar-SA"/>
+          <w14:ligatures w14:val="none"/>
+        </w:rPr>
+      </w:pPr>
+      <w:r>
+        <w:rPr>
+          <w:rFonts w:ascii="Times New Roman" w:eastAsia="Times New Roman" w:hAnsi="Times New Roman" w:cs="Times New Roman"/>
+          <w:kern w:val="0"/>
+          <w:sz w:val="24"/>
+          <w:szCs w:val="24"/>
+          <w:lang w:val="en-GB" w:eastAsia="en-GB" w:bidi="ar-SA"/>
+          <w14:ligatures w14:val="none"/>
+        </w:rPr>
+        <w:t>09.4.2.3 Likelihood</w:t>
+      </w:r>
+    </w:p>
+    <w:p>
+      <w:pPr>
+        <w:numPr>
+          <w:ilvl w:val="0"/>
+          <w:numId w:val="10"/>
+        </w:numPr>
+        <w:spacing w:before="100" w:beforeAutospacing="1" w:after="100" w:afterAutospacing="1" w:line="240" w:lineRule="auto"/>
+        <w:rPr>
+          <w:rFonts w:ascii="Times New Roman" w:eastAsia="Times New Roman" w:hAnsi="Times New Roman" w:cs="Times New Roman"/>
+          <w:kern w:val="0"/>
+          <w:sz w:val="24"/>
+          <w:szCs w:val="24"/>
+          <w:lang w:val="en-GB" w:eastAsia="en-GB" w:bidi="ar-SA"/>
+          <w14:ligatures w14:val="none"/>
+        </w:rPr>
+      </w:pPr>
+      <w:r>
+        <w:rPr>
+          <w:rFonts w:ascii="Times New Roman" w:eastAsia="Times New Roman" w:hAnsi="Times New Roman" w:cs="Times New Roman"/>
+          <w:kern w:val="0"/>
+          <w:sz w:val="24"/>
+          <w:szCs w:val="24"/>
+          <w:lang w:val="en-GB" w:eastAsia="en-GB" w:bidi="ar-SA"/>
+          <w14:ligatures w14:val="none"/>
+        </w:rPr>
+        <w:t>09.4.2.4 Impact</w:t>
+      </w:r>
+    </w:p>
+    <w:p>
+      <w:pPr>
+        <w:numPr>
+          <w:ilvl w:val="0"/>
+          <w:numId w:val="10"/>
+        </w:numPr>
+        <w:spacing w:before="100" w:beforeAutospacing="1" w:after="100" w:afterAutospacing="1" w:line="240" w:lineRule="auto"/>
+        <w:rPr>
+          <w:rFonts w:ascii="Times New Roman" w:eastAsia="Times New Roman" w:hAnsi="Times New Roman" w:cs="Times New Roman"/>
+          <w:kern w:val="0"/>
+          <w:sz w:val="24"/>
+          <w:szCs w:val="24"/>
+          <w:lang w:val="en-GB" w:eastAsia="en-GB" w:bidi="ar-SA"/>
+          <w14:ligatures w14:val="none"/>
+        </w:rPr>
+      </w:pPr>
+      <w:r>
+        <w:rPr>
+          <w:rFonts w:ascii="Times New Roman" w:eastAsia="Times New Roman" w:hAnsi="Times New Roman" w:cs="Times New Roman"/>
+          <w:kern w:val="0"/>
+          <w:sz w:val="24"/>
+          <w:szCs w:val="24"/>
+          <w:lang w:val="en-GB" w:eastAsia="en-GB" w:bidi="ar-SA"/>
+          <w14:ligatures w14:val="none"/>
+        </w:rPr>
+        <w:t>09.4.2.5 Mitigation</w:t>
+      </w:r>
+    </w:p>
+    <w:p>
+      <w:pPr>
+        <w:numPr>
+          <w:ilvl w:val="0"/>
+          <w:numId w:val="10"/>
+        </w:numPr>
+        <w:spacing w:before="100" w:beforeAutospacing="1" w:after="100" w:afterAutospacing="1" w:line="240" w:lineRule="auto"/>
+        <w:rPr>
+          <w:rFonts w:ascii="Times New Roman" w:eastAsia="Times New Roman" w:hAnsi="Times New Roman" w:cs="Times New Roman"/>
+          <w:kern w:val="0"/>
+          <w:sz w:val="24"/>
+          <w:szCs w:val="24"/>
+          <w:lang w:val="en-GB" w:eastAsia="en-GB" w:bidi="ar-SA"/>
+          <w14:ligatures w14:val="none"/>
+        </w:rPr>
+      </w:pPr>
+      <w:r>
+        <w:rPr>
+          <w:rFonts w:ascii="Times New Roman" w:eastAsia="Times New Roman" w:hAnsi="Times New Roman" w:cs="Times New Roman"/>
+          <w:kern w:val="0"/>
+          <w:sz w:val="24"/>
+          <w:szCs w:val="24"/>
+          <w:lang w:val="en-GB" w:eastAsia="en-GB" w:bidi="ar-SA"/>
+          <w14:ligatures w14:val="none"/>
+        </w:rPr>
+        <w:t>09.4.2.6 Control Owner</w:t>
+      </w:r>
+    </w:p>
+    <w:p>
+      <w:pPr>
+        <w:numPr>
+          <w:ilvl w:val="0"/>
+          <w:numId w:val="10"/>
+        </w:numPr>
+        <w:spacing w:before="100" w:beforeAutospacing="1" w:after="100" w:afterAutospacing="1" w:line="240" w:lineRule="auto"/>
+        <w:rPr>
+          <w:rFonts w:ascii="Times New Roman" w:eastAsia="Times New Roman" w:hAnsi="Times New Roman" w:cs="Times New Roman"/>
+          <w:kern w:val="0"/>
+          <w:sz w:val="24"/>
+          <w:szCs w:val="24"/>
+          <w:lang w:val="en-GB" w:eastAsia="en-GB" w:bidi="ar-SA"/>
+          <w14:ligatures w14:val="none"/>
+        </w:rPr>
+      </w:pPr>
+      <w:r>
+        <w:rPr>
+          <w:rFonts w:ascii="Times New Roman" w:eastAsia="Times New Roman" w:hAnsi="Times New Roman" w:cs="Times New Roman"/>
+          <w:kern w:val="0"/>
+          <w:sz w:val="24"/>
+          <w:szCs w:val="24"/>
+          <w:lang w:val="en-GB" w:eastAsia="en-GB" w:bidi="ar-SA"/>
+          <w14:ligatures w14:val="none"/>
+        </w:rPr>
+        <w:t>09.4.2.7 Monitoring Frequency</w:t>
+      </w:r>
+    </w:p>
+    <w:p>
+      <w:pPr>
+        <w:spacing w:before="100" w:beforeAutospacing="1" w:after="100" w:afterAutospacing="1" w:line="240" w:lineRule="auto"/>
+        <w:rPr>
+          <w:rFonts w:ascii="Times New Roman" w:eastAsia="Times New Roman" w:hAnsi="Times New Roman" w:cs="Times New Roman"/>
+          <w:kern w:val="0"/>
+          <w:sz w:val="24"/>
+          <w:szCs w:val="24"/>
+          <w:lang w:val="en-GB" w:eastAsia="en-GB" w:bidi="ar-SA"/>
+          <w14:ligatures w14:val="none"/>
+        </w:rPr>
+      </w:pPr>
+      <w:r>
+        <w:rPr>
+          <w:rFonts w:ascii="Times New Roman" w:eastAsia="Times New Roman" w:hAnsi="Times New Roman" w:cs="Times New Roman"/>
+          <w:kern w:val="0"/>
+          <w:sz w:val="24"/>
+          <w:szCs w:val="24"/>
+          <w:lang w:val="en-GB" w:eastAsia="en-GB" w:bidi="ar-SA"/>
+          <w14:ligatures w14:val="none"/>
+        </w:rPr>
+        <w:t>Framework alignment:</w:t>
+      </w:r>
+    </w:p>
+    <w:p>
+      <w:pPr>
+        <w:numPr>
+          <w:ilvl w:val="0"/>
+          <w:numId w:val="11"/>
+        </w:numPr>
+        <w:spacing w:before="100" w:beforeAutospacing="1" w:after="100" w:afterAutospacing="1" w:line="240" w:lineRule="auto"/>
+        <w:rPr>
+          <w:rFonts w:ascii="Times New Roman" w:eastAsia="Times New Roman" w:hAnsi="Times New Roman" w:cs="Times New Roman"/>
+          <w:kern w:val="0"/>
+          <w:sz w:val="24"/>
+          <w:szCs w:val="24"/>
+          <w:lang w:val="en-GB" w:eastAsia="en-GB" w:bidi="ar-SA"/>
+          <w14:ligatures w14:val="none"/>
+        </w:rPr>
+      </w:pPr>
+      <w:r>
+        <w:rPr>
+          <w:rFonts w:ascii="Times New Roman" w:eastAsia="Times New Roman" w:hAnsi="Times New Roman" w:cs="Times New Roman"/>
+          <w:kern w:val="0"/>
+          <w:sz w:val="24"/>
+          <w:szCs w:val="24"/>
+          <w:lang w:val="en-GB" w:eastAsia="en-GB" w:bidi="ar-SA"/>
+          <w14:ligatures w14:val="none"/>
+        </w:rPr>
+        <w:t>COSO ERM</w:t>
+      </w:r>
+    </w:p>
+    <w:p>
+      <w:pPr>
+        <w:numPr>
+          <w:ilvl w:val="0"/>
+          <w:numId w:val="11"/>
+        </w:numPr>
+        <w:spacing w:before="100" w:beforeAutospacing="1" w:after="100" w:afterAutospacing="1" w:line="240" w:lineRule="auto"/>
+        <w:rPr>
+          <w:rFonts w:ascii="Times New Roman" w:eastAsia="Times New Roman" w:hAnsi="Times New Roman" w:cs="Times New Roman"/>
+          <w:kern w:val="0"/>
+          <w:sz w:val="24"/>
+          <w:szCs w:val="24"/>
+          <w:lang w:val="en-GB" w:eastAsia="en-GB" w:bidi="ar-SA"/>
+          <w14:ligatures w14:val="none"/>
+        </w:rPr>
+      </w:pPr>
+      <w:r>
+        <w:rPr>
+          <w:rFonts w:ascii="Times New Roman" w:eastAsia="Times New Roman" w:hAnsi="Times New Roman" w:cs="Times New Roman"/>
+          <w:kern w:val="0"/>
+          <w:sz w:val="24"/>
+          <w:szCs w:val="24"/>
+          <w:lang w:val="en-GB" w:eastAsia="en-GB" w:bidi="ar-SA"/>
+          <w14:ligatures w14:val="none"/>
+        </w:rPr>
+        <w:t>ISO 31000 Risk</w:t>
+      </w:r>
+    </w:p>
+    <w:p>
+      <w:pPr>
+        <w:spacing w:after="0" w:line="240" w:lineRule="auto"/>
+        <w:rPr>
+          <w:rFonts w:ascii="Times New Roman" w:eastAsia="Times New Roman" w:hAnsi="Times New Roman" w:cs="Times New Roman"/>
+          <w:kern w:val="0"/>
+          <w:sz w:val="24"/>
+          <w:szCs w:val="24"/>
+          <w:lang w:val="en-GB" w:eastAsia="en-GB" w:bidi="ar-SA"/>
+          <w14:ligatures w14:val="none"/>
+        </w:rPr>
+      </w:pPr>
+      <w:r>
+        <w:rPr>
+          <w:rFonts w:ascii="Times New Roman" w:eastAsia="Times New Roman" w:hAnsi="Times New Roman" w:cs="Times New Roman"/>
+          <w:kern w:val="0"/>
+          <w:sz w:val="24"/>
+          <w:szCs w:val="24"/>
+          <w:lang w:val="en-GB" w:eastAsia="en-GB" w:bidi="ar-SA"/>
+          <w14:ligatures w14:val="none"/>
+        </w:rPr>
+        <w:pict w14:anchorId="290FD572">
+          <v:rect id="_x0000_i1029" style="width:0;height:1.5pt" o:hralign="center" o:hrstd="t" o:hr="t" fillcolor="#a0a0a0" stroked="f"/>
+        </w:pict>
+      </w:r>
+    </w:p>
+    <w:p>
+      <w:pPr>
+        <w:spacing w:before="100" w:beforeAutospacing="1" w:after="100" w:afterAutospacing="1" w:line="240" w:lineRule="auto"/>
+        <w:outlineLvl w:val="0"/>
         <w:rPr>
           <w:rFonts w:ascii="Times New Roman" w:eastAsia="Times New Roman" w:hAnsi="Times New Roman" w:cs="Times New Roman"/>
           <w:b/>
@@ -1617,575 +2184,8 @@
           <w:lang w:val="en-GB" w:eastAsia="en-GB" w:bidi="ar-SA"/>
           <w14:ligatures w14:val="none"/>
         </w:rPr>
-        <w:t>09.4 AI Risk &amp; Compliance Framework</w:t>
-      </w:r>
-    </w:p>
-    <w:p>
-      <w:pPr>
-        <w:spacing w:before="100" w:beforeAutospacing="1" w:after="100" w:afterAutospacing="1" w:line="240" w:lineRule="auto"/>
-        <w:rPr>
-          <w:rFonts w:ascii="Times New Roman" w:eastAsia="Times New Roman" w:hAnsi="Times New Roman" w:cs="Times New Roman"/>
-          <w:kern w:val="0"/>
-          <w:sz w:val="24"/>
-          <w:szCs w:val="24"/>
-          <w:lang w:val="en-GB" w:eastAsia="en-GB" w:bidi="ar-SA"/>
-          <w14:ligatures w14:val="none"/>
-        </w:rPr>
-      </w:pPr>
-      <w:r>
-        <w:rPr>
-          <w:rFonts w:ascii="Times New Roman" w:eastAsia="Times New Roman" w:hAnsi="Times New Roman" w:cs="Times New Roman"/>
-          <w:kern w:val="0"/>
-          <w:sz w:val="24"/>
-          <w:szCs w:val="24"/>
-          <w:lang w:val="en-GB" w:eastAsia="en-GB" w:bidi="ar-SA"/>
-          <w14:ligatures w14:val="none"/>
-        </w:rPr>
-        <w:t xml:space="preserve">Integrated with </w:t>
-      </w:r>
-      <w:r>
-        <w:rPr>
-          <w:rFonts w:ascii="Times New Roman" w:eastAsia="Times New Roman" w:hAnsi="Times New Roman" w:cs="Times New Roman"/>
-          <w:b/>
-          <w:bCs/>
-          <w:kern w:val="0"/>
-          <w:sz w:val="24"/>
-          <w:szCs w:val="24"/>
-          <w:lang w:val="en-GB" w:eastAsia="en-GB" w:bidi="ar-SA"/>
-          <w14:ligatures w14:val="none"/>
-        </w:rPr>
-        <w:t>07_Risk_Compliance</w:t>
-      </w:r>
-    </w:p>
-    <w:p>
-      <w:pPr>
-        <w:spacing w:before="100" w:beforeAutospacing="1" w:after="100" w:afterAutospacing="1" w:line="240" w:lineRule="auto"/>
-        <w:outlineLvl w:val="2"/>
-        <w:rPr>
-          <w:rFonts w:ascii="Times New Roman" w:eastAsia="Times New Roman" w:hAnsi="Times New Roman" w:cs="Times New Roman"/>
-          <w:b/>
-          <w:bCs/>
-          <w:kern w:val="0"/>
-          <w:sz w:val="27"/>
-          <w:szCs w:val="27"/>
-          <w:lang w:val="en-GB" w:eastAsia="en-GB" w:bidi="ar-SA"/>
-          <w14:ligatures w14:val="none"/>
-        </w:rPr>
-      </w:pPr>
-      <w:r>
-        <w:rPr>
-          <w:rFonts w:ascii="Times New Roman" w:eastAsia="Times New Roman" w:hAnsi="Times New Roman" w:cs="Times New Roman"/>
-          <w:b/>
-          <w:bCs/>
-          <w:kern w:val="0"/>
-          <w:sz w:val="27"/>
-          <w:szCs w:val="27"/>
-          <w:lang w:val="en-GB" w:eastAsia="en-GB" w:bidi="ar-SA"/>
-          <w14:ligatures w14:val="none"/>
-        </w:rPr>
-        <w:lastRenderedPageBreak/>
-        <w:t>09.4.1 AI Risk Taxonomy</w:t>
-      </w:r>
-    </w:p>
-    <w:p>
-      <w:pPr>
-        <w:numPr>
-          <w:ilvl w:val="0"/>
-          <w:numId w:val="9"/>
-        </w:numPr>
-        <w:spacing w:before="100" w:beforeAutospacing="1" w:after="100" w:afterAutospacing="1" w:line="240" w:lineRule="auto"/>
-        <w:rPr>
-          <w:rFonts w:ascii="Times New Roman" w:eastAsia="Times New Roman" w:hAnsi="Times New Roman" w:cs="Times New Roman"/>
-          <w:kern w:val="0"/>
-          <w:sz w:val="24"/>
-          <w:szCs w:val="24"/>
-          <w:lang w:val="en-GB" w:eastAsia="en-GB" w:bidi="ar-SA"/>
-          <w14:ligatures w14:val="none"/>
-        </w:rPr>
-      </w:pPr>
-      <w:r>
-        <w:rPr>
-          <w:rFonts w:ascii="Times New Roman" w:eastAsia="Times New Roman" w:hAnsi="Times New Roman" w:cs="Times New Roman"/>
-          <w:kern w:val="0"/>
-          <w:sz w:val="24"/>
-          <w:szCs w:val="24"/>
-          <w:lang w:val="en-GB" w:eastAsia="en-GB" w:bidi="ar-SA"/>
-          <w14:ligatures w14:val="none"/>
-        </w:rPr>
-        <w:t>Model risk</w:t>
-      </w:r>
-    </w:p>
-    <w:p>
-      <w:pPr>
-        <w:numPr>
-          <w:ilvl w:val="0"/>
-          <w:numId w:val="9"/>
-        </w:numPr>
-        <w:spacing w:before="100" w:beforeAutospacing="1" w:after="100" w:afterAutospacing="1" w:line="240" w:lineRule="auto"/>
-        <w:rPr>
-          <w:rFonts w:ascii="Times New Roman" w:eastAsia="Times New Roman" w:hAnsi="Times New Roman" w:cs="Times New Roman"/>
-          <w:kern w:val="0"/>
-          <w:sz w:val="24"/>
-          <w:szCs w:val="24"/>
-          <w:lang w:val="en-GB" w:eastAsia="en-GB" w:bidi="ar-SA"/>
-          <w14:ligatures w14:val="none"/>
-        </w:rPr>
-      </w:pPr>
-      <w:r>
-        <w:rPr>
-          <w:rFonts w:ascii="Times New Roman" w:eastAsia="Times New Roman" w:hAnsi="Times New Roman" w:cs="Times New Roman"/>
-          <w:kern w:val="0"/>
-          <w:sz w:val="24"/>
-          <w:szCs w:val="24"/>
-          <w:lang w:val="en-GB" w:eastAsia="en-GB" w:bidi="ar-SA"/>
-          <w14:ligatures w14:val="none"/>
-        </w:rPr>
-        <w:t>Data drift risk</w:t>
-      </w:r>
-    </w:p>
-    <w:p>
-      <w:pPr>
-        <w:numPr>
-          <w:ilvl w:val="0"/>
-          <w:numId w:val="9"/>
-        </w:numPr>
-        <w:spacing w:before="100" w:beforeAutospacing="1" w:after="100" w:afterAutospacing="1" w:line="240" w:lineRule="auto"/>
-        <w:rPr>
-          <w:rFonts w:ascii="Times New Roman" w:eastAsia="Times New Roman" w:hAnsi="Times New Roman" w:cs="Times New Roman"/>
-          <w:kern w:val="0"/>
-          <w:sz w:val="24"/>
-          <w:szCs w:val="24"/>
-          <w:lang w:val="en-GB" w:eastAsia="en-GB" w:bidi="ar-SA"/>
-          <w14:ligatures w14:val="none"/>
-        </w:rPr>
-      </w:pPr>
-      <w:r>
-        <w:rPr>
-          <w:rFonts w:ascii="Times New Roman" w:eastAsia="Times New Roman" w:hAnsi="Times New Roman" w:cs="Times New Roman"/>
-          <w:kern w:val="0"/>
-          <w:sz w:val="24"/>
-          <w:szCs w:val="24"/>
-          <w:lang w:val="en-GB" w:eastAsia="en-GB" w:bidi="ar-SA"/>
-          <w14:ligatures w14:val="none"/>
-        </w:rPr>
-        <w:t>Hallucination risk</w:t>
-      </w:r>
-    </w:p>
-    <w:p>
-      <w:pPr>
-        <w:numPr>
-          <w:ilvl w:val="0"/>
-          <w:numId w:val="9"/>
-        </w:numPr>
-        <w:spacing w:before="100" w:beforeAutospacing="1" w:after="100" w:afterAutospacing="1" w:line="240" w:lineRule="auto"/>
-        <w:rPr>
-          <w:rFonts w:ascii="Times New Roman" w:eastAsia="Times New Roman" w:hAnsi="Times New Roman" w:cs="Times New Roman"/>
-          <w:kern w:val="0"/>
-          <w:sz w:val="24"/>
-          <w:szCs w:val="24"/>
-          <w:lang w:val="en-GB" w:eastAsia="en-GB" w:bidi="ar-SA"/>
-          <w14:ligatures w14:val="none"/>
-        </w:rPr>
-      </w:pPr>
-      <w:r>
-        <w:rPr>
-          <w:rFonts w:ascii="Times New Roman" w:eastAsia="Times New Roman" w:hAnsi="Times New Roman" w:cs="Times New Roman"/>
-          <w:kern w:val="0"/>
-          <w:sz w:val="24"/>
-          <w:szCs w:val="24"/>
-          <w:lang w:val="en-GB" w:eastAsia="en-GB" w:bidi="ar-SA"/>
-          <w14:ligatures w14:val="none"/>
-        </w:rPr>
-        <w:t>Cybersecurity exposure</w:t>
-      </w:r>
-    </w:p>
-    <w:p>
-      <w:pPr>
-        <w:numPr>
-          <w:ilvl w:val="0"/>
-          <w:numId w:val="9"/>
-        </w:numPr>
-        <w:spacing w:before="100" w:beforeAutospacing="1" w:after="100" w:afterAutospacing="1" w:line="240" w:lineRule="auto"/>
-        <w:rPr>
-          <w:rFonts w:ascii="Times New Roman" w:eastAsia="Times New Roman" w:hAnsi="Times New Roman" w:cs="Times New Roman"/>
-          <w:kern w:val="0"/>
-          <w:sz w:val="24"/>
-          <w:szCs w:val="24"/>
-          <w:lang w:val="en-GB" w:eastAsia="en-GB" w:bidi="ar-SA"/>
-          <w14:ligatures w14:val="none"/>
-        </w:rPr>
-      </w:pPr>
-      <w:r>
-        <w:rPr>
-          <w:rFonts w:ascii="Times New Roman" w:eastAsia="Times New Roman" w:hAnsi="Times New Roman" w:cs="Times New Roman"/>
-          <w:kern w:val="0"/>
-          <w:sz w:val="24"/>
-          <w:szCs w:val="24"/>
-          <w:lang w:val="en-GB" w:eastAsia="en-GB" w:bidi="ar-SA"/>
-          <w14:ligatures w14:val="none"/>
-        </w:rPr>
-        <w:t>Regulatory non-compliance</w:t>
-      </w:r>
-    </w:p>
-    <w:p>
-      <w:pPr>
-        <w:spacing w:before="100" w:beforeAutospacing="1" w:after="100" w:afterAutospacing="1" w:line="240" w:lineRule="auto"/>
-        <w:outlineLvl w:val="2"/>
-        <w:rPr>
-          <w:rFonts w:ascii="Times New Roman" w:eastAsia="Times New Roman" w:hAnsi="Times New Roman" w:cs="Times New Roman"/>
-          <w:b/>
-          <w:bCs/>
-          <w:kern w:val="0"/>
-          <w:sz w:val="27"/>
-          <w:szCs w:val="27"/>
-          <w:lang w:val="en-GB" w:eastAsia="en-GB" w:bidi="ar-SA"/>
-          <w14:ligatures w14:val="none"/>
-        </w:rPr>
-      </w:pPr>
-      <w:r>
-        <w:rPr>
-          <w:rFonts w:ascii="Times New Roman" w:eastAsia="Times New Roman" w:hAnsi="Times New Roman" w:cs="Times New Roman"/>
-          <w:b/>
-          <w:bCs/>
-          <w:kern w:val="0"/>
-          <w:sz w:val="27"/>
-          <w:szCs w:val="27"/>
-          <w:lang w:val="en-GB" w:eastAsia="en-GB" w:bidi="ar-SA"/>
-          <w14:ligatures w14:val="none"/>
-        </w:rPr>
-        <w:t>09.4.2 AI Risk Register Template</w:t>
-      </w:r>
-    </w:p>
-    <w:p>
-      <w:pPr>
-        <w:spacing w:before="100" w:beforeAutospacing="1" w:after="100" w:afterAutospacing="1" w:line="240" w:lineRule="auto"/>
-        <w:rPr>
-          <w:rFonts w:ascii="Times New Roman" w:eastAsia="Times New Roman" w:hAnsi="Times New Roman" w:cs="Times New Roman"/>
-          <w:kern w:val="0"/>
-          <w:sz w:val="24"/>
-          <w:szCs w:val="24"/>
-          <w:lang w:val="en-GB" w:eastAsia="en-GB" w:bidi="ar-SA"/>
-          <w14:ligatures w14:val="none"/>
-        </w:rPr>
-      </w:pPr>
-      <w:r>
-        <w:rPr>
-          <w:rFonts w:ascii="Times New Roman" w:eastAsia="Times New Roman" w:hAnsi="Times New Roman" w:cs="Times New Roman"/>
-          <w:kern w:val="0"/>
-          <w:sz w:val="24"/>
-          <w:szCs w:val="24"/>
-          <w:lang w:val="en-GB" w:eastAsia="en-GB" w:bidi="ar-SA"/>
-          <w14:ligatures w14:val="none"/>
-        </w:rPr>
-        <w:t>WBS-coded:</w:t>
-      </w:r>
-    </w:p>
-    <w:p>
-      <w:pPr>
-        <w:numPr>
-          <w:ilvl w:val="0"/>
-          <w:numId w:val="10"/>
-        </w:numPr>
-        <w:spacing w:before="100" w:beforeAutospacing="1" w:after="100" w:afterAutospacing="1" w:line="240" w:lineRule="auto"/>
-        <w:rPr>
-          <w:rFonts w:ascii="Times New Roman" w:eastAsia="Times New Roman" w:hAnsi="Times New Roman" w:cs="Times New Roman"/>
-          <w:kern w:val="0"/>
-          <w:sz w:val="24"/>
-          <w:szCs w:val="24"/>
-          <w:lang w:val="en-GB" w:eastAsia="en-GB" w:bidi="ar-SA"/>
-          <w14:ligatures w14:val="none"/>
-        </w:rPr>
-      </w:pPr>
-      <w:r>
-        <w:rPr>
-          <w:rFonts w:ascii="Times New Roman" w:eastAsia="Times New Roman" w:hAnsi="Times New Roman" w:cs="Times New Roman"/>
-          <w:kern w:val="0"/>
-          <w:sz w:val="24"/>
-          <w:szCs w:val="24"/>
-          <w:lang w:val="en-GB" w:eastAsia="en-GB" w:bidi="ar-SA"/>
-          <w14:ligatures w14:val="none"/>
-        </w:rPr>
-        <w:t>09.4.2.1 Risk ID</w:t>
-      </w:r>
-    </w:p>
-    <w:p>
-      <w:pPr>
-        <w:numPr>
-          <w:ilvl w:val="0"/>
-          <w:numId w:val="10"/>
-        </w:numPr>
-        <w:spacing w:before="100" w:beforeAutospacing="1" w:after="100" w:afterAutospacing="1" w:line="240" w:lineRule="auto"/>
-        <w:rPr>
-          <w:rFonts w:ascii="Times New Roman" w:eastAsia="Times New Roman" w:hAnsi="Times New Roman" w:cs="Times New Roman"/>
-          <w:kern w:val="0"/>
-          <w:sz w:val="24"/>
-          <w:szCs w:val="24"/>
-          <w:lang w:val="en-GB" w:eastAsia="en-GB" w:bidi="ar-SA"/>
-          <w14:ligatures w14:val="none"/>
-        </w:rPr>
-      </w:pPr>
-      <w:r>
-        <w:rPr>
-          <w:rFonts w:ascii="Times New Roman" w:eastAsia="Times New Roman" w:hAnsi="Times New Roman" w:cs="Times New Roman"/>
-          <w:kern w:val="0"/>
-          <w:sz w:val="24"/>
-          <w:szCs w:val="24"/>
-          <w:lang w:val="en-GB" w:eastAsia="en-GB" w:bidi="ar-SA"/>
-          <w14:ligatures w14:val="none"/>
-        </w:rPr>
-        <w:t>09.4.2.2 Risk Description</w:t>
-      </w:r>
-    </w:p>
-    <w:p>
-      <w:pPr>
-        <w:numPr>
-          <w:ilvl w:val="0"/>
-          <w:numId w:val="10"/>
-        </w:numPr>
-        <w:spacing w:before="100" w:beforeAutospacing="1" w:after="100" w:afterAutospacing="1" w:line="240" w:lineRule="auto"/>
-        <w:rPr>
-          <w:rFonts w:ascii="Times New Roman" w:eastAsia="Times New Roman" w:hAnsi="Times New Roman" w:cs="Times New Roman"/>
-          <w:kern w:val="0"/>
-          <w:sz w:val="24"/>
-          <w:szCs w:val="24"/>
-          <w:lang w:val="en-GB" w:eastAsia="en-GB" w:bidi="ar-SA"/>
-          <w14:ligatures w14:val="none"/>
-        </w:rPr>
-      </w:pPr>
-      <w:r>
-        <w:rPr>
-          <w:rFonts w:ascii="Times New Roman" w:eastAsia="Times New Roman" w:hAnsi="Times New Roman" w:cs="Times New Roman"/>
-          <w:kern w:val="0"/>
-          <w:sz w:val="24"/>
-          <w:szCs w:val="24"/>
-          <w:lang w:val="en-GB" w:eastAsia="en-GB" w:bidi="ar-SA"/>
-          <w14:ligatures w14:val="none"/>
-        </w:rPr>
-        <w:t>09.4.2.3 Likelihood</w:t>
-      </w:r>
-    </w:p>
-    <w:p>
-      <w:pPr>
-        <w:numPr>
-          <w:ilvl w:val="0"/>
-          <w:numId w:val="10"/>
-        </w:numPr>
-        <w:spacing w:before="100" w:beforeAutospacing="1" w:after="100" w:afterAutospacing="1" w:line="240" w:lineRule="auto"/>
-        <w:rPr>
-          <w:rFonts w:ascii="Times New Roman" w:eastAsia="Times New Roman" w:hAnsi="Times New Roman" w:cs="Times New Roman"/>
-          <w:kern w:val="0"/>
-          <w:sz w:val="24"/>
-          <w:szCs w:val="24"/>
-          <w:lang w:val="en-GB" w:eastAsia="en-GB" w:bidi="ar-SA"/>
-          <w14:ligatures w14:val="none"/>
-        </w:rPr>
-      </w:pPr>
-      <w:r>
-        <w:rPr>
-          <w:rFonts w:ascii="Times New Roman" w:eastAsia="Times New Roman" w:hAnsi="Times New Roman" w:cs="Times New Roman"/>
-          <w:kern w:val="0"/>
-          <w:sz w:val="24"/>
-          <w:szCs w:val="24"/>
-          <w:lang w:val="en-GB" w:eastAsia="en-GB" w:bidi="ar-SA"/>
-          <w14:ligatures w14:val="none"/>
-        </w:rPr>
-        <w:t>09.4.2.4 Impact</w:t>
-      </w:r>
-    </w:p>
-    <w:p>
-      <w:pPr>
-        <w:numPr>
-          <w:ilvl w:val="0"/>
-          <w:numId w:val="10"/>
-        </w:numPr>
-        <w:spacing w:before="100" w:beforeAutospacing="1" w:after="100" w:afterAutospacing="1" w:line="240" w:lineRule="auto"/>
-        <w:rPr>
-          <w:rFonts w:ascii="Times New Roman" w:eastAsia="Times New Roman" w:hAnsi="Times New Roman" w:cs="Times New Roman"/>
-          <w:kern w:val="0"/>
-          <w:sz w:val="24"/>
-          <w:szCs w:val="24"/>
-          <w:lang w:val="en-GB" w:eastAsia="en-GB" w:bidi="ar-SA"/>
-          <w14:ligatures w14:val="none"/>
-        </w:rPr>
-      </w:pPr>
-      <w:r>
-        <w:rPr>
-          <w:rFonts w:ascii="Times New Roman" w:eastAsia="Times New Roman" w:hAnsi="Times New Roman" w:cs="Times New Roman"/>
-          <w:kern w:val="0"/>
-          <w:sz w:val="24"/>
-          <w:szCs w:val="24"/>
-          <w:lang w:val="en-GB" w:eastAsia="en-GB" w:bidi="ar-SA"/>
-          <w14:ligatures w14:val="none"/>
-        </w:rPr>
-        <w:t>09.4.2.5 Mitigation</w:t>
-      </w:r>
-    </w:p>
-    <w:p>
-      <w:pPr>
-        <w:numPr>
-          <w:ilvl w:val="0"/>
-          <w:numId w:val="10"/>
-        </w:numPr>
-        <w:spacing w:before="100" w:beforeAutospacing="1" w:after="100" w:afterAutospacing="1" w:line="240" w:lineRule="auto"/>
-        <w:rPr>
-          <w:rFonts w:ascii="Times New Roman" w:eastAsia="Times New Roman" w:hAnsi="Times New Roman" w:cs="Times New Roman"/>
-          <w:kern w:val="0"/>
-          <w:sz w:val="24"/>
-          <w:szCs w:val="24"/>
-          <w:lang w:val="en-GB" w:eastAsia="en-GB" w:bidi="ar-SA"/>
-          <w14:ligatures w14:val="none"/>
-        </w:rPr>
-      </w:pPr>
-      <w:r>
-        <w:rPr>
-          <w:rFonts w:ascii="Times New Roman" w:eastAsia="Times New Roman" w:hAnsi="Times New Roman" w:cs="Times New Roman"/>
-          <w:kern w:val="0"/>
-          <w:sz w:val="24"/>
-          <w:szCs w:val="24"/>
-          <w:lang w:val="en-GB" w:eastAsia="en-GB" w:bidi="ar-SA"/>
-          <w14:ligatures w14:val="none"/>
-        </w:rPr>
-        <w:t>09.4.2.6 Control Owner</w:t>
-      </w:r>
-    </w:p>
-    <w:p>
-      <w:pPr>
-        <w:numPr>
-          <w:ilvl w:val="0"/>
-          <w:numId w:val="10"/>
-        </w:numPr>
-        <w:spacing w:before="100" w:beforeAutospacing="1" w:after="100" w:afterAutospacing="1" w:line="240" w:lineRule="auto"/>
-        <w:rPr>
-          <w:rFonts w:ascii="Times New Roman" w:eastAsia="Times New Roman" w:hAnsi="Times New Roman" w:cs="Times New Roman"/>
-          <w:kern w:val="0"/>
-          <w:sz w:val="24"/>
-          <w:szCs w:val="24"/>
-          <w:lang w:val="en-GB" w:eastAsia="en-GB" w:bidi="ar-SA"/>
-          <w14:ligatures w14:val="none"/>
-        </w:rPr>
-      </w:pPr>
-      <w:r>
-        <w:rPr>
-          <w:rFonts w:ascii="Times New Roman" w:eastAsia="Times New Roman" w:hAnsi="Times New Roman" w:cs="Times New Roman"/>
-          <w:kern w:val="0"/>
-          <w:sz w:val="24"/>
-          <w:szCs w:val="24"/>
-          <w:lang w:val="en-GB" w:eastAsia="en-GB" w:bidi="ar-SA"/>
-          <w14:ligatures w14:val="none"/>
-        </w:rPr>
-        <w:t>09.4.2.7 Monitoring Frequency</w:t>
-      </w:r>
-    </w:p>
-    <w:p>
-      <w:pPr>
-        <w:spacing w:before="100" w:beforeAutospacing="1" w:after="100" w:afterAutospacing="1" w:line="240" w:lineRule="auto"/>
-        <w:rPr>
-          <w:rFonts w:ascii="Times New Roman" w:eastAsia="Times New Roman" w:hAnsi="Times New Roman" w:cs="Times New Roman"/>
-          <w:kern w:val="0"/>
-          <w:sz w:val="24"/>
-          <w:szCs w:val="24"/>
-          <w:lang w:val="en-GB" w:eastAsia="en-GB" w:bidi="ar-SA"/>
-          <w14:ligatures w14:val="none"/>
-        </w:rPr>
-      </w:pPr>
-      <w:r>
-        <w:rPr>
-          <w:rFonts w:ascii="Times New Roman" w:eastAsia="Times New Roman" w:hAnsi="Times New Roman" w:cs="Times New Roman"/>
-          <w:kern w:val="0"/>
-          <w:sz w:val="24"/>
-          <w:szCs w:val="24"/>
-          <w:lang w:val="en-GB" w:eastAsia="en-GB" w:bidi="ar-SA"/>
-          <w14:ligatures w14:val="none"/>
-        </w:rPr>
-        <w:t>Framework alignment:</w:t>
-      </w:r>
-    </w:p>
-    <w:p>
-      <w:pPr>
-        <w:numPr>
-          <w:ilvl w:val="0"/>
-          <w:numId w:val="11"/>
-        </w:numPr>
-        <w:spacing w:before="100" w:beforeAutospacing="1" w:after="100" w:afterAutospacing="1" w:line="240" w:lineRule="auto"/>
-        <w:rPr>
-          <w:rFonts w:ascii="Times New Roman" w:eastAsia="Times New Roman" w:hAnsi="Times New Roman" w:cs="Times New Roman"/>
-          <w:kern w:val="0"/>
-          <w:sz w:val="24"/>
-          <w:szCs w:val="24"/>
-          <w:lang w:val="en-GB" w:eastAsia="en-GB" w:bidi="ar-SA"/>
-          <w14:ligatures w14:val="none"/>
-        </w:rPr>
-      </w:pPr>
-      <w:r>
-        <w:rPr>
-          <w:rFonts w:ascii="Times New Roman" w:eastAsia="Times New Roman" w:hAnsi="Times New Roman" w:cs="Times New Roman"/>
-          <w:kern w:val="0"/>
-          <w:sz w:val="24"/>
-          <w:szCs w:val="24"/>
-          <w:lang w:val="en-GB" w:eastAsia="en-GB" w:bidi="ar-SA"/>
-          <w14:ligatures w14:val="none"/>
-        </w:rPr>
-        <w:t>COSO ERM</w:t>
-      </w:r>
-    </w:p>
-    <w:p>
-      <w:pPr>
-        <w:numPr>
-          <w:ilvl w:val="0"/>
-          <w:numId w:val="11"/>
-        </w:numPr>
-        <w:spacing w:before="100" w:beforeAutospacing="1" w:after="100" w:afterAutospacing="1" w:line="240" w:lineRule="auto"/>
-        <w:rPr>
-          <w:rFonts w:ascii="Times New Roman" w:eastAsia="Times New Roman" w:hAnsi="Times New Roman" w:cs="Times New Roman"/>
-          <w:kern w:val="0"/>
-          <w:sz w:val="24"/>
-          <w:szCs w:val="24"/>
-          <w:lang w:val="en-GB" w:eastAsia="en-GB" w:bidi="ar-SA"/>
-          <w14:ligatures w14:val="none"/>
-        </w:rPr>
-      </w:pPr>
-      <w:r>
-        <w:rPr>
-          <w:rFonts w:ascii="Times New Roman" w:eastAsia="Times New Roman" w:hAnsi="Times New Roman" w:cs="Times New Roman"/>
-          <w:kern w:val="0"/>
-          <w:sz w:val="24"/>
-          <w:szCs w:val="24"/>
-          <w:lang w:val="en-GB" w:eastAsia="en-GB" w:bidi="ar-SA"/>
-          <w14:ligatures w14:val="none"/>
-        </w:rPr>
-        <w:t>ISO 31000 Risk</w:t>
-      </w:r>
-    </w:p>
-    <w:p>
-      <w:pPr>
-        <w:spacing w:after="0" w:line="240" w:lineRule="auto"/>
-        <w:rPr>
-          <w:rFonts w:ascii="Times New Roman" w:eastAsia="Times New Roman" w:hAnsi="Times New Roman" w:cs="Times New Roman"/>
-          <w:kern w:val="0"/>
-          <w:sz w:val="24"/>
-          <w:szCs w:val="24"/>
-          <w:lang w:val="en-GB" w:eastAsia="en-GB" w:bidi="ar-SA"/>
-          <w14:ligatures w14:val="none"/>
-        </w:rPr>
-      </w:pPr>
-      <w:r>
-        <w:rPr>
-          <w:rFonts w:ascii="Times New Roman" w:eastAsia="Times New Roman" w:hAnsi="Times New Roman" w:cs="Times New Roman"/>
-          <w:kern w:val="0"/>
-          <w:sz w:val="24"/>
-          <w:szCs w:val="24"/>
-          <w:lang w:val="en-GB" w:eastAsia="en-GB" w:bidi="ar-SA"/>
-          <w14:ligatures w14:val="none"/>
-        </w:rPr>
-        <w:pict w14:anchorId="290FD572">
-          <v:rect id="_x0000_i1029" style="width:0;height:1.5pt" o:hralign="center" o:hrstd="t" o:hr="t" fillcolor="#a0a0a0" stroked="f"/>
-        </w:pict>
-      </w:r>
-    </w:p>
-    <w:p>
-      <w:pPr>
-        <w:spacing w:before="100" w:beforeAutospacing="1" w:after="100" w:afterAutospacing="1" w:line="240" w:lineRule="auto"/>
-        <w:outlineLvl w:val="0"/>
+      </w:pPr>
+      <w:r>
         <w:rPr>
           <w:rFonts w:ascii="Times New Roman" w:eastAsia="Times New Roman" w:hAnsi="Times New Roman" w:cs="Times New Roman"/>
           <w:b/>
@@ -2196,25 +2196,25 @@
           <w:lang w:val="en-GB" w:eastAsia="en-GB" w:bidi="ar-SA"/>
           <w14:ligatures w14:val="none"/>
         </w:rPr>
-      </w:pPr>
-      <w:r>
+        <w:t>09.5 AI Knowledge Repository Architecture</w:t>
+      </w:r>
+    </w:p>
+    <w:p>
+      <w:pPr>
+        <w:spacing w:before="100" w:beforeAutospacing="1" w:after="100" w:afterAutospacing="1" w:line="240" w:lineRule="auto"/>
+        <w:outlineLvl w:val="2"/>
         <w:rPr>
           <w:rFonts w:ascii="Times New Roman" w:eastAsia="Times New Roman" w:hAnsi="Times New Roman" w:cs="Times New Roman"/>
           <w:b/>
           <w:bCs/>
-          <w:kern w:val="36"/>
-          <w:sz w:val="48"/>
-          <w:szCs w:val="48"/>
-          <w:lang w:val="en-GB" w:eastAsia="en-GB" w:bidi="ar-SA"/>
-          <w14:ligatures w14:val="none"/>
-        </w:rPr>
-        <w:t>09.5 AI Knowledge Repository Architecture</w:t>
-      </w:r>
-    </w:p>
-    <w:p>
-      <w:pPr>
-        <w:spacing w:before="100" w:beforeAutospacing="1" w:after="100" w:afterAutospacing="1" w:line="240" w:lineRule="auto"/>
-        <w:outlineLvl w:val="2"/>
+          <w:kern w:val="0"/>
+          <w:sz w:val="27"/>
+          <w:szCs w:val="27"/>
+          <w:lang w:val="en-GB" w:eastAsia="en-GB" w:bidi="ar-SA"/>
+          <w14:ligatures w14:val="none"/>
+        </w:rPr>
+      </w:pPr>
+      <w:r>
         <w:rPr>
           <w:rFonts w:ascii="Times New Roman" w:eastAsia="Times New Roman" w:hAnsi="Times New Roman" w:cs="Times New Roman"/>
           <w:b/>
@@ -2225,57 +2225,38 @@
           <w:lang w:val="en-GB" w:eastAsia="en-GB" w:bidi="ar-SA"/>
           <w14:ligatures w14:val="none"/>
         </w:rPr>
-      </w:pPr>
-      <w:r>
-        <w:rPr>
-          <w:rFonts w:ascii="Times New Roman" w:eastAsia="Times New Roman" w:hAnsi="Times New Roman" w:cs="Times New Roman"/>
-          <w:b/>
-          <w:bCs/>
-          <w:kern w:val="0"/>
-          <w:sz w:val="27"/>
-          <w:szCs w:val="27"/>
-          <w:lang w:val="en-GB" w:eastAsia="en-GB" w:bidi="ar-SA"/>
-          <w14:ligatures w14:val="none"/>
-        </w:rPr>
         <w:t>09.5.1 AI Knowledge Layers</w:t>
       </w:r>
     </w:p>
     <w:tbl>
       <w:tblPr>
+        <w:tblStyle w:val="PlainTable1"/>
         <w:tblW w:w="0" w:type="auto"/>
-        <w:tblCellSpacing w:w="15" w:type="dxa"/>
-        <w:tblCellMar>
-          <w:top w:w="15" w:type="dxa"/>
-          <w:left w:w="15" w:type="dxa"/>
-          <w:bottom w:w="15" w:type="dxa"/>
-          <w:right w:w="15" w:type="dxa"/>
-        </w:tblCellMar>
         <w:tblLook w:val="04A0" w:firstRow="1" w:lastRow="0" w:firstColumn="1" w:lastColumn="0" w:noHBand="0" w:noVBand="1"/>
       </w:tblPr>
       <w:tblGrid>
-        <w:gridCol w:w="689"/>
-        <w:gridCol w:w="3220"/>
-        <w:gridCol w:w="1509"/>
+        <w:gridCol w:w="830"/>
+        <w:gridCol w:w="3376"/>
+        <w:gridCol w:w="4699"/>
       </w:tblGrid>
       <w:tr>
         <w:trPr>
-          <w:tblHeader/>
-          <w:tblCellSpacing w:w="15" w:type="dxa"/>
+          <w:cnfStyle w:val="100000000000" w:firstRow="1" w:lastRow="0" w:firstColumn="0" w:lastColumn="0" w:oddVBand="0" w:evenVBand="0" w:oddHBand="0" w:evenHBand="0" w:firstRowFirstColumn="0" w:firstRowLastColumn="0" w:lastRowFirstColumn="0" w:lastRowLastColumn="0"/>
         </w:trPr>
         <w:tc>
           <w:tcPr>
+            <w:cnfStyle w:val="001000000000" w:firstRow="0" w:lastRow="0" w:firstColumn="1" w:lastColumn="0" w:oddVBand="0" w:evenVBand="0" w:oddHBand="0" w:evenHBand="0" w:firstRowFirstColumn="0" w:firstRowLastColumn="0" w:lastRowFirstColumn="0" w:lastRowLastColumn="0"/>
             <w:tcW w:w="0" w:type="auto"/>
-            <w:vAlign w:val="center"/>
+            <w:shd w:val="clear" w:color="auto" w:fill="0E2841" w:themeFill="text2"/>
             <w:hideMark/>
           </w:tcPr>
           <w:p>
             <w:pPr>
-              <w:spacing w:after="0" w:line="240" w:lineRule="auto"/>
               <w:jc w:val="center"/>
               <w:rPr>
                 <w:rFonts w:ascii="Times New Roman" w:eastAsia="Times New Roman" w:hAnsi="Times New Roman" w:cs="Times New Roman"/>
-                <w:b/>
-                <w:bCs/>
+                <w:b w:val="0"/>
+                <w:bCs w:val="0"/>
                 <w:kern w:val="0"/>
                 <w:sz w:val="24"/>
                 <w:szCs w:val="24"/>
@@ -2286,8 +2267,6 @@
             <w:r>
               <w:rPr>
                 <w:rFonts w:ascii="Times New Roman" w:eastAsia="Times New Roman" w:hAnsi="Times New Roman" w:cs="Times New Roman"/>
-                <w:b/>
-                <w:bCs/>
                 <w:kern w:val="0"/>
                 <w:sz w:val="24"/>
                 <w:szCs w:val="24"/>
@@ -2301,17 +2280,17 @@
         <w:tc>
           <w:tcPr>
             <w:tcW w:w="0" w:type="auto"/>
-            <w:vAlign w:val="center"/>
+            <w:shd w:val="clear" w:color="auto" w:fill="0E2841" w:themeFill="text2"/>
             <w:hideMark/>
           </w:tcPr>
           <w:p>
             <w:pPr>
-              <w:spacing w:after="0" w:line="240" w:lineRule="auto"/>
               <w:jc w:val="center"/>
-              <w:rPr>
-                <w:rFonts w:ascii="Times New Roman" w:eastAsia="Times New Roman" w:hAnsi="Times New Roman" w:cs="Times New Roman"/>
-                <w:b/>
-                <w:bCs/>
+              <w:cnfStyle w:val="100000000000" w:firstRow="1" w:lastRow="0" w:firstColumn="0" w:lastColumn="0" w:oddVBand="0" w:evenVBand="0" w:oddHBand="0" w:evenHBand="0" w:firstRowFirstColumn="0" w:firstRowLastColumn="0" w:lastRowFirstColumn="0" w:lastRowLastColumn="0"/>
+              <w:rPr>
+                <w:rFonts w:ascii="Times New Roman" w:eastAsia="Times New Roman" w:hAnsi="Times New Roman" w:cs="Times New Roman"/>
+                <w:b w:val="0"/>
+                <w:bCs w:val="0"/>
                 <w:kern w:val="0"/>
                 <w:sz w:val="24"/>
                 <w:szCs w:val="24"/>
@@ -2322,8 +2301,6 @@
             <w:r>
               <w:rPr>
                 <w:rFonts w:ascii="Times New Roman" w:eastAsia="Times New Roman" w:hAnsi="Times New Roman" w:cs="Times New Roman"/>
-                <w:b/>
-                <w:bCs/>
                 <w:kern w:val="0"/>
                 <w:sz w:val="24"/>
                 <w:szCs w:val="24"/>
@@ -2336,18 +2313,18 @@
         </w:tc>
         <w:tc>
           <w:tcPr>
-            <w:tcW w:w="0" w:type="auto"/>
-            <w:vAlign w:val="center"/>
+            <w:tcW w:w="4699" w:type="dxa"/>
+            <w:shd w:val="clear" w:color="auto" w:fill="0E2841" w:themeFill="text2"/>
             <w:hideMark/>
           </w:tcPr>
           <w:p>
             <w:pPr>
-              <w:spacing w:after="0" w:line="240" w:lineRule="auto"/>
               <w:jc w:val="center"/>
-              <w:rPr>
-                <w:rFonts w:ascii="Times New Roman" w:eastAsia="Times New Roman" w:hAnsi="Times New Roman" w:cs="Times New Roman"/>
-                <w:b/>
-                <w:bCs/>
+              <w:cnfStyle w:val="100000000000" w:firstRow="1" w:lastRow="0" w:firstColumn="0" w:lastColumn="0" w:oddVBand="0" w:evenVBand="0" w:oddHBand="0" w:evenHBand="0" w:firstRowFirstColumn="0" w:firstRowLastColumn="0" w:lastRowFirstColumn="0" w:lastRowLastColumn="0"/>
+              <w:rPr>
+                <w:rFonts w:ascii="Times New Roman" w:eastAsia="Times New Roman" w:hAnsi="Times New Roman" w:cs="Times New Roman"/>
+                <w:b w:val="0"/>
+                <w:bCs w:val="0"/>
                 <w:kern w:val="0"/>
                 <w:sz w:val="24"/>
                 <w:szCs w:val="24"/>
@@ -2358,8 +2335,6 @@
             <w:r>
               <w:rPr>
                 <w:rFonts w:ascii="Times New Roman" w:eastAsia="Times New Roman" w:hAnsi="Times New Roman" w:cs="Times New Roman"/>
-                <w:b/>
-                <w:bCs/>
                 <w:kern w:val="0"/>
                 <w:sz w:val="24"/>
                 <w:szCs w:val="24"/>
@@ -2373,17 +2348,16 @@
       </w:tr>
       <w:tr>
         <w:trPr>
-          <w:tblCellSpacing w:w="15" w:type="dxa"/>
+          <w:cnfStyle w:val="000000100000" w:firstRow="0" w:lastRow="0" w:firstColumn="0" w:lastColumn="0" w:oddVBand="0" w:evenVBand="0" w:oddHBand="1" w:evenHBand="0" w:firstRowFirstColumn="0" w:firstRowLastColumn="0" w:lastRowFirstColumn="0" w:lastRowLastColumn="0"/>
         </w:trPr>
         <w:tc>
           <w:tcPr>
+            <w:cnfStyle w:val="001000000000" w:firstRow="0" w:lastRow="0" w:firstColumn="1" w:lastColumn="0" w:oddVBand="0" w:evenVBand="0" w:oddHBand="0" w:evenHBand="0" w:firstRowFirstColumn="0" w:firstRowLastColumn="0" w:lastRowFirstColumn="0" w:lastRowLastColumn="0"/>
             <w:tcW w:w="0" w:type="auto"/>
-            <w:vAlign w:val="center"/>
             <w:hideMark/>
           </w:tcPr>
           <w:p>
             <w:pPr>
-              <w:spacing w:after="0" w:line="240" w:lineRule="auto"/>
               <w:rPr>
                 <w:rFonts w:ascii="Times New Roman" w:eastAsia="Times New Roman" w:hAnsi="Times New Roman" w:cs="Times New Roman"/>
                 <w:kern w:val="0"/>
@@ -2409,12 +2383,11 @@
         <w:tc>
           <w:tcPr>
             <w:tcW w:w="0" w:type="auto"/>
-            <w:vAlign w:val="center"/>
             <w:hideMark/>
           </w:tcPr>
           <w:p>
             <w:pPr>
-              <w:spacing w:after="0" w:line="240" w:lineRule="auto"/>
+              <w:cnfStyle w:val="000000100000" w:firstRow="0" w:lastRow="0" w:firstColumn="0" w:lastColumn="0" w:oddVBand="0" w:evenVBand="0" w:oddHBand="1" w:evenHBand="0" w:firstRowFirstColumn="0" w:firstRowLastColumn="0" w:lastRowFirstColumn="0" w:lastRowLastColumn="0"/>
               <w:rPr>
                 <w:rFonts w:ascii="Times New Roman" w:eastAsia="Times New Roman" w:hAnsi="Times New Roman" w:cs="Times New Roman"/>
                 <w:kern w:val="0"/>
@@ -2439,13 +2412,12 @@
         </w:tc>
         <w:tc>
           <w:tcPr>
-            <w:tcW w:w="0" w:type="auto"/>
-            <w:vAlign w:val="center"/>
+            <w:tcW w:w="4699" w:type="dxa"/>
             <w:hideMark/>
           </w:tcPr>
           <w:p>
             <w:pPr>
-              <w:spacing w:after="0" w:line="240" w:lineRule="auto"/>
+              <w:cnfStyle w:val="000000100000" w:firstRow="0" w:lastRow="0" w:firstColumn="0" w:lastColumn="0" w:oddVBand="0" w:evenVBand="0" w:oddHBand="1" w:evenHBand="0" w:firstRowFirstColumn="0" w:firstRowLastColumn="0" w:lastRowFirstColumn="0" w:lastRowLastColumn="0"/>
               <w:rPr>
                 <w:rFonts w:ascii="Times New Roman" w:eastAsia="Times New Roman" w:hAnsi="Times New Roman" w:cs="Times New Roman"/>
                 <w:kern w:val="0"/>
@@ -2470,18 +2442,14 @@
         </w:tc>
       </w:tr>
       <w:tr>
-        <w:trPr>
-          <w:tblCellSpacing w:w="15" w:type="dxa"/>
-        </w:trPr>
         <w:tc>
           <w:tcPr>
+            <w:cnfStyle w:val="001000000000" w:firstRow="0" w:lastRow="0" w:firstColumn="1" w:lastColumn="0" w:oddVBand="0" w:evenVBand="0" w:oddHBand="0" w:evenHBand="0" w:firstRowFirstColumn="0" w:firstRowLastColumn="0" w:lastRowFirstColumn="0" w:lastRowLastColumn="0"/>
             <w:tcW w:w="0" w:type="auto"/>
-            <w:vAlign w:val="center"/>
             <w:hideMark/>
           </w:tcPr>
           <w:p>
             <w:pPr>
-              <w:spacing w:after="0" w:line="240" w:lineRule="auto"/>
               <w:rPr>
                 <w:rFonts w:ascii="Times New Roman" w:eastAsia="Times New Roman" w:hAnsi="Times New Roman" w:cs="Times New Roman"/>
                 <w:kern w:val="0"/>
@@ -2507,12 +2475,11 @@
         <w:tc>
           <w:tcPr>
             <w:tcW w:w="0" w:type="auto"/>
-            <w:vAlign w:val="center"/>
             <w:hideMark/>
           </w:tcPr>
           <w:p>
             <w:pPr>
-              <w:spacing w:after="0" w:line="240" w:lineRule="auto"/>
+              <w:cnfStyle w:val="000000000000" w:firstRow="0" w:lastRow="0" w:firstColumn="0" w:lastColumn="0" w:oddVBand="0" w:evenVBand="0" w:oddHBand="0" w:evenHBand="0" w:firstRowFirstColumn="0" w:firstRowLastColumn="0" w:lastRowFirstColumn="0" w:lastRowLastColumn="0"/>
               <w:rPr>
                 <w:rFonts w:ascii="Times New Roman" w:eastAsia="Times New Roman" w:hAnsi="Times New Roman" w:cs="Times New Roman"/>
                 <w:kern w:val="0"/>
@@ -2537,13 +2504,12 @@
         </w:tc>
         <w:tc>
           <w:tcPr>
-            <w:tcW w:w="0" w:type="auto"/>
-            <w:vAlign w:val="center"/>
+            <w:tcW w:w="4699" w:type="dxa"/>
             <w:hideMark/>
           </w:tcPr>
           <w:p>
             <w:pPr>
-              <w:spacing w:after="0" w:line="240" w:lineRule="auto"/>
+              <w:cnfStyle w:val="000000000000" w:firstRow="0" w:lastRow="0" w:firstColumn="0" w:lastColumn="0" w:oddVBand="0" w:evenVBand="0" w:oddHBand="0" w:evenHBand="0" w:firstRowFirstColumn="0" w:firstRowLastColumn="0" w:lastRowFirstColumn="0" w:lastRowLastColumn="0"/>
               <w:rPr>
                 <w:rFonts w:ascii="Times New Roman" w:eastAsia="Times New Roman" w:hAnsi="Times New Roman" w:cs="Times New Roman"/>
                 <w:kern w:val="0"/>
@@ -2569,17 +2535,16 @@
       </w:tr>
       <w:tr>
         <w:trPr>
-          <w:tblCellSpacing w:w="15" w:type="dxa"/>
+          <w:cnfStyle w:val="000000100000" w:firstRow="0" w:lastRow="0" w:firstColumn="0" w:lastColumn="0" w:oddVBand="0" w:evenVBand="0" w:oddHBand="1" w:evenHBand="0" w:firstRowFirstColumn="0" w:firstRowLastColumn="0" w:lastRowFirstColumn="0" w:lastRowLastColumn="0"/>
         </w:trPr>
         <w:tc>
           <w:tcPr>
+            <w:cnfStyle w:val="001000000000" w:firstRow="0" w:lastRow="0" w:firstColumn="1" w:lastColumn="0" w:oddVBand="0" w:evenVBand="0" w:oddHBand="0" w:evenHBand="0" w:firstRowFirstColumn="0" w:firstRowLastColumn="0" w:lastRowFirstColumn="0" w:lastRowLastColumn="0"/>
             <w:tcW w:w="0" w:type="auto"/>
-            <w:vAlign w:val="center"/>
             <w:hideMark/>
           </w:tcPr>
           <w:p>
             <w:pPr>
-              <w:spacing w:after="0" w:line="240" w:lineRule="auto"/>
               <w:rPr>
                 <w:rFonts w:ascii="Times New Roman" w:eastAsia="Times New Roman" w:hAnsi="Times New Roman" w:cs="Times New Roman"/>
                 <w:kern w:val="0"/>
@@ -2605,12 +2570,11 @@
         <w:tc>
           <w:tcPr>
             <w:tcW w:w="0" w:type="auto"/>
-            <w:vAlign w:val="center"/>
             <w:hideMark/>
           </w:tcPr>
           <w:p>
             <w:pPr>
-              <w:spacing w:after="0" w:line="240" w:lineRule="auto"/>
+              <w:cnfStyle w:val="000000100000" w:firstRow="0" w:lastRow="0" w:firstColumn="0" w:lastColumn="0" w:oddVBand="0" w:evenVBand="0" w:oddHBand="1" w:evenHBand="0" w:firstRowFirstColumn="0" w:firstRowLastColumn="0" w:lastRowFirstColumn="0" w:lastRowLastColumn="0"/>
               <w:rPr>
                 <w:rFonts w:ascii="Times New Roman" w:eastAsia="Times New Roman" w:hAnsi="Times New Roman" w:cs="Times New Roman"/>
                 <w:kern w:val="0"/>
@@ -2635,13 +2599,12 @@
         </w:tc>
         <w:tc>
           <w:tcPr>
-            <w:tcW w:w="0" w:type="auto"/>
-            <w:vAlign w:val="center"/>
+            <w:tcW w:w="4699" w:type="dxa"/>
             <w:hideMark/>
           </w:tcPr>
           <w:p>
             <w:pPr>
-              <w:spacing w:after="0" w:line="240" w:lineRule="auto"/>
+              <w:cnfStyle w:val="000000100000" w:firstRow="0" w:lastRow="0" w:firstColumn="0" w:lastColumn="0" w:oddVBand="0" w:evenVBand="0" w:oddHBand="1" w:evenHBand="0" w:firstRowFirstColumn="0" w:firstRowLastColumn="0" w:lastRowFirstColumn="0" w:lastRowLastColumn="0"/>
               <w:rPr>
                 <w:rFonts w:ascii="Times New Roman" w:eastAsia="Times New Roman" w:hAnsi="Times New Roman" w:cs="Times New Roman"/>
                 <w:kern w:val="0"/>
@@ -2666,18 +2629,14 @@
         </w:tc>
       </w:tr>
       <w:tr>
-        <w:trPr>
-          <w:tblCellSpacing w:w="15" w:type="dxa"/>
-        </w:trPr>
         <w:tc>
           <w:tcPr>
+            <w:cnfStyle w:val="001000000000" w:firstRow="0" w:lastRow="0" w:firstColumn="1" w:lastColumn="0" w:oddVBand="0" w:evenVBand="0" w:oddHBand="0" w:evenHBand="0" w:firstRowFirstColumn="0" w:firstRowLastColumn="0" w:lastRowFirstColumn="0" w:lastRowLastColumn="0"/>
             <w:tcW w:w="0" w:type="auto"/>
-            <w:vAlign w:val="center"/>
             <w:hideMark/>
           </w:tcPr>
           <w:p>
             <w:pPr>
-              <w:spacing w:after="0" w:line="240" w:lineRule="auto"/>
               <w:rPr>
                 <w:rFonts w:ascii="Times New Roman" w:eastAsia="Times New Roman" w:hAnsi="Times New Roman" w:cs="Times New Roman"/>
                 <w:kern w:val="0"/>
@@ -2703,12 +2662,11 @@
         <w:tc>
           <w:tcPr>
             <w:tcW w:w="0" w:type="auto"/>
-            <w:vAlign w:val="center"/>
             <w:hideMark/>
           </w:tcPr>
           <w:p>
             <w:pPr>
-              <w:spacing w:after="0" w:line="240" w:lineRule="auto"/>
+              <w:cnfStyle w:val="000000000000" w:firstRow="0" w:lastRow="0" w:firstColumn="0" w:lastColumn="0" w:oddVBand="0" w:evenVBand="0" w:oddHBand="0" w:evenHBand="0" w:firstRowFirstColumn="0" w:firstRowLastColumn="0" w:lastRowFirstColumn="0" w:lastRowLastColumn="0"/>
               <w:rPr>
                 <w:rFonts w:ascii="Times New Roman" w:eastAsia="Times New Roman" w:hAnsi="Times New Roman" w:cs="Times New Roman"/>
                 <w:kern w:val="0"/>
@@ -2733,13 +2691,12 @@
         </w:tc>
         <w:tc>
           <w:tcPr>
-            <w:tcW w:w="0" w:type="auto"/>
-            <w:vAlign w:val="center"/>
+            <w:tcW w:w="4699" w:type="dxa"/>
             <w:hideMark/>
           </w:tcPr>
           <w:p>
             <w:pPr>
-              <w:spacing w:after="0" w:line="240" w:lineRule="auto"/>
+              <w:cnfStyle w:val="000000000000" w:firstRow="0" w:lastRow="0" w:firstColumn="0" w:lastColumn="0" w:oddVBand="0" w:evenVBand="0" w:oddHBand="0" w:evenHBand="0" w:firstRowFirstColumn="0" w:firstRowLastColumn="0" w:lastRowFirstColumn="0" w:lastRowLastColumn="0"/>
               <w:rPr>
                 <w:rFonts w:ascii="Times New Roman" w:eastAsia="Times New Roman" w:hAnsi="Times New Roman" w:cs="Times New Roman"/>
                 <w:kern w:val="0"/>
@@ -2765,17 +2722,16 @@
       </w:tr>
       <w:tr>
         <w:trPr>
-          <w:tblCellSpacing w:w="15" w:type="dxa"/>
+          <w:cnfStyle w:val="000000100000" w:firstRow="0" w:lastRow="0" w:firstColumn="0" w:lastColumn="0" w:oddVBand="0" w:evenVBand="0" w:oddHBand="1" w:evenHBand="0" w:firstRowFirstColumn="0" w:firstRowLastColumn="0" w:lastRowFirstColumn="0" w:lastRowLastColumn="0"/>
         </w:trPr>
         <w:tc>
           <w:tcPr>
+            <w:cnfStyle w:val="001000000000" w:firstRow="0" w:lastRow="0" w:firstColumn="1" w:lastColumn="0" w:oddVBand="0" w:evenVBand="0" w:oddHBand="0" w:evenHBand="0" w:firstRowFirstColumn="0" w:firstRowLastColumn="0" w:lastRowFirstColumn="0" w:lastRowLastColumn="0"/>
             <w:tcW w:w="0" w:type="auto"/>
-            <w:vAlign w:val="center"/>
             <w:hideMark/>
           </w:tcPr>
           <w:p>
             <w:pPr>
-              <w:spacing w:after="0" w:line="240" w:lineRule="auto"/>
               <w:rPr>
                 <w:rFonts w:ascii="Times New Roman" w:eastAsia="Times New Roman" w:hAnsi="Times New Roman" w:cs="Times New Roman"/>
                 <w:kern w:val="0"/>
@@ -2801,12 +2757,11 @@
         <w:tc>
           <w:tcPr>
             <w:tcW w:w="0" w:type="auto"/>
-            <w:vAlign w:val="center"/>
             <w:hideMark/>
           </w:tcPr>
           <w:p>
             <w:pPr>
-              <w:spacing w:after="0" w:line="240" w:lineRule="auto"/>
+              <w:cnfStyle w:val="000000100000" w:firstRow="0" w:lastRow="0" w:firstColumn="0" w:lastColumn="0" w:oddVBand="0" w:evenVBand="0" w:oddHBand="1" w:evenHBand="0" w:firstRowFirstColumn="0" w:firstRowLastColumn="0" w:lastRowFirstColumn="0" w:lastRowLastColumn="0"/>
               <w:rPr>
                 <w:rFonts w:ascii="Times New Roman" w:eastAsia="Times New Roman" w:hAnsi="Times New Roman" w:cs="Times New Roman"/>
                 <w:kern w:val="0"/>
@@ -2831,13 +2786,12 @@
         </w:tc>
         <w:tc>
           <w:tcPr>
-            <w:tcW w:w="0" w:type="auto"/>
-            <w:vAlign w:val="center"/>
+            <w:tcW w:w="4699" w:type="dxa"/>
             <w:hideMark/>
           </w:tcPr>
           <w:p>
             <w:pPr>
-              <w:spacing w:after="0" w:line="240" w:lineRule="auto"/>
+              <w:cnfStyle w:val="000000100000" w:firstRow="0" w:lastRow="0" w:firstColumn="0" w:lastColumn="0" w:oddVBand="0" w:evenVBand="0" w:oddHBand="1" w:evenHBand="0" w:firstRowFirstColumn="0" w:firstRowLastColumn="0" w:lastRowFirstColumn="0" w:lastRowLastColumn="0"/>
               <w:rPr>
                 <w:rFonts w:ascii="Times New Roman" w:eastAsia="Times New Roman" w:hAnsi="Times New Roman" w:cs="Times New Roman"/>
                 <w:kern w:val="0"/>
@@ -2948,39 +2902,34 @@
     </w:p>
     <w:tbl>
       <w:tblPr>
+        <w:tblStyle w:val="PlainTable1"/>
         <w:tblW w:w="0" w:type="auto"/>
-        <w:tblCellSpacing w:w="15" w:type="dxa"/>
-        <w:tblCellMar>
-          <w:top w:w="15" w:type="dxa"/>
-          <w:left w:w="15" w:type="dxa"/>
-          <w:bottom w:w="15" w:type="dxa"/>
-          <w:right w:w="15" w:type="dxa"/>
-        </w:tblCellMar>
         <w:tblLook w:val="04A0" w:firstRow="1" w:lastRow="0" w:firstColumn="1" w:lastColumn="0" w:noHBand="0" w:noVBand="1"/>
       </w:tblPr>
       <w:tblGrid>
-        <w:gridCol w:w="802"/>
-        <w:gridCol w:w="2848"/>
+        <w:gridCol w:w="956"/>
+        <w:gridCol w:w="2989"/>
       </w:tblGrid>
       <w:tr>
         <w:trPr>
+          <w:cnfStyle w:val="100000000000" w:firstRow="1" w:lastRow="0" w:firstColumn="0" w:lastColumn="0" w:oddVBand="0" w:evenVBand="0" w:oddHBand="0" w:evenHBand="0" w:firstRowFirstColumn="0" w:firstRowLastColumn="0" w:lastRowFirstColumn="0" w:lastRowLastColumn="0"/>
           <w:tblHeader/>
-          <w:tblCellSpacing w:w="15" w:type="dxa"/>
         </w:trPr>
         <w:tc>
           <w:tcPr>
+            <w:cnfStyle w:val="001000000000" w:firstRow="0" w:lastRow="0" w:firstColumn="1" w:lastColumn="0" w:oddVBand="0" w:evenVBand="0" w:oddHBand="0" w:evenHBand="0" w:firstRowFirstColumn="0" w:firstRowLastColumn="0" w:lastRowFirstColumn="0" w:lastRowLastColumn="0"/>
             <w:tcW w:w="0" w:type="auto"/>
+            <w:shd w:val="clear" w:color="auto" w:fill="0E2841" w:themeFill="text2"/>
             <w:vAlign w:val="center"/>
             <w:hideMark/>
           </w:tcPr>
           <w:p>
             <w:pPr>
-              <w:spacing w:after="0" w:line="240" w:lineRule="auto"/>
               <w:jc w:val="center"/>
               <w:rPr>
                 <w:rFonts w:ascii="Times New Roman" w:eastAsia="Times New Roman" w:hAnsi="Times New Roman" w:cs="Times New Roman"/>
-                <w:b/>
-                <w:bCs/>
+                <w:b w:val="0"/>
+                <w:bCs w:val="0"/>
                 <w:kern w:val="0"/>
                 <w:sz w:val="24"/>
                 <w:szCs w:val="24"/>
@@ -2991,8 +2940,6 @@
             <w:r>
               <w:rPr>
                 <w:rFonts w:ascii="Times New Roman" w:eastAsia="Times New Roman" w:hAnsi="Times New Roman" w:cs="Times New Roman"/>
-                <w:b/>
-                <w:bCs/>
                 <w:kern w:val="0"/>
                 <w:sz w:val="24"/>
                 <w:szCs w:val="24"/>
@@ -3006,17 +2953,18 @@
         <w:tc>
           <w:tcPr>
             <w:tcW w:w="0" w:type="auto"/>
+            <w:shd w:val="clear" w:color="auto" w:fill="0E2841" w:themeFill="text2"/>
             <w:vAlign w:val="center"/>
             <w:hideMark/>
           </w:tcPr>
           <w:p>
             <w:pPr>
-              <w:spacing w:after="0" w:line="240" w:lineRule="auto"/>
               <w:jc w:val="center"/>
-              <w:rPr>
-                <w:rFonts w:ascii="Times New Roman" w:eastAsia="Times New Roman" w:hAnsi="Times New Roman" w:cs="Times New Roman"/>
-                <w:b/>
-                <w:bCs/>
+              <w:cnfStyle w:val="100000000000" w:firstRow="1" w:lastRow="0" w:firstColumn="0" w:lastColumn="0" w:oddVBand="0" w:evenVBand="0" w:oddHBand="0" w:evenHBand="0" w:firstRowFirstColumn="0" w:firstRowLastColumn="0" w:lastRowFirstColumn="0" w:lastRowLastColumn="0"/>
+              <w:rPr>
+                <w:rFonts w:ascii="Times New Roman" w:eastAsia="Times New Roman" w:hAnsi="Times New Roman" w:cs="Times New Roman"/>
+                <w:b w:val="0"/>
+                <w:bCs w:val="0"/>
                 <w:kern w:val="0"/>
                 <w:sz w:val="24"/>
                 <w:szCs w:val="24"/>
@@ -3027,8 +2975,6 @@
             <w:r>
               <w:rPr>
                 <w:rFonts w:ascii="Times New Roman" w:eastAsia="Times New Roman" w:hAnsi="Times New Roman" w:cs="Times New Roman"/>
-                <w:b/>
-                <w:bCs/>
                 <w:kern w:val="0"/>
                 <w:sz w:val="24"/>
                 <w:szCs w:val="24"/>
@@ -3042,17 +2988,16 @@
       </w:tr>
       <w:tr>
         <w:trPr>
-          <w:tblCellSpacing w:w="15" w:type="dxa"/>
+          <w:cnfStyle w:val="000000100000" w:firstRow="0" w:lastRow="0" w:firstColumn="0" w:lastColumn="0" w:oddVBand="0" w:evenVBand="0" w:oddHBand="1" w:evenHBand="0" w:firstRowFirstColumn="0" w:firstRowLastColumn="0" w:lastRowFirstColumn="0" w:lastRowLastColumn="0"/>
         </w:trPr>
         <w:tc>
           <w:tcPr>
+            <w:cnfStyle w:val="001000000000" w:firstRow="0" w:lastRow="0" w:firstColumn="1" w:lastColumn="0" w:oddVBand="0" w:evenVBand="0" w:oddHBand="0" w:evenHBand="0" w:firstRowFirstColumn="0" w:firstRowLastColumn="0" w:lastRowFirstColumn="0" w:lastRowLastColumn="0"/>
             <w:tcW w:w="0" w:type="auto"/>
-            <w:vAlign w:val="center"/>
             <w:hideMark/>
           </w:tcPr>
           <w:p>
             <w:pPr>
-              <w:spacing w:after="0" w:line="240" w:lineRule="auto"/>
               <w:rPr>
                 <w:rFonts w:ascii="Times New Roman" w:eastAsia="Times New Roman" w:hAnsi="Times New Roman" w:cs="Times New Roman"/>
                 <w:kern w:val="0"/>
@@ -3078,12 +3023,11 @@
         <w:tc>
           <w:tcPr>
             <w:tcW w:w="0" w:type="auto"/>
-            <w:vAlign w:val="center"/>
             <w:hideMark/>
           </w:tcPr>
           <w:p>
             <w:pPr>
-              <w:spacing w:after="0" w:line="240" w:lineRule="auto"/>
+              <w:cnfStyle w:val="000000100000" w:firstRow="0" w:lastRow="0" w:firstColumn="0" w:lastColumn="0" w:oddVBand="0" w:evenVBand="0" w:oddHBand="1" w:evenHBand="0" w:firstRowFirstColumn="0" w:firstRowLastColumn="0" w:lastRowFirstColumn="0" w:lastRowLastColumn="0"/>
               <w:rPr>
                 <w:rFonts w:ascii="Times New Roman" w:eastAsia="Times New Roman" w:hAnsi="Times New Roman" w:cs="Times New Roman"/>
                 <w:kern w:val="0"/>
@@ -3108,18 +3052,14 @@
         </w:tc>
       </w:tr>
       <w:tr>
-        <w:trPr>
-          <w:tblCellSpacing w:w="15" w:type="dxa"/>
-        </w:trPr>
         <w:tc>
           <w:tcPr>
+            <w:cnfStyle w:val="001000000000" w:firstRow="0" w:lastRow="0" w:firstColumn="1" w:lastColumn="0" w:oddVBand="0" w:evenVBand="0" w:oddHBand="0" w:evenHBand="0" w:firstRowFirstColumn="0" w:firstRowLastColumn="0" w:lastRowFirstColumn="0" w:lastRowLastColumn="0"/>
             <w:tcW w:w="0" w:type="auto"/>
-            <w:vAlign w:val="center"/>
             <w:hideMark/>
           </w:tcPr>
           <w:p>
             <w:pPr>
-              <w:spacing w:after="0" w:line="240" w:lineRule="auto"/>
               <w:rPr>
                 <w:rFonts w:ascii="Times New Roman" w:eastAsia="Times New Roman" w:hAnsi="Times New Roman" w:cs="Times New Roman"/>
                 <w:kern w:val="0"/>
@@ -3138,7 +3078,6 @@
                 <w:lang w:val="en-GB" w:eastAsia="en-GB" w:bidi="ar-SA"/>
                 <w14:ligatures w14:val="none"/>
               </w:rPr>
-              <w:lastRenderedPageBreak/>
               <w:t>Level 2</w:t>
             </w:r>
           </w:p>
@@ -3146,12 +3085,11 @@
         <w:tc>
           <w:tcPr>
             <w:tcW w:w="0" w:type="auto"/>
-            <w:vAlign w:val="center"/>
             <w:hideMark/>
           </w:tcPr>
           <w:p>
             <w:pPr>
-              <w:spacing w:after="0" w:line="240" w:lineRule="auto"/>
+              <w:cnfStyle w:val="000000000000" w:firstRow="0" w:lastRow="0" w:firstColumn="0" w:lastColumn="0" w:oddVBand="0" w:evenVBand="0" w:oddHBand="0" w:evenHBand="0" w:firstRowFirstColumn="0" w:firstRowLastColumn="0" w:lastRowFirstColumn="0" w:lastRowLastColumn="0"/>
               <w:rPr>
                 <w:rFonts w:ascii="Times New Roman" w:eastAsia="Times New Roman" w:hAnsi="Times New Roman" w:cs="Times New Roman"/>
                 <w:kern w:val="0"/>
@@ -3177,17 +3115,16 @@
       </w:tr>
       <w:tr>
         <w:trPr>
-          <w:tblCellSpacing w:w="15" w:type="dxa"/>
+          <w:cnfStyle w:val="000000100000" w:firstRow="0" w:lastRow="0" w:firstColumn="0" w:lastColumn="0" w:oddVBand="0" w:evenVBand="0" w:oddHBand="1" w:evenHBand="0" w:firstRowFirstColumn="0" w:firstRowLastColumn="0" w:lastRowFirstColumn="0" w:lastRowLastColumn="0"/>
         </w:trPr>
         <w:tc>
           <w:tcPr>
+            <w:cnfStyle w:val="001000000000" w:firstRow="0" w:lastRow="0" w:firstColumn="1" w:lastColumn="0" w:oddVBand="0" w:evenVBand="0" w:oddHBand="0" w:evenHBand="0" w:firstRowFirstColumn="0" w:firstRowLastColumn="0" w:lastRowFirstColumn="0" w:lastRowLastColumn="0"/>
             <w:tcW w:w="0" w:type="auto"/>
-            <w:vAlign w:val="center"/>
             <w:hideMark/>
           </w:tcPr>
           <w:p>
             <w:pPr>
-              <w:spacing w:after="0" w:line="240" w:lineRule="auto"/>
               <w:rPr>
                 <w:rFonts w:ascii="Times New Roman" w:eastAsia="Times New Roman" w:hAnsi="Times New Roman" w:cs="Times New Roman"/>
                 <w:kern w:val="0"/>
@@ -3213,12 +3150,11 @@
         <w:tc>
           <w:tcPr>
             <w:tcW w:w="0" w:type="auto"/>
-            <w:vAlign w:val="center"/>
             <w:hideMark/>
           </w:tcPr>
           <w:p>
             <w:pPr>
-              <w:spacing w:after="0" w:line="240" w:lineRule="auto"/>
+              <w:cnfStyle w:val="000000100000" w:firstRow="0" w:lastRow="0" w:firstColumn="0" w:lastColumn="0" w:oddVBand="0" w:evenVBand="0" w:oddHBand="1" w:evenHBand="0" w:firstRowFirstColumn="0" w:firstRowLastColumn="0" w:lastRowFirstColumn="0" w:lastRowLastColumn="0"/>
               <w:rPr>
                 <w:rFonts w:ascii="Times New Roman" w:eastAsia="Times New Roman" w:hAnsi="Times New Roman" w:cs="Times New Roman"/>
                 <w:kern w:val="0"/>
@@ -3243,18 +3179,14 @@
         </w:tc>
       </w:tr>
       <w:tr>
-        <w:trPr>
-          <w:tblCellSpacing w:w="15" w:type="dxa"/>
-        </w:trPr>
         <w:tc>
           <w:tcPr>
+            <w:cnfStyle w:val="001000000000" w:firstRow="0" w:lastRow="0" w:firstColumn="1" w:lastColumn="0" w:oddVBand="0" w:evenVBand="0" w:oddHBand="0" w:evenHBand="0" w:firstRowFirstColumn="0" w:firstRowLastColumn="0" w:lastRowFirstColumn="0" w:lastRowLastColumn="0"/>
             <w:tcW w:w="0" w:type="auto"/>
-            <w:vAlign w:val="center"/>
             <w:hideMark/>
           </w:tcPr>
           <w:p>
             <w:pPr>
-              <w:spacing w:after="0" w:line="240" w:lineRule="auto"/>
               <w:rPr>
                 <w:rFonts w:ascii="Times New Roman" w:eastAsia="Times New Roman" w:hAnsi="Times New Roman" w:cs="Times New Roman"/>
                 <w:kern w:val="0"/>
@@ -3273,6 +3205,7 @@
                 <w:lang w:val="en-GB" w:eastAsia="en-GB" w:bidi="ar-SA"/>
                 <w14:ligatures w14:val="none"/>
               </w:rPr>
+              <w:lastRenderedPageBreak/>
               <w:t>Level 4</w:t>
             </w:r>
           </w:p>
@@ -3280,12 +3213,11 @@
         <w:tc>
           <w:tcPr>
             <w:tcW w:w="0" w:type="auto"/>
-            <w:vAlign w:val="center"/>
             <w:hideMark/>
           </w:tcPr>
           <w:p>
             <w:pPr>
-              <w:spacing w:after="0" w:line="240" w:lineRule="auto"/>
+              <w:cnfStyle w:val="000000000000" w:firstRow="0" w:lastRow="0" w:firstColumn="0" w:lastColumn="0" w:oddVBand="0" w:evenVBand="0" w:oddHBand="0" w:evenHBand="0" w:firstRowFirstColumn="0" w:firstRowLastColumn="0" w:lastRowFirstColumn="0" w:lastRowLastColumn="0"/>
               <w:rPr>
                 <w:rFonts w:ascii="Times New Roman" w:eastAsia="Times New Roman" w:hAnsi="Times New Roman" w:cs="Times New Roman"/>
                 <w:kern w:val="0"/>
@@ -3311,17 +3243,16 @@
       </w:tr>
       <w:tr>
         <w:trPr>
-          <w:tblCellSpacing w:w="15" w:type="dxa"/>
+          <w:cnfStyle w:val="000000100000" w:firstRow="0" w:lastRow="0" w:firstColumn="0" w:lastColumn="0" w:oddVBand="0" w:evenVBand="0" w:oddHBand="1" w:evenHBand="0" w:firstRowFirstColumn="0" w:firstRowLastColumn="0" w:lastRowFirstColumn="0" w:lastRowLastColumn="0"/>
         </w:trPr>
         <w:tc>
           <w:tcPr>
+            <w:cnfStyle w:val="001000000000" w:firstRow="0" w:lastRow="0" w:firstColumn="1" w:lastColumn="0" w:oddVBand="0" w:evenVBand="0" w:oddHBand="0" w:evenHBand="0" w:firstRowFirstColumn="0" w:firstRowLastColumn="0" w:lastRowFirstColumn="0" w:lastRowLastColumn="0"/>
             <w:tcW w:w="0" w:type="auto"/>
-            <w:vAlign w:val="center"/>
             <w:hideMark/>
           </w:tcPr>
           <w:p>
             <w:pPr>
-              <w:spacing w:after="0" w:line="240" w:lineRule="auto"/>
               <w:rPr>
                 <w:rFonts w:ascii="Times New Roman" w:eastAsia="Times New Roman" w:hAnsi="Times New Roman" w:cs="Times New Roman"/>
                 <w:kern w:val="0"/>
@@ -3347,12 +3278,11 @@
         <w:tc>
           <w:tcPr>
             <w:tcW w:w="0" w:type="auto"/>
-            <w:vAlign w:val="center"/>
             <w:hideMark/>
           </w:tcPr>
           <w:p>
             <w:pPr>
-              <w:spacing w:after="0" w:line="240" w:lineRule="auto"/>
+              <w:cnfStyle w:val="000000100000" w:firstRow="0" w:lastRow="0" w:firstColumn="0" w:lastColumn="0" w:oddVBand="0" w:evenVBand="0" w:oddHBand="1" w:evenHBand="0" w:firstRowFirstColumn="0" w:firstRowLastColumn="0" w:lastRowFirstColumn="0" w:lastRowLastColumn="0"/>
               <w:rPr>
                 <w:rFonts w:ascii="Times New Roman" w:eastAsia="Times New Roman" w:hAnsi="Times New Roman" w:cs="Times New Roman"/>
                 <w:kern w:val="0"/>
@@ -3604,249 +3534,6 @@
     </w:p>
     <w:p>
       <w:pPr>
-        <w:spacing w:after="0" w:line="240" w:lineRule="auto"/>
-        <w:rPr>
-          <w:rFonts w:ascii="Times New Roman" w:eastAsia="Times New Roman" w:hAnsi="Times New Roman" w:cs="Times New Roman"/>
-          <w:kern w:val="0"/>
-          <w:sz w:val="24"/>
-          <w:szCs w:val="24"/>
-          <w:lang w:val="en-GB" w:eastAsia="en-GB" w:bidi="ar-SA"/>
-          <w14:ligatures w14:val="none"/>
-        </w:rPr>
-      </w:pPr>
-      <w:r>
-        <w:rPr>
-          <w:rFonts w:ascii="Times New Roman" w:eastAsia="Times New Roman" w:hAnsi="Times New Roman" w:cs="Times New Roman"/>
-          <w:noProof/>
-          <w:kern w:val="0"/>
-          <w:sz w:val="24"/>
-          <w:szCs w:val="24"/>
-          <w:lang w:val="en-GB" w:eastAsia="en-GB" w:bidi="ar-SA"/>
-          <w14:ligatures w14:val="none"/>
-        </w:rPr>
-        <w:lastRenderedPageBreak/>
-        <w:drawing>
-          <wp:inline distT="0" distB="0" distL="0" distR="0" wp14:anchorId="754380AC" wp14:editId="39AC4856">
-            <wp:extent cx="21993225" cy="12372975"/>
-            <wp:effectExtent l="0" t="0" r="9525" b="9525"/>
-            <wp:docPr id="8" name="Picture 6"/>
-            <wp:cNvGraphicFramePr>
-              <a:graphicFrameLocks xmlns:a="http://schemas.openxmlformats.org/drawingml/2006/main" noChangeAspect="1"/>
-            </wp:cNvGraphicFramePr>
-            <a:graphic xmlns:a="http://schemas.openxmlformats.org/drawingml/2006/main">
-              <a:graphicData uri="http://schemas.openxmlformats.org/drawingml/2006/picture">
-                <pic:pic xmlns:pic="http://schemas.openxmlformats.org/drawingml/2006/picture">
-                  <pic:nvPicPr>
-                    <pic:cNvPr id="0" name="Picture 8"/>
-                    <pic:cNvPicPr>
-                      <a:picLocks noChangeAspect="1" noChangeArrowheads="1"/>
-                    </pic:cNvPicPr>
-                  </pic:nvPicPr>
-                  <pic:blipFill>
-                    <a:blip r:embed="rId5">
-                      <a:extLst>
-                        <a:ext uri="{28A0092B-C50C-407E-A947-70E740481C1C}">
-                          <a14:useLocalDpi xmlns:a14="http://schemas.microsoft.com/office/drawing/2010/main" val="0"/>
-                        </a:ext>
-                      </a:extLst>
-                    </a:blip>
-                    <a:srcRect/>
-                    <a:stretch>
-                      <a:fillRect/>
-                    </a:stretch>
-                  </pic:blipFill>
-                  <pic:spPr bwMode="auto">
-                    <a:xfrm>
-                      <a:off x="0" y="0"/>
-                      <a:ext cx="21993225" cy="12372975"/>
-                    </a:xfrm>
-                    <a:prstGeom prst="rect">
-                      <a:avLst/>
-                    </a:prstGeom>
-                    <a:noFill/>
-                    <a:ln>
-                      <a:noFill/>
-                    </a:ln>
-                  </pic:spPr>
-                </pic:pic>
-              </a:graphicData>
-            </a:graphic>
-          </wp:inline>
-        </w:drawing>
-      </w:r>
-    </w:p>
-    <w:p>
-      <w:pPr>
-        <w:spacing w:after="0" w:line="240" w:lineRule="auto"/>
-        <w:rPr>
-          <w:rFonts w:ascii="Times New Roman" w:eastAsia="Times New Roman" w:hAnsi="Times New Roman" w:cs="Times New Roman"/>
-          <w:kern w:val="0"/>
-          <w:sz w:val="24"/>
-          <w:szCs w:val="24"/>
-          <w:lang w:val="en-GB" w:eastAsia="en-GB" w:bidi="ar-SA"/>
-          <w14:ligatures w14:val="none"/>
-        </w:rPr>
-      </w:pPr>
-      <w:r>
-        <w:rPr>
-          <w:rFonts w:ascii="Times New Roman" w:eastAsia="Times New Roman" w:hAnsi="Times New Roman" w:cs="Times New Roman"/>
-          <w:noProof/>
-          <w:kern w:val="0"/>
-          <w:sz w:val="24"/>
-          <w:szCs w:val="24"/>
-          <w:lang w:val="en-GB" w:eastAsia="en-GB" w:bidi="ar-SA"/>
-          <w14:ligatures w14:val="none"/>
-        </w:rPr>
-        <w:lastRenderedPageBreak/>
-        <w:drawing>
-          <wp:inline distT="0" distB="0" distL="0" distR="0" wp14:anchorId="215FDCD7" wp14:editId="75A7F686">
-            <wp:extent cx="19507200" cy="9753600"/>
-            <wp:effectExtent l="0" t="0" r="0" b="0"/>
-            <wp:docPr id="9" name="Picture 5"/>
-            <wp:cNvGraphicFramePr>
-              <a:graphicFrameLocks xmlns:a="http://schemas.openxmlformats.org/drawingml/2006/main" noChangeAspect="1"/>
-            </wp:cNvGraphicFramePr>
-            <a:graphic xmlns:a="http://schemas.openxmlformats.org/drawingml/2006/main">
-              <a:graphicData uri="http://schemas.openxmlformats.org/drawingml/2006/picture">
-                <pic:pic xmlns:pic="http://schemas.openxmlformats.org/drawingml/2006/picture">
-                  <pic:nvPicPr>
-                    <pic:cNvPr id="0" name="Picture 9"/>
-                    <pic:cNvPicPr>
-                      <a:picLocks noChangeAspect="1" noChangeArrowheads="1"/>
-                    </pic:cNvPicPr>
-                  </pic:nvPicPr>
-                  <pic:blipFill>
-                    <a:blip r:embed="rId6">
-                      <a:extLst>
-                        <a:ext uri="{28A0092B-C50C-407E-A947-70E740481C1C}">
-                          <a14:useLocalDpi xmlns:a14="http://schemas.microsoft.com/office/drawing/2010/main" val="0"/>
-                        </a:ext>
-                      </a:extLst>
-                    </a:blip>
-                    <a:srcRect/>
-                    <a:stretch>
-                      <a:fillRect/>
-                    </a:stretch>
-                  </pic:blipFill>
-                  <pic:spPr bwMode="auto">
-                    <a:xfrm>
-                      <a:off x="0" y="0"/>
-                      <a:ext cx="19507200" cy="9753600"/>
-                    </a:xfrm>
-                    <a:prstGeom prst="rect">
-                      <a:avLst/>
-                    </a:prstGeom>
-                    <a:noFill/>
-                    <a:ln>
-                      <a:noFill/>
-                    </a:ln>
-                  </pic:spPr>
-                </pic:pic>
-              </a:graphicData>
-            </a:graphic>
-          </wp:inline>
-        </w:drawing>
-      </w:r>
-    </w:p>
-    <w:p>
-      <w:pPr>
-        <w:spacing w:after="0" w:line="240" w:lineRule="auto"/>
-        <w:rPr>
-          <w:rFonts w:ascii="Times New Roman" w:eastAsia="Times New Roman" w:hAnsi="Times New Roman" w:cs="Times New Roman"/>
-          <w:kern w:val="0"/>
-          <w:sz w:val="24"/>
-          <w:szCs w:val="24"/>
-          <w:lang w:val="en-GB" w:eastAsia="en-GB" w:bidi="ar-SA"/>
-          <w14:ligatures w14:val="none"/>
-        </w:rPr>
-      </w:pPr>
-      <w:r>
-        <w:rPr>
-          <w:rFonts w:ascii="Times New Roman" w:eastAsia="Times New Roman" w:hAnsi="Times New Roman" w:cs="Times New Roman"/>
-          <w:noProof/>
-          <w:kern w:val="0"/>
-          <w:sz w:val="24"/>
-          <w:szCs w:val="24"/>
-          <w:lang w:val="en-GB" w:eastAsia="en-GB" w:bidi="ar-SA"/>
-          <w14:ligatures w14:val="none"/>
-        </w:rPr>
-        <w:lastRenderedPageBreak/>
-        <w:drawing>
-          <wp:inline distT="0" distB="0" distL="0" distR="0" wp14:anchorId="47A96B64" wp14:editId="4989A6C8">
-            <wp:extent cx="9763125" cy="5495925"/>
-            <wp:effectExtent l="0" t="0" r="9525" b="9525"/>
-            <wp:docPr id="10" name="Picture 4"/>
-            <wp:cNvGraphicFramePr>
-              <a:graphicFrameLocks xmlns:a="http://schemas.openxmlformats.org/drawingml/2006/main" noChangeAspect="1"/>
-            </wp:cNvGraphicFramePr>
-            <a:graphic xmlns:a="http://schemas.openxmlformats.org/drawingml/2006/main">
-              <a:graphicData uri="http://schemas.openxmlformats.org/drawingml/2006/picture">
-                <pic:pic xmlns:pic="http://schemas.openxmlformats.org/drawingml/2006/picture">
-                  <pic:nvPicPr>
-                    <pic:cNvPr id="0" name="Picture 10"/>
-                    <pic:cNvPicPr>
-                      <a:picLocks noChangeAspect="1" noChangeArrowheads="1"/>
-                    </pic:cNvPicPr>
-                  </pic:nvPicPr>
-                  <pic:blipFill>
-                    <a:blip r:embed="rId7">
-                      <a:extLst>
-                        <a:ext uri="{28A0092B-C50C-407E-A947-70E740481C1C}">
-                          <a14:useLocalDpi xmlns:a14="http://schemas.microsoft.com/office/drawing/2010/main" val="0"/>
-                        </a:ext>
-                      </a:extLst>
-                    </a:blip>
-                    <a:srcRect/>
-                    <a:stretch>
-                      <a:fillRect/>
-                    </a:stretch>
-                  </pic:blipFill>
-                  <pic:spPr bwMode="auto">
-                    <a:xfrm>
-                      <a:off x="0" y="0"/>
-                      <a:ext cx="9763125" cy="5495925"/>
-                    </a:xfrm>
-                    <a:prstGeom prst="rect">
-                      <a:avLst/>
-                    </a:prstGeom>
-                    <a:noFill/>
-                    <a:ln>
-                      <a:noFill/>
-                    </a:ln>
-                  </pic:spPr>
-                </pic:pic>
-              </a:graphicData>
-            </a:graphic>
-          </wp:inline>
-        </w:drawing>
-      </w:r>
-    </w:p>
-    <w:p>
-      <w:pPr>
-        <w:spacing w:after="0" w:line="240" w:lineRule="auto"/>
-        <w:rPr>
-          <w:rFonts w:ascii="Times New Roman" w:eastAsia="Times New Roman" w:hAnsi="Times New Roman" w:cs="Times New Roman"/>
-          <w:kern w:val="0"/>
-          <w:sz w:val="24"/>
-          <w:szCs w:val="24"/>
-          <w:lang w:val="en-GB" w:eastAsia="en-GB" w:bidi="ar-SA"/>
-          <w14:ligatures w14:val="none"/>
-        </w:rPr>
-      </w:pPr>
-      <w:r>
-        <w:rPr>
-          <w:rFonts w:ascii="Times New Roman" w:eastAsia="Times New Roman" w:hAnsi="Times New Roman" w:cs="Times New Roman"/>
-          <w:kern w:val="0"/>
-          <w:sz w:val="24"/>
-          <w:szCs w:val="24"/>
-          <w:lang w:val="en-GB" w:eastAsia="en-GB" w:bidi="ar-SA"/>
-          <w14:ligatures w14:val="none"/>
-        </w:rPr>
-        <w:t>4</w:t>
-      </w:r>
-    </w:p>
-    <w:p>
-      <w:pPr>
         <w:spacing w:before="100" w:beforeAutospacing="1" w:after="100" w:afterAutospacing="1" w:line="240" w:lineRule="auto"/>
         <w:rPr>
           <w:rFonts w:ascii="Times New Roman" w:eastAsia="Times New Roman" w:hAnsi="Times New Roman" w:cs="Times New Roman"/>
@@ -4097,39 +3784,32 @@
     </w:p>
     <w:tbl>
       <w:tblPr>
+        <w:tblStyle w:val="PlainTable1"/>
         <w:tblW w:w="0" w:type="auto"/>
-        <w:tblCellSpacing w:w="15" w:type="dxa"/>
-        <w:tblCellMar>
-          <w:top w:w="15" w:type="dxa"/>
-          <w:left w:w="15" w:type="dxa"/>
-          <w:bottom w:w="15" w:type="dxa"/>
-          <w:right w:w="15" w:type="dxa"/>
-        </w:tblCellMar>
         <w:tblLook w:val="04A0" w:firstRow="1" w:lastRow="0" w:firstColumn="1" w:lastColumn="0" w:noHBand="0" w:noVBand="1"/>
       </w:tblPr>
       <w:tblGrid>
-        <w:gridCol w:w="1508"/>
-        <w:gridCol w:w="2262"/>
+        <w:gridCol w:w="1649"/>
+        <w:gridCol w:w="2403"/>
       </w:tblGrid>
       <w:tr>
         <w:trPr>
-          <w:tblHeader/>
-          <w:tblCellSpacing w:w="15" w:type="dxa"/>
+          <w:cnfStyle w:val="100000000000" w:firstRow="1" w:lastRow="0" w:firstColumn="0" w:lastColumn="0" w:oddVBand="0" w:evenVBand="0" w:oddHBand="0" w:evenHBand="0" w:firstRowFirstColumn="0" w:firstRowLastColumn="0" w:lastRowFirstColumn="0" w:lastRowLastColumn="0"/>
         </w:trPr>
         <w:tc>
           <w:tcPr>
+            <w:cnfStyle w:val="001000000000" w:firstRow="0" w:lastRow="0" w:firstColumn="1" w:lastColumn="0" w:oddVBand="0" w:evenVBand="0" w:oddHBand="0" w:evenHBand="0" w:firstRowFirstColumn="0" w:firstRowLastColumn="0" w:lastRowFirstColumn="0" w:lastRowLastColumn="0"/>
             <w:tcW w:w="0" w:type="auto"/>
-            <w:vAlign w:val="center"/>
+            <w:shd w:val="clear" w:color="auto" w:fill="0E2841" w:themeFill="text2"/>
             <w:hideMark/>
           </w:tcPr>
           <w:p>
             <w:pPr>
-              <w:spacing w:after="0" w:line="240" w:lineRule="auto"/>
               <w:jc w:val="center"/>
               <w:rPr>
                 <w:rFonts w:ascii="Times New Roman" w:eastAsia="Times New Roman" w:hAnsi="Times New Roman" w:cs="Times New Roman"/>
-                <w:b/>
-                <w:bCs/>
+                <w:b w:val="0"/>
+                <w:bCs w:val="0"/>
                 <w:kern w:val="0"/>
                 <w:sz w:val="24"/>
                 <w:szCs w:val="24"/>
@@ -4140,8 +3820,6 @@
             <w:r>
               <w:rPr>
                 <w:rFonts w:ascii="Times New Roman" w:eastAsia="Times New Roman" w:hAnsi="Times New Roman" w:cs="Times New Roman"/>
-                <w:b/>
-                <w:bCs/>
                 <w:kern w:val="0"/>
                 <w:sz w:val="24"/>
                 <w:szCs w:val="24"/>
@@ -4155,17 +3833,17 @@
         <w:tc>
           <w:tcPr>
             <w:tcW w:w="0" w:type="auto"/>
-            <w:vAlign w:val="center"/>
+            <w:shd w:val="clear" w:color="auto" w:fill="0E2841" w:themeFill="text2"/>
             <w:hideMark/>
           </w:tcPr>
           <w:p>
             <w:pPr>
-              <w:spacing w:after="0" w:line="240" w:lineRule="auto"/>
               <w:jc w:val="center"/>
-              <w:rPr>
-                <w:rFonts w:ascii="Times New Roman" w:eastAsia="Times New Roman" w:hAnsi="Times New Roman" w:cs="Times New Roman"/>
-                <w:b/>
-                <w:bCs/>
+              <w:cnfStyle w:val="100000000000" w:firstRow="1" w:lastRow="0" w:firstColumn="0" w:lastColumn="0" w:oddVBand="0" w:evenVBand="0" w:oddHBand="0" w:evenHBand="0" w:firstRowFirstColumn="0" w:firstRowLastColumn="0" w:lastRowFirstColumn="0" w:lastRowLastColumn="0"/>
+              <w:rPr>
+                <w:rFonts w:ascii="Times New Roman" w:eastAsia="Times New Roman" w:hAnsi="Times New Roman" w:cs="Times New Roman"/>
+                <w:b w:val="0"/>
+                <w:bCs w:val="0"/>
                 <w:kern w:val="0"/>
                 <w:sz w:val="24"/>
                 <w:szCs w:val="24"/>
@@ -4176,8 +3854,6 @@
             <w:r>
               <w:rPr>
                 <w:rFonts w:ascii="Times New Roman" w:eastAsia="Times New Roman" w:hAnsi="Times New Roman" w:cs="Times New Roman"/>
-                <w:b/>
-                <w:bCs/>
                 <w:kern w:val="0"/>
                 <w:sz w:val="24"/>
                 <w:szCs w:val="24"/>
@@ -4191,17 +3867,16 @@
       </w:tr>
       <w:tr>
         <w:trPr>
-          <w:tblCellSpacing w:w="15" w:type="dxa"/>
+          <w:cnfStyle w:val="000000100000" w:firstRow="0" w:lastRow="0" w:firstColumn="0" w:lastColumn="0" w:oddVBand="0" w:evenVBand="0" w:oddHBand="1" w:evenHBand="0" w:firstRowFirstColumn="0" w:firstRowLastColumn="0" w:lastRowFirstColumn="0" w:lastRowLastColumn="0"/>
         </w:trPr>
         <w:tc>
           <w:tcPr>
+            <w:cnfStyle w:val="001000000000" w:firstRow="0" w:lastRow="0" w:firstColumn="1" w:lastColumn="0" w:oddVBand="0" w:evenVBand="0" w:oddHBand="0" w:evenHBand="0" w:firstRowFirstColumn="0" w:firstRowLastColumn="0" w:lastRowFirstColumn="0" w:lastRowLastColumn="0"/>
             <w:tcW w:w="0" w:type="auto"/>
-            <w:vAlign w:val="center"/>
             <w:hideMark/>
           </w:tcPr>
           <w:p>
             <w:pPr>
-              <w:spacing w:after="0" w:line="240" w:lineRule="auto"/>
               <w:rPr>
                 <w:rFonts w:ascii="Times New Roman" w:eastAsia="Times New Roman" w:hAnsi="Times New Roman" w:cs="Times New Roman"/>
                 <w:kern w:val="0"/>
@@ -4220,7 +3895,6 @@
                 <w:lang w:val="en-GB" w:eastAsia="en-GB" w:bidi="ar-SA"/>
                 <w14:ligatures w14:val="none"/>
               </w:rPr>
-              <w:lastRenderedPageBreak/>
               <w:t>Financial</w:t>
             </w:r>
           </w:p>
@@ -4228,12 +3902,11 @@
         <w:tc>
           <w:tcPr>
             <w:tcW w:w="0" w:type="auto"/>
-            <w:vAlign w:val="center"/>
             <w:hideMark/>
           </w:tcPr>
           <w:p>
             <w:pPr>
-              <w:spacing w:after="0" w:line="240" w:lineRule="auto"/>
+              <w:cnfStyle w:val="000000100000" w:firstRow="0" w:lastRow="0" w:firstColumn="0" w:lastColumn="0" w:oddVBand="0" w:evenVBand="0" w:oddHBand="1" w:evenHBand="0" w:firstRowFirstColumn="0" w:firstRowLastColumn="0" w:lastRowFirstColumn="0" w:lastRowLastColumn="0"/>
               <w:rPr>
                 <w:rFonts w:ascii="Times New Roman" w:eastAsia="Times New Roman" w:hAnsi="Times New Roman" w:cs="Times New Roman"/>
                 <w:kern w:val="0"/>
@@ -4258,18 +3931,14 @@
         </w:tc>
       </w:tr>
       <w:tr>
-        <w:trPr>
-          <w:tblCellSpacing w:w="15" w:type="dxa"/>
-        </w:trPr>
         <w:tc>
           <w:tcPr>
+            <w:cnfStyle w:val="001000000000" w:firstRow="0" w:lastRow="0" w:firstColumn="1" w:lastColumn="0" w:oddVBand="0" w:evenVBand="0" w:oddHBand="0" w:evenHBand="0" w:firstRowFirstColumn="0" w:firstRowLastColumn="0" w:lastRowFirstColumn="0" w:lastRowLastColumn="0"/>
             <w:tcW w:w="0" w:type="auto"/>
-            <w:vAlign w:val="center"/>
             <w:hideMark/>
           </w:tcPr>
           <w:p>
             <w:pPr>
-              <w:spacing w:after="0" w:line="240" w:lineRule="auto"/>
               <w:rPr>
                 <w:rFonts w:ascii="Times New Roman" w:eastAsia="Times New Roman" w:hAnsi="Times New Roman" w:cs="Times New Roman"/>
                 <w:kern w:val="0"/>
@@ -4295,12 +3964,11 @@
         <w:tc>
           <w:tcPr>
             <w:tcW w:w="0" w:type="auto"/>
-            <w:vAlign w:val="center"/>
             <w:hideMark/>
           </w:tcPr>
           <w:p>
             <w:pPr>
-              <w:spacing w:after="0" w:line="240" w:lineRule="auto"/>
+              <w:cnfStyle w:val="000000000000" w:firstRow="0" w:lastRow="0" w:firstColumn="0" w:lastColumn="0" w:oddVBand="0" w:evenVBand="0" w:oddHBand="0" w:evenHBand="0" w:firstRowFirstColumn="0" w:firstRowLastColumn="0" w:lastRowFirstColumn="0" w:lastRowLastColumn="0"/>
               <w:rPr>
                 <w:rFonts w:ascii="Times New Roman" w:eastAsia="Times New Roman" w:hAnsi="Times New Roman" w:cs="Times New Roman"/>
                 <w:kern w:val="0"/>
@@ -4326,17 +3994,16 @@
       </w:tr>
       <w:tr>
         <w:trPr>
-          <w:tblCellSpacing w:w="15" w:type="dxa"/>
+          <w:cnfStyle w:val="000000100000" w:firstRow="0" w:lastRow="0" w:firstColumn="0" w:lastColumn="0" w:oddVBand="0" w:evenVBand="0" w:oddHBand="1" w:evenHBand="0" w:firstRowFirstColumn="0" w:firstRowLastColumn="0" w:lastRowFirstColumn="0" w:lastRowLastColumn="0"/>
         </w:trPr>
         <w:tc>
           <w:tcPr>
+            <w:cnfStyle w:val="001000000000" w:firstRow="0" w:lastRow="0" w:firstColumn="1" w:lastColumn="0" w:oddVBand="0" w:evenVBand="0" w:oddHBand="0" w:evenHBand="0" w:firstRowFirstColumn="0" w:firstRowLastColumn="0" w:lastRowFirstColumn="0" w:lastRowLastColumn="0"/>
             <w:tcW w:w="0" w:type="auto"/>
-            <w:vAlign w:val="center"/>
             <w:hideMark/>
           </w:tcPr>
           <w:p>
             <w:pPr>
-              <w:spacing w:after="0" w:line="240" w:lineRule="auto"/>
               <w:rPr>
                 <w:rFonts w:ascii="Times New Roman" w:eastAsia="Times New Roman" w:hAnsi="Times New Roman" w:cs="Times New Roman"/>
                 <w:kern w:val="0"/>
@@ -4362,12 +4029,11 @@
         <w:tc>
           <w:tcPr>
             <w:tcW w:w="0" w:type="auto"/>
-            <w:vAlign w:val="center"/>
             <w:hideMark/>
           </w:tcPr>
           <w:p>
             <w:pPr>
-              <w:spacing w:after="0" w:line="240" w:lineRule="auto"/>
+              <w:cnfStyle w:val="000000100000" w:firstRow="0" w:lastRow="0" w:firstColumn="0" w:lastColumn="0" w:oddVBand="0" w:evenVBand="0" w:oddHBand="1" w:evenHBand="0" w:firstRowFirstColumn="0" w:firstRowLastColumn="0" w:lastRowFirstColumn="0" w:lastRowLastColumn="0"/>
               <w:rPr>
                 <w:rFonts w:ascii="Times New Roman" w:eastAsia="Times New Roman" w:hAnsi="Times New Roman" w:cs="Times New Roman"/>
                 <w:kern w:val="0"/>
@@ -4392,18 +4058,14 @@
         </w:tc>
       </w:tr>
       <w:tr>
-        <w:trPr>
-          <w:tblCellSpacing w:w="15" w:type="dxa"/>
-        </w:trPr>
         <w:tc>
           <w:tcPr>
+            <w:cnfStyle w:val="001000000000" w:firstRow="0" w:lastRow="0" w:firstColumn="1" w:lastColumn="0" w:oddVBand="0" w:evenVBand="0" w:oddHBand="0" w:evenHBand="0" w:firstRowFirstColumn="0" w:firstRowLastColumn="0" w:lastRowFirstColumn="0" w:lastRowLastColumn="0"/>
             <w:tcW w:w="0" w:type="auto"/>
-            <w:vAlign w:val="center"/>
             <w:hideMark/>
           </w:tcPr>
           <w:p>
             <w:pPr>
-              <w:spacing w:after="0" w:line="240" w:lineRule="auto"/>
               <w:rPr>
                 <w:rFonts w:ascii="Times New Roman" w:eastAsia="Times New Roman" w:hAnsi="Times New Roman" w:cs="Times New Roman"/>
                 <w:kern w:val="0"/>
@@ -4429,12 +4091,11 @@
         <w:tc>
           <w:tcPr>
             <w:tcW w:w="0" w:type="auto"/>
-            <w:vAlign w:val="center"/>
             <w:hideMark/>
           </w:tcPr>
           <w:p>
             <w:pPr>
-              <w:spacing w:after="0" w:line="240" w:lineRule="auto"/>
+              <w:cnfStyle w:val="000000000000" w:firstRow="0" w:lastRow="0" w:firstColumn="0" w:lastColumn="0" w:oddVBand="0" w:evenVBand="0" w:oddHBand="0" w:evenHBand="0" w:firstRowFirstColumn="0" w:firstRowLastColumn="0" w:lastRowFirstColumn="0" w:lastRowLastColumn="0"/>
               <w:rPr>
                 <w:rFonts w:ascii="Times New Roman" w:eastAsia="Times New Roman" w:hAnsi="Times New Roman" w:cs="Times New Roman"/>
                 <w:kern w:val="0"/>
@@ -4460,17 +4121,16 @@
       </w:tr>
       <w:tr>
         <w:trPr>
-          <w:tblCellSpacing w:w="15" w:type="dxa"/>
+          <w:cnfStyle w:val="000000100000" w:firstRow="0" w:lastRow="0" w:firstColumn="0" w:lastColumn="0" w:oddVBand="0" w:evenVBand="0" w:oddHBand="1" w:evenHBand="0" w:firstRowFirstColumn="0" w:firstRowLastColumn="0" w:lastRowFirstColumn="0" w:lastRowLastColumn="0"/>
         </w:trPr>
         <w:tc>
           <w:tcPr>
+            <w:cnfStyle w:val="001000000000" w:firstRow="0" w:lastRow="0" w:firstColumn="1" w:lastColumn="0" w:oddVBand="0" w:evenVBand="0" w:oddHBand="0" w:evenHBand="0" w:firstRowFirstColumn="0" w:firstRowLastColumn="0" w:lastRowFirstColumn="0" w:lastRowLastColumn="0"/>
             <w:tcW w:w="0" w:type="auto"/>
-            <w:vAlign w:val="center"/>
             <w:hideMark/>
           </w:tcPr>
           <w:p>
             <w:pPr>
-              <w:spacing w:after="0" w:line="240" w:lineRule="auto"/>
               <w:rPr>
                 <w:rFonts w:ascii="Times New Roman" w:eastAsia="Times New Roman" w:hAnsi="Times New Roman" w:cs="Times New Roman"/>
                 <w:kern w:val="0"/>
@@ -4496,12 +4156,11 @@
         <w:tc>
           <w:tcPr>
             <w:tcW w:w="0" w:type="auto"/>
-            <w:vAlign w:val="center"/>
             <w:hideMark/>
           </w:tcPr>
           <w:p>
             <w:pPr>
-              <w:spacing w:after="0" w:line="240" w:lineRule="auto"/>
+              <w:cnfStyle w:val="000000100000" w:firstRow="0" w:lastRow="0" w:firstColumn="0" w:lastColumn="0" w:oddVBand="0" w:evenVBand="0" w:oddHBand="1" w:evenHBand="0" w:firstRowFirstColumn="0" w:firstRowLastColumn="0" w:lastRowFirstColumn="0" w:lastRowLastColumn="0"/>
               <w:rPr>
                 <w:rFonts w:ascii="Times New Roman" w:eastAsia="Times New Roman" w:hAnsi="Times New Roman" w:cs="Times New Roman"/>
                 <w:kern w:val="0"/>
@@ -4719,6 +4378,7 @@
           <w:lang w:val="en-GB" w:eastAsia="en-GB" w:bidi="ar-SA"/>
           <w14:ligatures w14:val="none"/>
         </w:rPr>
+        <w:lastRenderedPageBreak/>
         <w:t>09.9 AI Forms &amp; Templates Structure</w:t>
       </w:r>
     </w:p>
@@ -5001,249 +4661,6 @@
     </w:p>
     <w:p>
       <w:pPr>
-        <w:spacing w:after="0" w:line="240" w:lineRule="auto"/>
-        <w:rPr>
-          <w:rFonts w:ascii="Times New Roman" w:eastAsia="Times New Roman" w:hAnsi="Times New Roman" w:cs="Times New Roman"/>
-          <w:kern w:val="0"/>
-          <w:sz w:val="24"/>
-          <w:szCs w:val="24"/>
-          <w:lang w:val="en-GB" w:eastAsia="en-GB" w:bidi="ar-SA"/>
-          <w14:ligatures w14:val="none"/>
-        </w:rPr>
-      </w:pPr>
-      <w:r>
-        <w:rPr>
-          <w:rFonts w:ascii="Times New Roman" w:eastAsia="Times New Roman" w:hAnsi="Times New Roman" w:cs="Times New Roman"/>
-          <w:noProof/>
-          <w:kern w:val="0"/>
-          <w:sz w:val="24"/>
-          <w:szCs w:val="24"/>
-          <w:lang w:val="en-GB" w:eastAsia="en-GB" w:bidi="ar-SA"/>
-          <w14:ligatures w14:val="none"/>
-        </w:rPr>
-        <w:lastRenderedPageBreak/>
-        <w:drawing>
-          <wp:inline distT="0" distB="0" distL="0" distR="0" wp14:anchorId="40D01D20" wp14:editId="0AFA1FA2">
-            <wp:extent cx="29832300" cy="13134975"/>
-            <wp:effectExtent l="0" t="0" r="0" b="9525"/>
-            <wp:docPr id="14" name="Picture 3"/>
-            <wp:cNvGraphicFramePr>
-              <a:graphicFrameLocks xmlns:a="http://schemas.openxmlformats.org/drawingml/2006/main" noChangeAspect="1"/>
-            </wp:cNvGraphicFramePr>
-            <a:graphic xmlns:a="http://schemas.openxmlformats.org/drawingml/2006/main">
-              <a:graphicData uri="http://schemas.openxmlformats.org/drawingml/2006/picture">
-                <pic:pic xmlns:pic="http://schemas.openxmlformats.org/drawingml/2006/picture">
-                  <pic:nvPicPr>
-                    <pic:cNvPr id="0" name="Picture 14"/>
-                    <pic:cNvPicPr>
-                      <a:picLocks noChangeAspect="1" noChangeArrowheads="1"/>
-                    </pic:cNvPicPr>
-                  </pic:nvPicPr>
-                  <pic:blipFill>
-                    <a:blip r:embed="rId8">
-                      <a:extLst>
-                        <a:ext uri="{28A0092B-C50C-407E-A947-70E740481C1C}">
-                          <a14:useLocalDpi xmlns:a14="http://schemas.microsoft.com/office/drawing/2010/main" val="0"/>
-                        </a:ext>
-                      </a:extLst>
-                    </a:blip>
-                    <a:srcRect/>
-                    <a:stretch>
-                      <a:fillRect/>
-                    </a:stretch>
-                  </pic:blipFill>
-                  <pic:spPr bwMode="auto">
-                    <a:xfrm>
-                      <a:off x="0" y="0"/>
-                      <a:ext cx="29832300" cy="13134975"/>
-                    </a:xfrm>
-                    <a:prstGeom prst="rect">
-                      <a:avLst/>
-                    </a:prstGeom>
-                    <a:noFill/>
-                    <a:ln>
-                      <a:noFill/>
-                    </a:ln>
-                  </pic:spPr>
-                </pic:pic>
-              </a:graphicData>
-            </a:graphic>
-          </wp:inline>
-        </w:drawing>
-      </w:r>
-    </w:p>
-    <w:p>
-      <w:pPr>
-        <w:spacing w:after="0" w:line="240" w:lineRule="auto"/>
-        <w:rPr>
-          <w:rFonts w:ascii="Times New Roman" w:eastAsia="Times New Roman" w:hAnsi="Times New Roman" w:cs="Times New Roman"/>
-          <w:kern w:val="0"/>
-          <w:sz w:val="24"/>
-          <w:szCs w:val="24"/>
-          <w:lang w:val="en-GB" w:eastAsia="en-GB" w:bidi="ar-SA"/>
-          <w14:ligatures w14:val="none"/>
-        </w:rPr>
-      </w:pPr>
-      <w:r>
-        <w:rPr>
-          <w:rFonts w:ascii="Times New Roman" w:eastAsia="Times New Roman" w:hAnsi="Times New Roman" w:cs="Times New Roman"/>
-          <w:noProof/>
-          <w:kern w:val="0"/>
-          <w:sz w:val="24"/>
-          <w:szCs w:val="24"/>
-          <w:lang w:val="en-GB" w:eastAsia="en-GB" w:bidi="ar-SA"/>
-          <w14:ligatures w14:val="none"/>
-        </w:rPr>
-        <w:lastRenderedPageBreak/>
-        <w:drawing>
-          <wp:inline distT="0" distB="0" distL="0" distR="0" wp14:anchorId="389C3682" wp14:editId="5BE3FCF4">
-            <wp:extent cx="10039350" cy="5153025"/>
-            <wp:effectExtent l="0" t="0" r="0" b="9525"/>
-            <wp:docPr id="15" name="Picture 2"/>
-            <wp:cNvGraphicFramePr>
-              <a:graphicFrameLocks xmlns:a="http://schemas.openxmlformats.org/drawingml/2006/main" noChangeAspect="1"/>
-            </wp:cNvGraphicFramePr>
-            <a:graphic xmlns:a="http://schemas.openxmlformats.org/drawingml/2006/main">
-              <a:graphicData uri="http://schemas.openxmlformats.org/drawingml/2006/picture">
-                <pic:pic xmlns:pic="http://schemas.openxmlformats.org/drawingml/2006/picture">
-                  <pic:nvPicPr>
-                    <pic:cNvPr id="0" name="Picture 15"/>
-                    <pic:cNvPicPr>
-                      <a:picLocks noChangeAspect="1" noChangeArrowheads="1"/>
-                    </pic:cNvPicPr>
-                  </pic:nvPicPr>
-                  <pic:blipFill>
-                    <a:blip r:embed="rId9">
-                      <a:extLst>
-                        <a:ext uri="{28A0092B-C50C-407E-A947-70E740481C1C}">
-                          <a14:useLocalDpi xmlns:a14="http://schemas.microsoft.com/office/drawing/2010/main" val="0"/>
-                        </a:ext>
-                      </a:extLst>
-                    </a:blip>
-                    <a:srcRect/>
-                    <a:stretch>
-                      <a:fillRect/>
-                    </a:stretch>
-                  </pic:blipFill>
-                  <pic:spPr bwMode="auto">
-                    <a:xfrm>
-                      <a:off x="0" y="0"/>
-                      <a:ext cx="10039350" cy="5153025"/>
-                    </a:xfrm>
-                    <a:prstGeom prst="rect">
-                      <a:avLst/>
-                    </a:prstGeom>
-                    <a:noFill/>
-                    <a:ln>
-                      <a:noFill/>
-                    </a:ln>
-                  </pic:spPr>
-                </pic:pic>
-              </a:graphicData>
-            </a:graphic>
-          </wp:inline>
-        </w:drawing>
-      </w:r>
-    </w:p>
-    <w:p>
-      <w:pPr>
-        <w:spacing w:after="0" w:line="240" w:lineRule="auto"/>
-        <w:rPr>
-          <w:rFonts w:ascii="Times New Roman" w:eastAsia="Times New Roman" w:hAnsi="Times New Roman" w:cs="Times New Roman"/>
-          <w:kern w:val="0"/>
-          <w:sz w:val="24"/>
-          <w:szCs w:val="24"/>
-          <w:lang w:val="en-GB" w:eastAsia="en-GB" w:bidi="ar-SA"/>
-          <w14:ligatures w14:val="none"/>
-        </w:rPr>
-      </w:pPr>
-      <w:r>
-        <w:rPr>
-          <w:rFonts w:ascii="Times New Roman" w:eastAsia="Times New Roman" w:hAnsi="Times New Roman" w:cs="Times New Roman"/>
-          <w:noProof/>
-          <w:kern w:val="0"/>
-          <w:sz w:val="24"/>
-          <w:szCs w:val="24"/>
-          <w:lang w:val="en-GB" w:eastAsia="en-GB" w:bidi="ar-SA"/>
-          <w14:ligatures w14:val="none"/>
-        </w:rPr>
-        <w:lastRenderedPageBreak/>
-        <w:drawing>
-          <wp:inline distT="0" distB="0" distL="0" distR="0" wp14:anchorId="546C13C7" wp14:editId="513F8BCA">
-            <wp:extent cx="8096250" cy="5143500"/>
-            <wp:effectExtent l="0" t="0" r="0" b="0"/>
-            <wp:docPr id="16" name="Picture 1"/>
-            <wp:cNvGraphicFramePr>
-              <a:graphicFrameLocks xmlns:a="http://schemas.openxmlformats.org/drawingml/2006/main" noChangeAspect="1"/>
-            </wp:cNvGraphicFramePr>
-            <a:graphic xmlns:a="http://schemas.openxmlformats.org/drawingml/2006/main">
-              <a:graphicData uri="http://schemas.openxmlformats.org/drawingml/2006/picture">
-                <pic:pic xmlns:pic="http://schemas.openxmlformats.org/drawingml/2006/picture">
-                  <pic:nvPicPr>
-                    <pic:cNvPr id="0" name="Picture 16"/>
-                    <pic:cNvPicPr>
-                      <a:picLocks noChangeAspect="1" noChangeArrowheads="1"/>
-                    </pic:cNvPicPr>
-                  </pic:nvPicPr>
-                  <pic:blipFill>
-                    <a:blip r:embed="rId10">
-                      <a:extLst>
-                        <a:ext uri="{28A0092B-C50C-407E-A947-70E740481C1C}">
-                          <a14:useLocalDpi xmlns:a14="http://schemas.microsoft.com/office/drawing/2010/main" val="0"/>
-                        </a:ext>
-                      </a:extLst>
-                    </a:blip>
-                    <a:srcRect/>
-                    <a:stretch>
-                      <a:fillRect/>
-                    </a:stretch>
-                  </pic:blipFill>
-                  <pic:spPr bwMode="auto">
-                    <a:xfrm>
-                      <a:off x="0" y="0"/>
-                      <a:ext cx="8096250" cy="5143500"/>
-                    </a:xfrm>
-                    <a:prstGeom prst="rect">
-                      <a:avLst/>
-                    </a:prstGeom>
-                    <a:noFill/>
-                    <a:ln>
-                      <a:noFill/>
-                    </a:ln>
-                  </pic:spPr>
-                </pic:pic>
-              </a:graphicData>
-            </a:graphic>
-          </wp:inline>
-        </w:drawing>
-      </w:r>
-    </w:p>
-    <w:p>
-      <w:pPr>
-        <w:spacing w:after="0" w:line="240" w:lineRule="auto"/>
-        <w:rPr>
-          <w:rFonts w:ascii="Times New Roman" w:eastAsia="Times New Roman" w:hAnsi="Times New Roman" w:cs="Times New Roman"/>
-          <w:kern w:val="0"/>
-          <w:sz w:val="24"/>
-          <w:szCs w:val="24"/>
-          <w:lang w:val="en-GB" w:eastAsia="en-GB" w:bidi="ar-SA"/>
-          <w14:ligatures w14:val="none"/>
-        </w:rPr>
-      </w:pPr>
-      <w:r>
-        <w:rPr>
-          <w:rFonts w:ascii="Times New Roman" w:eastAsia="Times New Roman" w:hAnsi="Times New Roman" w:cs="Times New Roman"/>
-          <w:kern w:val="0"/>
-          <w:sz w:val="24"/>
-          <w:szCs w:val="24"/>
-          <w:lang w:val="en-GB" w:eastAsia="en-GB" w:bidi="ar-SA"/>
-          <w14:ligatures w14:val="none"/>
-        </w:rPr>
-        <w:t>4</w:t>
-      </w:r>
-    </w:p>
-    <w:p>
-      <w:pPr>
         <w:spacing w:before="100" w:beforeAutospacing="1" w:after="100" w:afterAutospacing="1" w:line="240" w:lineRule="auto"/>
         <w:rPr>
           <w:rFonts w:ascii="Times New Roman" w:eastAsia="Times New Roman" w:hAnsi="Times New Roman" w:cs="Times New Roman"/>
@@ -5349,42 +4766,37 @@
     </w:p>
     <w:tbl>
       <w:tblPr>
+        <w:tblStyle w:val="PlainTable1"/>
         <w:tblW w:w="0" w:type="auto"/>
-        <w:tblCellSpacing w:w="15" w:type="dxa"/>
-        <w:tblCellMar>
-          <w:top w:w="15" w:type="dxa"/>
-          <w:left w:w="15" w:type="dxa"/>
-          <w:bottom w:w="15" w:type="dxa"/>
-          <w:right w:w="15" w:type="dxa"/>
-        </w:tblCellMar>
         <w:tblLook w:val="04A0" w:firstRow="1" w:lastRow="0" w:firstColumn="1" w:lastColumn="0" w:noHBand="0" w:noVBand="1"/>
       </w:tblPr>
       <w:tblGrid>
-        <w:gridCol w:w="1841"/>
-        <w:gridCol w:w="2413"/>
-        <w:gridCol w:w="1440"/>
-        <w:gridCol w:w="1340"/>
-        <w:gridCol w:w="1235"/>
+        <w:gridCol w:w="2095"/>
+        <w:gridCol w:w="2490"/>
+        <w:gridCol w:w="1571"/>
+        <w:gridCol w:w="1484"/>
+        <w:gridCol w:w="1376"/>
       </w:tblGrid>
       <w:tr>
         <w:trPr>
+          <w:cnfStyle w:val="100000000000" w:firstRow="1" w:lastRow="0" w:firstColumn="0" w:lastColumn="0" w:oddVBand="0" w:evenVBand="0" w:oddHBand="0" w:evenHBand="0" w:firstRowFirstColumn="0" w:firstRowLastColumn="0" w:lastRowFirstColumn="0" w:lastRowLastColumn="0"/>
           <w:tblHeader/>
-          <w:tblCellSpacing w:w="15" w:type="dxa"/>
         </w:trPr>
         <w:tc>
           <w:tcPr>
+            <w:cnfStyle w:val="001000000000" w:firstRow="0" w:lastRow="0" w:firstColumn="1" w:lastColumn="0" w:oddVBand="0" w:evenVBand="0" w:oddHBand="0" w:evenHBand="0" w:firstRowFirstColumn="0" w:firstRowLastColumn="0" w:lastRowFirstColumn="0" w:lastRowLastColumn="0"/>
             <w:tcW w:w="0" w:type="auto"/>
+            <w:shd w:val="clear" w:color="auto" w:fill="0E2841" w:themeFill="text2"/>
             <w:vAlign w:val="center"/>
             <w:hideMark/>
           </w:tcPr>
           <w:p>
             <w:pPr>
-              <w:spacing w:after="0" w:line="240" w:lineRule="auto"/>
               <w:jc w:val="center"/>
               <w:rPr>
                 <w:rFonts w:ascii="Times New Roman" w:eastAsia="Times New Roman" w:hAnsi="Times New Roman" w:cs="Times New Roman"/>
-                <w:b/>
-                <w:bCs/>
+                <w:b w:val="0"/>
+                <w:bCs w:val="0"/>
                 <w:kern w:val="0"/>
                 <w:sz w:val="24"/>
                 <w:szCs w:val="24"/>
@@ -5395,8 +4807,6 @@
             <w:r>
               <w:rPr>
                 <w:rFonts w:ascii="Times New Roman" w:eastAsia="Times New Roman" w:hAnsi="Times New Roman" w:cs="Times New Roman"/>
-                <w:b/>
-                <w:bCs/>
                 <w:kern w:val="0"/>
                 <w:sz w:val="24"/>
                 <w:szCs w:val="24"/>
@@ -5410,17 +4820,18 @@
         <w:tc>
           <w:tcPr>
             <w:tcW w:w="0" w:type="auto"/>
+            <w:shd w:val="clear" w:color="auto" w:fill="0E2841" w:themeFill="text2"/>
             <w:vAlign w:val="center"/>
             <w:hideMark/>
           </w:tcPr>
           <w:p>
             <w:pPr>
-              <w:spacing w:after="0" w:line="240" w:lineRule="auto"/>
               <w:jc w:val="center"/>
-              <w:rPr>
-                <w:rFonts w:ascii="Times New Roman" w:eastAsia="Times New Roman" w:hAnsi="Times New Roman" w:cs="Times New Roman"/>
-                <w:b/>
-                <w:bCs/>
+              <w:cnfStyle w:val="100000000000" w:firstRow="1" w:lastRow="0" w:firstColumn="0" w:lastColumn="0" w:oddVBand="0" w:evenVBand="0" w:oddHBand="0" w:evenHBand="0" w:firstRowFirstColumn="0" w:firstRowLastColumn="0" w:lastRowFirstColumn="0" w:lastRowLastColumn="0"/>
+              <w:rPr>
+                <w:rFonts w:ascii="Times New Roman" w:eastAsia="Times New Roman" w:hAnsi="Times New Roman" w:cs="Times New Roman"/>
+                <w:b w:val="0"/>
+                <w:bCs w:val="0"/>
                 <w:kern w:val="0"/>
                 <w:sz w:val="24"/>
                 <w:szCs w:val="24"/>
@@ -5431,8 +4842,6 @@
             <w:r>
               <w:rPr>
                 <w:rFonts w:ascii="Times New Roman" w:eastAsia="Times New Roman" w:hAnsi="Times New Roman" w:cs="Times New Roman"/>
-                <w:b/>
-                <w:bCs/>
                 <w:kern w:val="0"/>
                 <w:sz w:val="24"/>
                 <w:szCs w:val="24"/>
@@ -5446,17 +4855,18 @@
         <w:tc>
           <w:tcPr>
             <w:tcW w:w="0" w:type="auto"/>
+            <w:shd w:val="clear" w:color="auto" w:fill="0E2841" w:themeFill="text2"/>
             <w:vAlign w:val="center"/>
             <w:hideMark/>
           </w:tcPr>
           <w:p>
             <w:pPr>
-              <w:spacing w:after="0" w:line="240" w:lineRule="auto"/>
               <w:jc w:val="center"/>
-              <w:rPr>
-                <w:rFonts w:ascii="Times New Roman" w:eastAsia="Times New Roman" w:hAnsi="Times New Roman" w:cs="Times New Roman"/>
-                <w:b/>
-                <w:bCs/>
+              <w:cnfStyle w:val="100000000000" w:firstRow="1" w:lastRow="0" w:firstColumn="0" w:lastColumn="0" w:oddVBand="0" w:evenVBand="0" w:oddHBand="0" w:evenHBand="0" w:firstRowFirstColumn="0" w:firstRowLastColumn="0" w:lastRowFirstColumn="0" w:lastRowLastColumn="0"/>
+              <w:rPr>
+                <w:rFonts w:ascii="Times New Roman" w:eastAsia="Times New Roman" w:hAnsi="Times New Roman" w:cs="Times New Roman"/>
+                <w:b w:val="0"/>
+                <w:bCs w:val="0"/>
                 <w:kern w:val="0"/>
                 <w:sz w:val="24"/>
                 <w:szCs w:val="24"/>
@@ -5467,8 +4877,6 @@
             <w:r>
               <w:rPr>
                 <w:rFonts w:ascii="Times New Roman" w:eastAsia="Times New Roman" w:hAnsi="Times New Roman" w:cs="Times New Roman"/>
-                <w:b/>
-                <w:bCs/>
                 <w:kern w:val="0"/>
                 <w:sz w:val="24"/>
                 <w:szCs w:val="24"/>
@@ -5482,17 +4890,18 @@
         <w:tc>
           <w:tcPr>
             <w:tcW w:w="0" w:type="auto"/>
+            <w:shd w:val="clear" w:color="auto" w:fill="0E2841" w:themeFill="text2"/>
             <w:vAlign w:val="center"/>
             <w:hideMark/>
           </w:tcPr>
           <w:p>
             <w:pPr>
-              <w:spacing w:after="0" w:line="240" w:lineRule="auto"/>
               <w:jc w:val="center"/>
-              <w:rPr>
-                <w:rFonts w:ascii="Times New Roman" w:eastAsia="Times New Roman" w:hAnsi="Times New Roman" w:cs="Times New Roman"/>
-                <w:b/>
-                <w:bCs/>
+              <w:cnfStyle w:val="100000000000" w:firstRow="1" w:lastRow="0" w:firstColumn="0" w:lastColumn="0" w:oddVBand="0" w:evenVBand="0" w:oddHBand="0" w:evenHBand="0" w:firstRowFirstColumn="0" w:firstRowLastColumn="0" w:lastRowFirstColumn="0" w:lastRowLastColumn="0"/>
+              <w:rPr>
+                <w:rFonts w:ascii="Times New Roman" w:eastAsia="Times New Roman" w:hAnsi="Times New Roman" w:cs="Times New Roman"/>
+                <w:b w:val="0"/>
+                <w:bCs w:val="0"/>
                 <w:kern w:val="0"/>
                 <w:sz w:val="24"/>
                 <w:szCs w:val="24"/>
@@ -5503,8 +4912,6 @@
             <w:r>
               <w:rPr>
                 <w:rFonts w:ascii="Times New Roman" w:eastAsia="Times New Roman" w:hAnsi="Times New Roman" w:cs="Times New Roman"/>
-                <w:b/>
-                <w:bCs/>
                 <w:kern w:val="0"/>
                 <w:sz w:val="24"/>
                 <w:szCs w:val="24"/>
@@ -5518,17 +4925,18 @@
         <w:tc>
           <w:tcPr>
             <w:tcW w:w="0" w:type="auto"/>
+            <w:shd w:val="clear" w:color="auto" w:fill="0E2841" w:themeFill="text2"/>
             <w:vAlign w:val="center"/>
             <w:hideMark/>
           </w:tcPr>
           <w:p>
             <w:pPr>
-              <w:spacing w:after="0" w:line="240" w:lineRule="auto"/>
               <w:jc w:val="center"/>
-              <w:rPr>
-                <w:rFonts w:ascii="Times New Roman" w:eastAsia="Times New Roman" w:hAnsi="Times New Roman" w:cs="Times New Roman"/>
-                <w:b/>
-                <w:bCs/>
+              <w:cnfStyle w:val="100000000000" w:firstRow="1" w:lastRow="0" w:firstColumn="0" w:lastColumn="0" w:oddVBand="0" w:evenVBand="0" w:oddHBand="0" w:evenHBand="0" w:firstRowFirstColumn="0" w:firstRowLastColumn="0" w:lastRowFirstColumn="0" w:lastRowLastColumn="0"/>
+              <w:rPr>
+                <w:rFonts w:ascii="Times New Roman" w:eastAsia="Times New Roman" w:hAnsi="Times New Roman" w:cs="Times New Roman"/>
+                <w:b w:val="0"/>
+                <w:bCs w:val="0"/>
                 <w:kern w:val="0"/>
                 <w:sz w:val="24"/>
                 <w:szCs w:val="24"/>
@@ -5539,8 +4947,6 @@
             <w:r>
               <w:rPr>
                 <w:rFonts w:ascii="Times New Roman" w:eastAsia="Times New Roman" w:hAnsi="Times New Roman" w:cs="Times New Roman"/>
-                <w:b/>
-                <w:bCs/>
                 <w:kern w:val="0"/>
                 <w:sz w:val="24"/>
                 <w:szCs w:val="24"/>
@@ -5554,17 +4960,16 @@
       </w:tr>
       <w:tr>
         <w:trPr>
-          <w:tblCellSpacing w:w="15" w:type="dxa"/>
+          <w:cnfStyle w:val="000000100000" w:firstRow="0" w:lastRow="0" w:firstColumn="0" w:lastColumn="0" w:oddVBand="0" w:evenVBand="0" w:oddHBand="1" w:evenHBand="0" w:firstRowFirstColumn="0" w:firstRowLastColumn="0" w:lastRowFirstColumn="0" w:lastRowLastColumn="0"/>
         </w:trPr>
         <w:tc>
           <w:tcPr>
+            <w:cnfStyle w:val="001000000000" w:firstRow="0" w:lastRow="0" w:firstColumn="1" w:lastColumn="0" w:oddVBand="0" w:evenVBand="0" w:oddHBand="0" w:evenHBand="0" w:firstRowFirstColumn="0" w:firstRowLastColumn="0" w:lastRowFirstColumn="0" w:lastRowLastColumn="0"/>
             <w:tcW w:w="0" w:type="auto"/>
-            <w:vAlign w:val="center"/>
             <w:hideMark/>
           </w:tcPr>
           <w:p>
             <w:pPr>
-              <w:spacing w:after="0" w:line="240" w:lineRule="auto"/>
               <w:rPr>
                 <w:rFonts w:ascii="Times New Roman" w:eastAsia="Times New Roman" w:hAnsi="Times New Roman" w:cs="Times New Roman"/>
                 <w:kern w:val="0"/>
@@ -5590,12 +4995,11 @@
         <w:tc>
           <w:tcPr>
             <w:tcW w:w="0" w:type="auto"/>
-            <w:vAlign w:val="center"/>
             <w:hideMark/>
           </w:tcPr>
           <w:p>
             <w:pPr>
-              <w:spacing w:after="0" w:line="240" w:lineRule="auto"/>
+              <w:cnfStyle w:val="000000100000" w:firstRow="0" w:lastRow="0" w:firstColumn="0" w:lastColumn="0" w:oddVBand="0" w:evenVBand="0" w:oddHBand="1" w:evenHBand="0" w:firstRowFirstColumn="0" w:firstRowLastColumn="0" w:lastRowFirstColumn="0" w:lastRowLastColumn="0"/>
               <w:rPr>
                 <w:rFonts w:ascii="Times New Roman" w:eastAsia="Times New Roman" w:hAnsi="Times New Roman" w:cs="Times New Roman"/>
                 <w:kern w:val="0"/>
@@ -5621,12 +5025,11 @@
         <w:tc>
           <w:tcPr>
             <w:tcW w:w="0" w:type="auto"/>
-            <w:vAlign w:val="center"/>
             <w:hideMark/>
           </w:tcPr>
           <w:p>
             <w:pPr>
-              <w:spacing w:after="0" w:line="240" w:lineRule="auto"/>
+              <w:cnfStyle w:val="000000100000" w:firstRow="0" w:lastRow="0" w:firstColumn="0" w:lastColumn="0" w:oddVBand="0" w:evenVBand="0" w:oddHBand="1" w:evenHBand="0" w:firstRowFirstColumn="0" w:firstRowLastColumn="0" w:lastRowFirstColumn="0" w:lastRowLastColumn="0"/>
               <w:rPr>
                 <w:rFonts w:ascii="Times New Roman" w:eastAsia="Times New Roman" w:hAnsi="Times New Roman" w:cs="Times New Roman"/>
                 <w:kern w:val="0"/>
@@ -5652,12 +5055,11 @@
         <w:tc>
           <w:tcPr>
             <w:tcW w:w="0" w:type="auto"/>
-            <w:vAlign w:val="center"/>
             <w:hideMark/>
           </w:tcPr>
           <w:p>
             <w:pPr>
-              <w:spacing w:after="0" w:line="240" w:lineRule="auto"/>
+              <w:cnfStyle w:val="000000100000" w:firstRow="0" w:lastRow="0" w:firstColumn="0" w:lastColumn="0" w:oddVBand="0" w:evenVBand="0" w:oddHBand="1" w:evenHBand="0" w:firstRowFirstColumn="0" w:firstRowLastColumn="0" w:lastRowFirstColumn="0" w:lastRowLastColumn="0"/>
               <w:rPr>
                 <w:rFonts w:ascii="Times New Roman" w:eastAsia="Times New Roman" w:hAnsi="Times New Roman" w:cs="Times New Roman"/>
                 <w:kern w:val="0"/>
@@ -5683,12 +5085,11 @@
         <w:tc>
           <w:tcPr>
             <w:tcW w:w="0" w:type="auto"/>
-            <w:vAlign w:val="center"/>
             <w:hideMark/>
           </w:tcPr>
           <w:p>
             <w:pPr>
-              <w:spacing w:after="0" w:line="240" w:lineRule="auto"/>
+              <w:cnfStyle w:val="000000100000" w:firstRow="0" w:lastRow="0" w:firstColumn="0" w:lastColumn="0" w:oddVBand="0" w:evenVBand="0" w:oddHBand="1" w:evenHBand="0" w:firstRowFirstColumn="0" w:firstRowLastColumn="0" w:lastRowFirstColumn="0" w:lastRowLastColumn="0"/>
               <w:rPr>
                 <w:rFonts w:ascii="Times New Roman" w:eastAsia="Times New Roman" w:hAnsi="Times New Roman" w:cs="Times New Roman"/>
                 <w:kern w:val="0"/>
@@ -5713,18 +5114,14 @@
         </w:tc>
       </w:tr>
       <w:tr>
-        <w:trPr>
-          <w:tblCellSpacing w:w="15" w:type="dxa"/>
-        </w:trPr>
         <w:tc>
           <w:tcPr>
+            <w:cnfStyle w:val="001000000000" w:firstRow="0" w:lastRow="0" w:firstColumn="1" w:lastColumn="0" w:oddVBand="0" w:evenVBand="0" w:oddHBand="0" w:evenHBand="0" w:firstRowFirstColumn="0" w:firstRowLastColumn="0" w:lastRowFirstColumn="0" w:lastRowLastColumn="0"/>
             <w:tcW w:w="0" w:type="auto"/>
-            <w:vAlign w:val="center"/>
             <w:hideMark/>
           </w:tcPr>
           <w:p>
             <w:pPr>
-              <w:spacing w:after="0" w:line="240" w:lineRule="auto"/>
               <w:rPr>
                 <w:rFonts w:ascii="Times New Roman" w:eastAsia="Times New Roman" w:hAnsi="Times New Roman" w:cs="Times New Roman"/>
                 <w:kern w:val="0"/>
@@ -5750,12 +5147,11 @@
         <w:tc>
           <w:tcPr>
             <w:tcW w:w="0" w:type="auto"/>
-            <w:vAlign w:val="center"/>
             <w:hideMark/>
           </w:tcPr>
           <w:p>
             <w:pPr>
-              <w:spacing w:after="0" w:line="240" w:lineRule="auto"/>
+              <w:cnfStyle w:val="000000000000" w:firstRow="0" w:lastRow="0" w:firstColumn="0" w:lastColumn="0" w:oddVBand="0" w:evenVBand="0" w:oddHBand="0" w:evenHBand="0" w:firstRowFirstColumn="0" w:firstRowLastColumn="0" w:lastRowFirstColumn="0" w:lastRowLastColumn="0"/>
               <w:rPr>
                 <w:rFonts w:ascii="Times New Roman" w:eastAsia="Times New Roman" w:hAnsi="Times New Roman" w:cs="Times New Roman"/>
                 <w:kern w:val="0"/>
@@ -5781,12 +5177,11 @@
         <w:tc>
           <w:tcPr>
             <w:tcW w:w="0" w:type="auto"/>
-            <w:vAlign w:val="center"/>
             <w:hideMark/>
           </w:tcPr>
           <w:p>
             <w:pPr>
-              <w:spacing w:after="0" w:line="240" w:lineRule="auto"/>
+              <w:cnfStyle w:val="000000000000" w:firstRow="0" w:lastRow="0" w:firstColumn="0" w:lastColumn="0" w:oddVBand="0" w:evenVBand="0" w:oddHBand="0" w:evenHBand="0" w:firstRowFirstColumn="0" w:firstRowLastColumn="0" w:lastRowFirstColumn="0" w:lastRowLastColumn="0"/>
               <w:rPr>
                 <w:rFonts w:ascii="Times New Roman" w:eastAsia="Times New Roman" w:hAnsi="Times New Roman" w:cs="Times New Roman"/>
                 <w:kern w:val="0"/>
@@ -5812,12 +5207,11 @@
         <w:tc>
           <w:tcPr>
             <w:tcW w:w="0" w:type="auto"/>
-            <w:vAlign w:val="center"/>
             <w:hideMark/>
           </w:tcPr>
           <w:p>
             <w:pPr>
-              <w:spacing w:after="0" w:line="240" w:lineRule="auto"/>
+              <w:cnfStyle w:val="000000000000" w:firstRow="0" w:lastRow="0" w:firstColumn="0" w:lastColumn="0" w:oddVBand="0" w:evenVBand="0" w:oddHBand="0" w:evenHBand="0" w:firstRowFirstColumn="0" w:firstRowLastColumn="0" w:lastRowFirstColumn="0" w:lastRowLastColumn="0"/>
               <w:rPr>
                 <w:rFonts w:ascii="Times New Roman" w:eastAsia="Times New Roman" w:hAnsi="Times New Roman" w:cs="Times New Roman"/>
                 <w:kern w:val="0"/>
@@ -5843,12 +5237,11 @@
         <w:tc>
           <w:tcPr>
             <w:tcW w:w="0" w:type="auto"/>
-            <w:vAlign w:val="center"/>
             <w:hideMark/>
           </w:tcPr>
           <w:p>
             <w:pPr>
-              <w:spacing w:after="0" w:line="240" w:lineRule="auto"/>
+              <w:cnfStyle w:val="000000000000" w:firstRow="0" w:lastRow="0" w:firstColumn="0" w:lastColumn="0" w:oddVBand="0" w:evenVBand="0" w:oddHBand="0" w:evenHBand="0" w:firstRowFirstColumn="0" w:firstRowLastColumn="0" w:lastRowFirstColumn="0" w:lastRowLastColumn="0"/>
               <w:rPr>
                 <w:rFonts w:ascii="Times New Roman" w:eastAsia="Times New Roman" w:hAnsi="Times New Roman" w:cs="Times New Roman"/>
                 <w:kern w:val="0"/>
@@ -5874,17 +5267,16 @@
       </w:tr>
       <w:tr>
         <w:trPr>
-          <w:tblCellSpacing w:w="15" w:type="dxa"/>
+          <w:cnfStyle w:val="000000100000" w:firstRow="0" w:lastRow="0" w:firstColumn="0" w:lastColumn="0" w:oddVBand="0" w:evenVBand="0" w:oddHBand="1" w:evenHBand="0" w:firstRowFirstColumn="0" w:firstRowLastColumn="0" w:lastRowFirstColumn="0" w:lastRowLastColumn="0"/>
         </w:trPr>
         <w:tc>
           <w:tcPr>
+            <w:cnfStyle w:val="001000000000" w:firstRow="0" w:lastRow="0" w:firstColumn="1" w:lastColumn="0" w:oddVBand="0" w:evenVBand="0" w:oddHBand="0" w:evenHBand="0" w:firstRowFirstColumn="0" w:firstRowLastColumn="0" w:lastRowFirstColumn="0" w:lastRowLastColumn="0"/>
             <w:tcW w:w="0" w:type="auto"/>
-            <w:vAlign w:val="center"/>
             <w:hideMark/>
           </w:tcPr>
           <w:p>
             <w:pPr>
-              <w:spacing w:after="0" w:line="240" w:lineRule="auto"/>
               <w:rPr>
                 <w:rFonts w:ascii="Times New Roman" w:eastAsia="Times New Roman" w:hAnsi="Times New Roman" w:cs="Times New Roman"/>
                 <w:kern w:val="0"/>
@@ -5910,12 +5302,11 @@
         <w:tc>
           <w:tcPr>
             <w:tcW w:w="0" w:type="auto"/>
-            <w:vAlign w:val="center"/>
             <w:hideMark/>
           </w:tcPr>
           <w:p>
             <w:pPr>
-              <w:spacing w:after="0" w:line="240" w:lineRule="auto"/>
+              <w:cnfStyle w:val="000000100000" w:firstRow="0" w:lastRow="0" w:firstColumn="0" w:lastColumn="0" w:oddVBand="0" w:evenVBand="0" w:oddHBand="1" w:evenHBand="0" w:firstRowFirstColumn="0" w:firstRowLastColumn="0" w:lastRowFirstColumn="0" w:lastRowLastColumn="0"/>
               <w:rPr>
                 <w:rFonts w:ascii="Times New Roman" w:eastAsia="Times New Roman" w:hAnsi="Times New Roman" w:cs="Times New Roman"/>
                 <w:kern w:val="0"/>
@@ -5941,12 +5332,11 @@
         <w:tc>
           <w:tcPr>
             <w:tcW w:w="0" w:type="auto"/>
-            <w:vAlign w:val="center"/>
             <w:hideMark/>
           </w:tcPr>
           <w:p>
             <w:pPr>
-              <w:spacing w:after="0" w:line="240" w:lineRule="auto"/>
+              <w:cnfStyle w:val="000000100000" w:firstRow="0" w:lastRow="0" w:firstColumn="0" w:lastColumn="0" w:oddVBand="0" w:evenVBand="0" w:oddHBand="1" w:evenHBand="0" w:firstRowFirstColumn="0" w:firstRowLastColumn="0" w:lastRowFirstColumn="0" w:lastRowLastColumn="0"/>
               <w:rPr>
                 <w:rFonts w:ascii="Times New Roman" w:eastAsia="Times New Roman" w:hAnsi="Times New Roman" w:cs="Times New Roman"/>
                 <w:kern w:val="0"/>
@@ -5972,12 +5362,11 @@
         <w:tc>
           <w:tcPr>
             <w:tcW w:w="0" w:type="auto"/>
-            <w:vAlign w:val="center"/>
             <w:hideMark/>
           </w:tcPr>
           <w:p>
             <w:pPr>
-              <w:spacing w:after="0" w:line="240" w:lineRule="auto"/>
+              <w:cnfStyle w:val="000000100000" w:firstRow="0" w:lastRow="0" w:firstColumn="0" w:lastColumn="0" w:oddVBand="0" w:evenVBand="0" w:oddHBand="1" w:evenHBand="0" w:firstRowFirstColumn="0" w:firstRowLastColumn="0" w:lastRowFirstColumn="0" w:lastRowLastColumn="0"/>
               <w:rPr>
                 <w:rFonts w:ascii="Times New Roman" w:eastAsia="Times New Roman" w:hAnsi="Times New Roman" w:cs="Times New Roman"/>
                 <w:kern w:val="0"/>
@@ -6003,12 +5392,11 @@
         <w:tc>
           <w:tcPr>
             <w:tcW w:w="0" w:type="auto"/>
-            <w:vAlign w:val="center"/>
             <w:hideMark/>
           </w:tcPr>
           <w:p>
             <w:pPr>
-              <w:spacing w:after="0" w:line="240" w:lineRule="auto"/>
+              <w:cnfStyle w:val="000000100000" w:firstRow="0" w:lastRow="0" w:firstColumn="0" w:lastColumn="0" w:oddVBand="0" w:evenVBand="0" w:oddHBand="1" w:evenHBand="0" w:firstRowFirstColumn="0" w:firstRowLastColumn="0" w:lastRowFirstColumn="0" w:lastRowLastColumn="0"/>
               <w:rPr>
                 <w:rFonts w:ascii="Times New Roman" w:eastAsia="Times New Roman" w:hAnsi="Times New Roman" w:cs="Times New Roman"/>
                 <w:kern w:val="0"/>
@@ -6033,18 +5421,14 @@
         </w:tc>
       </w:tr>
       <w:tr>
-        <w:trPr>
-          <w:tblCellSpacing w:w="15" w:type="dxa"/>
-        </w:trPr>
         <w:tc>
           <w:tcPr>
+            <w:cnfStyle w:val="001000000000" w:firstRow="0" w:lastRow="0" w:firstColumn="1" w:lastColumn="0" w:oddVBand="0" w:evenVBand="0" w:oddHBand="0" w:evenHBand="0" w:firstRowFirstColumn="0" w:firstRowLastColumn="0" w:lastRowFirstColumn="0" w:lastRowLastColumn="0"/>
             <w:tcW w:w="0" w:type="auto"/>
-            <w:vAlign w:val="center"/>
             <w:hideMark/>
           </w:tcPr>
           <w:p>
             <w:pPr>
-              <w:spacing w:after="0" w:line="240" w:lineRule="auto"/>
               <w:rPr>
                 <w:rFonts w:ascii="Times New Roman" w:eastAsia="Times New Roman" w:hAnsi="Times New Roman" w:cs="Times New Roman"/>
                 <w:kern w:val="0"/>
@@ -6070,12 +5454,11 @@
         <w:tc>
           <w:tcPr>
             <w:tcW w:w="0" w:type="auto"/>
-            <w:vAlign w:val="center"/>
             <w:hideMark/>
           </w:tcPr>
           <w:p>
             <w:pPr>
-              <w:spacing w:after="0" w:line="240" w:lineRule="auto"/>
+              <w:cnfStyle w:val="000000000000" w:firstRow="0" w:lastRow="0" w:firstColumn="0" w:lastColumn="0" w:oddVBand="0" w:evenVBand="0" w:oddHBand="0" w:evenHBand="0" w:firstRowFirstColumn="0" w:firstRowLastColumn="0" w:lastRowFirstColumn="0" w:lastRowLastColumn="0"/>
               <w:rPr>
                 <w:rFonts w:ascii="Times New Roman" w:eastAsia="Times New Roman" w:hAnsi="Times New Roman" w:cs="Times New Roman"/>
                 <w:kern w:val="0"/>
@@ -6101,12 +5484,11 @@
         <w:tc>
           <w:tcPr>
             <w:tcW w:w="0" w:type="auto"/>
-            <w:vAlign w:val="center"/>
             <w:hideMark/>
           </w:tcPr>
           <w:p>
             <w:pPr>
-              <w:spacing w:after="0" w:line="240" w:lineRule="auto"/>
+              <w:cnfStyle w:val="000000000000" w:firstRow="0" w:lastRow="0" w:firstColumn="0" w:lastColumn="0" w:oddVBand="0" w:evenVBand="0" w:oddHBand="0" w:evenHBand="0" w:firstRowFirstColumn="0" w:firstRowLastColumn="0" w:lastRowFirstColumn="0" w:lastRowLastColumn="0"/>
               <w:rPr>
                 <w:rFonts w:ascii="Times New Roman" w:eastAsia="Times New Roman" w:hAnsi="Times New Roman" w:cs="Times New Roman"/>
                 <w:kern w:val="0"/>
@@ -6132,12 +5514,11 @@
         <w:tc>
           <w:tcPr>
             <w:tcW w:w="0" w:type="auto"/>
-            <w:vAlign w:val="center"/>
             <w:hideMark/>
           </w:tcPr>
           <w:p>
             <w:pPr>
-              <w:spacing w:after="0" w:line="240" w:lineRule="auto"/>
+              <w:cnfStyle w:val="000000000000" w:firstRow="0" w:lastRow="0" w:firstColumn="0" w:lastColumn="0" w:oddVBand="0" w:evenVBand="0" w:oddHBand="0" w:evenHBand="0" w:firstRowFirstColumn="0" w:firstRowLastColumn="0" w:lastRowFirstColumn="0" w:lastRowLastColumn="0"/>
               <w:rPr>
                 <w:rFonts w:ascii="Times New Roman" w:eastAsia="Times New Roman" w:hAnsi="Times New Roman" w:cs="Times New Roman"/>
                 <w:kern w:val="0"/>
@@ -6163,12 +5544,11 @@
         <w:tc>
           <w:tcPr>
             <w:tcW w:w="0" w:type="auto"/>
-            <w:vAlign w:val="center"/>
             <w:hideMark/>
           </w:tcPr>
           <w:p>
             <w:pPr>
-              <w:spacing w:after="0" w:line="240" w:lineRule="auto"/>
+              <w:cnfStyle w:val="000000000000" w:firstRow="0" w:lastRow="0" w:firstColumn="0" w:lastColumn="0" w:oddVBand="0" w:evenVBand="0" w:oddHBand="0" w:evenHBand="0" w:firstRowFirstColumn="0" w:firstRowLastColumn="0" w:lastRowFirstColumn="0" w:lastRowLastColumn="0"/>
               <w:rPr>
                 <w:rFonts w:ascii="Times New Roman" w:eastAsia="Times New Roman" w:hAnsi="Times New Roman" w:cs="Times New Roman"/>
                 <w:kern w:val="0"/>
@@ -6194,17 +5574,16 @@
       </w:tr>
       <w:tr>
         <w:trPr>
-          <w:tblCellSpacing w:w="15" w:type="dxa"/>
+          <w:cnfStyle w:val="000000100000" w:firstRow="0" w:lastRow="0" w:firstColumn="0" w:lastColumn="0" w:oddVBand="0" w:evenVBand="0" w:oddHBand="1" w:evenHBand="0" w:firstRowFirstColumn="0" w:firstRowLastColumn="0" w:lastRowFirstColumn="0" w:lastRowLastColumn="0"/>
         </w:trPr>
         <w:tc>
           <w:tcPr>
+            <w:cnfStyle w:val="001000000000" w:firstRow="0" w:lastRow="0" w:firstColumn="1" w:lastColumn="0" w:oddVBand="0" w:evenVBand="0" w:oddHBand="0" w:evenHBand="0" w:firstRowFirstColumn="0" w:firstRowLastColumn="0" w:lastRowFirstColumn="0" w:lastRowLastColumn="0"/>
             <w:tcW w:w="0" w:type="auto"/>
-            <w:vAlign w:val="center"/>
             <w:hideMark/>
           </w:tcPr>
           <w:p>
             <w:pPr>
-              <w:spacing w:after="0" w:line="240" w:lineRule="auto"/>
               <w:rPr>
                 <w:rFonts w:ascii="Times New Roman" w:eastAsia="Times New Roman" w:hAnsi="Times New Roman" w:cs="Times New Roman"/>
                 <w:kern w:val="0"/>
@@ -6223,7 +5602,6 @@
                 <w:lang w:val="en-GB" w:eastAsia="en-GB" w:bidi="ar-SA"/>
                 <w14:ligatures w14:val="none"/>
               </w:rPr>
-              <w:lastRenderedPageBreak/>
               <w:t>Regulatory breach</w:t>
             </w:r>
           </w:p>
@@ -6231,12 +5609,11 @@
         <w:tc>
           <w:tcPr>
             <w:tcW w:w="0" w:type="auto"/>
-            <w:vAlign w:val="center"/>
             <w:hideMark/>
           </w:tcPr>
           <w:p>
             <w:pPr>
-              <w:spacing w:after="0" w:line="240" w:lineRule="auto"/>
+              <w:cnfStyle w:val="000000100000" w:firstRow="0" w:lastRow="0" w:firstColumn="0" w:lastColumn="0" w:oddVBand="0" w:evenVBand="0" w:oddHBand="1" w:evenHBand="0" w:firstRowFirstColumn="0" w:firstRowLastColumn="0" w:lastRowFirstColumn="0" w:lastRowLastColumn="0"/>
               <w:rPr>
                 <w:rFonts w:ascii="Times New Roman" w:eastAsia="Times New Roman" w:hAnsi="Times New Roman" w:cs="Times New Roman"/>
                 <w:kern w:val="0"/>
@@ -6262,12 +5639,11 @@
         <w:tc>
           <w:tcPr>
             <w:tcW w:w="0" w:type="auto"/>
-            <w:vAlign w:val="center"/>
             <w:hideMark/>
           </w:tcPr>
           <w:p>
             <w:pPr>
-              <w:spacing w:after="0" w:line="240" w:lineRule="auto"/>
+              <w:cnfStyle w:val="000000100000" w:firstRow="0" w:lastRow="0" w:firstColumn="0" w:lastColumn="0" w:oddVBand="0" w:evenVBand="0" w:oddHBand="1" w:evenHBand="0" w:firstRowFirstColumn="0" w:firstRowLastColumn="0" w:lastRowFirstColumn="0" w:lastRowLastColumn="0"/>
               <w:rPr>
                 <w:rFonts w:ascii="Times New Roman" w:eastAsia="Times New Roman" w:hAnsi="Times New Roman" w:cs="Times New Roman"/>
                 <w:kern w:val="0"/>
@@ -6293,12 +5669,11 @@
         <w:tc>
           <w:tcPr>
             <w:tcW w:w="0" w:type="auto"/>
-            <w:vAlign w:val="center"/>
             <w:hideMark/>
           </w:tcPr>
           <w:p>
             <w:pPr>
-              <w:spacing w:after="0" w:line="240" w:lineRule="auto"/>
+              <w:cnfStyle w:val="000000100000" w:firstRow="0" w:lastRow="0" w:firstColumn="0" w:lastColumn="0" w:oddVBand="0" w:evenVBand="0" w:oddHBand="1" w:evenHBand="0" w:firstRowFirstColumn="0" w:firstRowLastColumn="0" w:lastRowFirstColumn="0" w:lastRowLastColumn="0"/>
               <w:rPr>
                 <w:rFonts w:ascii="Times New Roman" w:eastAsia="Times New Roman" w:hAnsi="Times New Roman" w:cs="Times New Roman"/>
                 <w:kern w:val="0"/>
@@ -6324,12 +5699,11 @@
         <w:tc>
           <w:tcPr>
             <w:tcW w:w="0" w:type="auto"/>
-            <w:vAlign w:val="center"/>
             <w:hideMark/>
           </w:tcPr>
           <w:p>
             <w:pPr>
-              <w:spacing w:after="0" w:line="240" w:lineRule="auto"/>
+              <w:cnfStyle w:val="000000100000" w:firstRow="0" w:lastRow="0" w:firstColumn="0" w:lastColumn="0" w:oddVBand="0" w:evenVBand="0" w:oddHBand="1" w:evenHBand="0" w:firstRowFirstColumn="0" w:firstRowLastColumn="0" w:lastRowFirstColumn="0" w:lastRowLastColumn="0"/>
               <w:rPr>
                 <w:rFonts w:ascii="Times New Roman" w:eastAsia="Times New Roman" w:hAnsi="Times New Roman" w:cs="Times New Roman"/>
                 <w:kern w:val="0"/>
@@ -6411,39 +5785,34 @@
     </w:p>
     <w:tbl>
       <w:tblPr>
+        <w:tblStyle w:val="PlainTable1"/>
         <w:tblW w:w="0" w:type="auto"/>
-        <w:tblCellSpacing w:w="15" w:type="dxa"/>
-        <w:tblCellMar>
-          <w:top w:w="15" w:type="dxa"/>
-          <w:left w:w="15" w:type="dxa"/>
-          <w:bottom w:w="15" w:type="dxa"/>
-          <w:right w:w="15" w:type="dxa"/>
-        </w:tblCellMar>
         <w:tblLook w:val="04A0" w:firstRow="1" w:lastRow="0" w:firstColumn="1" w:lastColumn="0" w:noHBand="0" w:noVBand="1"/>
       </w:tblPr>
       <w:tblGrid>
-        <w:gridCol w:w="2542"/>
-        <w:gridCol w:w="2928"/>
+        <w:gridCol w:w="2816"/>
+        <w:gridCol w:w="6089"/>
       </w:tblGrid>
       <w:tr>
         <w:trPr>
+          <w:cnfStyle w:val="100000000000" w:firstRow="1" w:lastRow="0" w:firstColumn="0" w:lastColumn="0" w:oddVBand="0" w:evenVBand="0" w:oddHBand="0" w:evenHBand="0" w:firstRowFirstColumn="0" w:firstRowLastColumn="0" w:lastRowFirstColumn="0" w:lastRowLastColumn="0"/>
           <w:tblHeader/>
-          <w:tblCellSpacing w:w="15" w:type="dxa"/>
         </w:trPr>
         <w:tc>
           <w:tcPr>
+            <w:cnfStyle w:val="001000000000" w:firstRow="0" w:lastRow="0" w:firstColumn="1" w:lastColumn="0" w:oddVBand="0" w:evenVBand="0" w:oddHBand="0" w:evenHBand="0" w:firstRowFirstColumn="0" w:firstRowLastColumn="0" w:lastRowFirstColumn="0" w:lastRowLastColumn="0"/>
             <w:tcW w:w="0" w:type="auto"/>
+            <w:shd w:val="clear" w:color="auto" w:fill="0E2841" w:themeFill="text2"/>
             <w:vAlign w:val="center"/>
             <w:hideMark/>
           </w:tcPr>
           <w:p>
             <w:pPr>
-              <w:spacing w:after="0" w:line="240" w:lineRule="auto"/>
               <w:jc w:val="center"/>
               <w:rPr>
                 <w:rFonts w:ascii="Times New Roman" w:eastAsia="Times New Roman" w:hAnsi="Times New Roman" w:cs="Times New Roman"/>
-                <w:b/>
-                <w:bCs/>
+                <w:b w:val="0"/>
+                <w:bCs w:val="0"/>
                 <w:kern w:val="0"/>
                 <w:sz w:val="24"/>
                 <w:szCs w:val="24"/>
@@ -6454,8 +5823,6 @@
             <w:r>
               <w:rPr>
                 <w:rFonts w:ascii="Times New Roman" w:eastAsia="Times New Roman" w:hAnsi="Times New Roman" w:cs="Times New Roman"/>
-                <w:b/>
-                <w:bCs/>
                 <w:kern w:val="0"/>
                 <w:sz w:val="24"/>
                 <w:szCs w:val="24"/>
@@ -6468,18 +5835,19 @@
         </w:tc>
         <w:tc>
           <w:tcPr>
-            <w:tcW w:w="0" w:type="auto"/>
+            <w:tcW w:w="6089" w:type="dxa"/>
+            <w:shd w:val="clear" w:color="auto" w:fill="0E2841" w:themeFill="text2"/>
             <w:vAlign w:val="center"/>
             <w:hideMark/>
           </w:tcPr>
           <w:p>
             <w:pPr>
-              <w:spacing w:after="0" w:line="240" w:lineRule="auto"/>
               <w:jc w:val="center"/>
-              <w:rPr>
-                <w:rFonts w:ascii="Times New Roman" w:eastAsia="Times New Roman" w:hAnsi="Times New Roman" w:cs="Times New Roman"/>
-                <w:b/>
-                <w:bCs/>
+              <w:cnfStyle w:val="100000000000" w:firstRow="1" w:lastRow="0" w:firstColumn="0" w:lastColumn="0" w:oddVBand="0" w:evenVBand="0" w:oddHBand="0" w:evenHBand="0" w:firstRowFirstColumn="0" w:firstRowLastColumn="0" w:lastRowFirstColumn="0" w:lastRowLastColumn="0"/>
+              <w:rPr>
+                <w:rFonts w:ascii="Times New Roman" w:eastAsia="Times New Roman" w:hAnsi="Times New Roman" w:cs="Times New Roman"/>
+                <w:b w:val="0"/>
+                <w:bCs w:val="0"/>
                 <w:kern w:val="0"/>
                 <w:sz w:val="24"/>
                 <w:szCs w:val="24"/>
@@ -6490,8 +5858,6 @@
             <w:r>
               <w:rPr>
                 <w:rFonts w:ascii="Times New Roman" w:eastAsia="Times New Roman" w:hAnsi="Times New Roman" w:cs="Times New Roman"/>
-                <w:b/>
-                <w:bCs/>
                 <w:kern w:val="0"/>
                 <w:sz w:val="24"/>
                 <w:szCs w:val="24"/>
@@ -6505,17 +5871,16 @@
       </w:tr>
       <w:tr>
         <w:trPr>
-          <w:tblCellSpacing w:w="15" w:type="dxa"/>
+          <w:cnfStyle w:val="000000100000" w:firstRow="0" w:lastRow="0" w:firstColumn="0" w:lastColumn="0" w:oddVBand="0" w:evenVBand="0" w:oddHBand="1" w:evenHBand="0" w:firstRowFirstColumn="0" w:firstRowLastColumn="0" w:lastRowFirstColumn="0" w:lastRowLastColumn="0"/>
         </w:trPr>
         <w:tc>
           <w:tcPr>
+            <w:cnfStyle w:val="001000000000" w:firstRow="0" w:lastRow="0" w:firstColumn="1" w:lastColumn="0" w:oddVBand="0" w:evenVBand="0" w:oddHBand="0" w:evenHBand="0" w:firstRowFirstColumn="0" w:firstRowLastColumn="0" w:lastRowFirstColumn="0" w:lastRowLastColumn="0"/>
             <w:tcW w:w="0" w:type="auto"/>
-            <w:vAlign w:val="center"/>
             <w:hideMark/>
           </w:tcPr>
           <w:p>
             <w:pPr>
-              <w:spacing w:after="0" w:line="240" w:lineRule="auto"/>
               <w:rPr>
                 <w:rFonts w:ascii="Times New Roman" w:eastAsia="Times New Roman" w:hAnsi="Times New Roman" w:cs="Times New Roman"/>
                 <w:kern w:val="0"/>
@@ -6540,13 +5905,12 @@
         </w:tc>
         <w:tc>
           <w:tcPr>
-            <w:tcW w:w="0" w:type="auto"/>
-            <w:vAlign w:val="center"/>
+            <w:tcW w:w="6089" w:type="dxa"/>
             <w:hideMark/>
           </w:tcPr>
           <w:p>
             <w:pPr>
-              <w:spacing w:after="0" w:line="240" w:lineRule="auto"/>
+              <w:cnfStyle w:val="000000100000" w:firstRow="0" w:lastRow="0" w:firstColumn="0" w:lastColumn="0" w:oddVBand="0" w:evenVBand="0" w:oddHBand="1" w:evenHBand="0" w:firstRowFirstColumn="0" w:firstRowLastColumn="0" w:lastRowFirstColumn="0" w:lastRowLastColumn="0"/>
               <w:rPr>
                 <w:rFonts w:ascii="Times New Roman" w:eastAsia="Times New Roman" w:hAnsi="Times New Roman" w:cs="Times New Roman"/>
                 <w:kern w:val="0"/>
@@ -6571,18 +5935,14 @@
         </w:tc>
       </w:tr>
       <w:tr>
-        <w:trPr>
-          <w:tblCellSpacing w:w="15" w:type="dxa"/>
-        </w:trPr>
         <w:tc>
           <w:tcPr>
+            <w:cnfStyle w:val="001000000000" w:firstRow="0" w:lastRow="0" w:firstColumn="1" w:lastColumn="0" w:oddVBand="0" w:evenVBand="0" w:oddHBand="0" w:evenHBand="0" w:firstRowFirstColumn="0" w:firstRowLastColumn="0" w:lastRowFirstColumn="0" w:lastRowLastColumn="0"/>
             <w:tcW w:w="0" w:type="auto"/>
-            <w:vAlign w:val="center"/>
             <w:hideMark/>
           </w:tcPr>
           <w:p>
             <w:pPr>
-              <w:spacing w:after="0" w:line="240" w:lineRule="auto"/>
               <w:rPr>
                 <w:rFonts w:ascii="Times New Roman" w:eastAsia="Times New Roman" w:hAnsi="Times New Roman" w:cs="Times New Roman"/>
                 <w:kern w:val="0"/>
@@ -6607,13 +5967,12 @@
         </w:tc>
         <w:tc>
           <w:tcPr>
-            <w:tcW w:w="0" w:type="auto"/>
-            <w:vAlign w:val="center"/>
+            <w:tcW w:w="6089" w:type="dxa"/>
             <w:hideMark/>
           </w:tcPr>
           <w:p>
             <w:pPr>
-              <w:spacing w:after="0" w:line="240" w:lineRule="auto"/>
+              <w:cnfStyle w:val="000000000000" w:firstRow="0" w:lastRow="0" w:firstColumn="0" w:lastColumn="0" w:oddVBand="0" w:evenVBand="0" w:oddHBand="0" w:evenHBand="0" w:firstRowFirstColumn="0" w:firstRowLastColumn="0" w:lastRowFirstColumn="0" w:lastRowLastColumn="0"/>
               <w:rPr>
                 <w:rFonts w:ascii="Times New Roman" w:eastAsia="Times New Roman" w:hAnsi="Times New Roman" w:cs="Times New Roman"/>
                 <w:kern w:val="0"/>
@@ -6639,17 +5998,16 @@
       </w:tr>
       <w:tr>
         <w:trPr>
-          <w:tblCellSpacing w:w="15" w:type="dxa"/>
+          <w:cnfStyle w:val="000000100000" w:firstRow="0" w:lastRow="0" w:firstColumn="0" w:lastColumn="0" w:oddVBand="0" w:evenVBand="0" w:oddHBand="1" w:evenHBand="0" w:firstRowFirstColumn="0" w:firstRowLastColumn="0" w:lastRowFirstColumn="0" w:lastRowLastColumn="0"/>
         </w:trPr>
         <w:tc>
           <w:tcPr>
+            <w:cnfStyle w:val="001000000000" w:firstRow="0" w:lastRow="0" w:firstColumn="1" w:lastColumn="0" w:oddVBand="0" w:evenVBand="0" w:oddHBand="0" w:evenHBand="0" w:firstRowFirstColumn="0" w:firstRowLastColumn="0" w:lastRowFirstColumn="0" w:lastRowLastColumn="0"/>
             <w:tcW w:w="0" w:type="auto"/>
-            <w:vAlign w:val="center"/>
             <w:hideMark/>
           </w:tcPr>
           <w:p>
             <w:pPr>
-              <w:spacing w:after="0" w:line="240" w:lineRule="auto"/>
               <w:rPr>
                 <w:rFonts w:ascii="Times New Roman" w:eastAsia="Times New Roman" w:hAnsi="Times New Roman" w:cs="Times New Roman"/>
                 <w:kern w:val="0"/>
@@ -6674,13 +6032,12 @@
         </w:tc>
         <w:tc>
           <w:tcPr>
-            <w:tcW w:w="0" w:type="auto"/>
-            <w:vAlign w:val="center"/>
+            <w:tcW w:w="6089" w:type="dxa"/>
             <w:hideMark/>
           </w:tcPr>
           <w:p>
             <w:pPr>
-              <w:spacing w:after="0" w:line="240" w:lineRule="auto"/>
+              <w:cnfStyle w:val="000000100000" w:firstRow="0" w:lastRow="0" w:firstColumn="0" w:lastColumn="0" w:oddVBand="0" w:evenVBand="0" w:oddHBand="1" w:evenHBand="0" w:firstRowFirstColumn="0" w:firstRowLastColumn="0" w:lastRowFirstColumn="0" w:lastRowLastColumn="0"/>
               <w:rPr>
                 <w:rFonts w:ascii="Times New Roman" w:eastAsia="Times New Roman" w:hAnsi="Times New Roman" w:cs="Times New Roman"/>
                 <w:kern w:val="0"/>
@@ -6718,18 +6075,14 @@
         </w:tc>
       </w:tr>
       <w:tr>
-        <w:trPr>
-          <w:tblCellSpacing w:w="15" w:type="dxa"/>
-        </w:trPr>
         <w:tc>
           <w:tcPr>
+            <w:cnfStyle w:val="001000000000" w:firstRow="0" w:lastRow="0" w:firstColumn="1" w:lastColumn="0" w:oddVBand="0" w:evenVBand="0" w:oddHBand="0" w:evenHBand="0" w:firstRowFirstColumn="0" w:firstRowLastColumn="0" w:lastRowFirstColumn="0" w:lastRowLastColumn="0"/>
             <w:tcW w:w="0" w:type="auto"/>
-            <w:vAlign w:val="center"/>
             <w:hideMark/>
           </w:tcPr>
           <w:p>
             <w:pPr>
-              <w:spacing w:after="0" w:line="240" w:lineRule="auto"/>
               <w:rPr>
                 <w:rFonts w:ascii="Times New Roman" w:eastAsia="Times New Roman" w:hAnsi="Times New Roman" w:cs="Times New Roman"/>
                 <w:kern w:val="0"/>
@@ -6754,13 +6107,12 @@
         </w:tc>
         <w:tc>
           <w:tcPr>
-            <w:tcW w:w="0" w:type="auto"/>
-            <w:vAlign w:val="center"/>
+            <w:tcW w:w="6089" w:type="dxa"/>
             <w:hideMark/>
           </w:tcPr>
           <w:p>
             <w:pPr>
-              <w:spacing w:after="0" w:line="240" w:lineRule="auto"/>
+              <w:cnfStyle w:val="000000000000" w:firstRow="0" w:lastRow="0" w:firstColumn="0" w:lastColumn="0" w:oddVBand="0" w:evenVBand="0" w:oddHBand="0" w:evenHBand="0" w:firstRowFirstColumn="0" w:firstRowLastColumn="0" w:lastRowFirstColumn="0" w:lastRowLastColumn="0"/>
               <w:rPr>
                 <w:rFonts w:ascii="Times New Roman" w:eastAsia="Times New Roman" w:hAnsi="Times New Roman" w:cs="Times New Roman"/>
                 <w:kern w:val="0"/>
@@ -6786,17 +6138,16 @@
       </w:tr>
       <w:tr>
         <w:trPr>
-          <w:tblCellSpacing w:w="15" w:type="dxa"/>
+          <w:cnfStyle w:val="000000100000" w:firstRow="0" w:lastRow="0" w:firstColumn="0" w:lastColumn="0" w:oddVBand="0" w:evenVBand="0" w:oddHBand="1" w:evenHBand="0" w:firstRowFirstColumn="0" w:firstRowLastColumn="0" w:lastRowFirstColumn="0" w:lastRowLastColumn="0"/>
         </w:trPr>
         <w:tc>
           <w:tcPr>
+            <w:cnfStyle w:val="001000000000" w:firstRow="0" w:lastRow="0" w:firstColumn="1" w:lastColumn="0" w:oddVBand="0" w:evenVBand="0" w:oddHBand="0" w:evenHBand="0" w:firstRowFirstColumn="0" w:firstRowLastColumn="0" w:lastRowFirstColumn="0" w:lastRowLastColumn="0"/>
             <w:tcW w:w="0" w:type="auto"/>
-            <w:vAlign w:val="center"/>
             <w:hideMark/>
           </w:tcPr>
           <w:p>
             <w:pPr>
-              <w:spacing w:after="0" w:line="240" w:lineRule="auto"/>
               <w:rPr>
                 <w:rFonts w:ascii="Times New Roman" w:eastAsia="Times New Roman" w:hAnsi="Times New Roman" w:cs="Times New Roman"/>
                 <w:kern w:val="0"/>
@@ -6815,19 +6166,19 @@
                 <w:lang w:val="en-GB" w:eastAsia="en-GB" w:bidi="ar-SA"/>
                 <w14:ligatures w14:val="none"/>
               </w:rPr>
+              <w:lastRenderedPageBreak/>
               <w:t>05_CapEx_Projects</w:t>
             </w:r>
           </w:p>
         </w:tc>
         <w:tc>
           <w:tcPr>
-            <w:tcW w:w="0" w:type="auto"/>
-            <w:vAlign w:val="center"/>
+            <w:tcW w:w="6089" w:type="dxa"/>
             <w:hideMark/>
           </w:tcPr>
           <w:p>
             <w:pPr>
-              <w:spacing w:after="0" w:line="240" w:lineRule="auto"/>
+              <w:cnfStyle w:val="000000100000" w:firstRow="0" w:lastRow="0" w:firstColumn="0" w:lastColumn="0" w:oddVBand="0" w:evenVBand="0" w:oddHBand="1" w:evenHBand="0" w:firstRowFirstColumn="0" w:firstRowLastColumn="0" w:lastRowFirstColumn="0" w:lastRowLastColumn="0"/>
               <w:rPr>
                 <w:rFonts w:ascii="Times New Roman" w:eastAsia="Times New Roman" w:hAnsi="Times New Roman" w:cs="Times New Roman"/>
                 <w:kern w:val="0"/>
@@ -6852,18 +6203,14 @@
         </w:tc>
       </w:tr>
       <w:tr>
-        <w:trPr>
-          <w:tblCellSpacing w:w="15" w:type="dxa"/>
-        </w:trPr>
         <w:tc>
           <w:tcPr>
+            <w:cnfStyle w:val="001000000000" w:firstRow="0" w:lastRow="0" w:firstColumn="1" w:lastColumn="0" w:oddVBand="0" w:evenVBand="0" w:oddHBand="0" w:evenHBand="0" w:firstRowFirstColumn="0" w:firstRowLastColumn="0" w:lastRowFirstColumn="0" w:lastRowLastColumn="0"/>
             <w:tcW w:w="0" w:type="auto"/>
-            <w:vAlign w:val="center"/>
             <w:hideMark/>
           </w:tcPr>
           <w:p>
             <w:pPr>
-              <w:spacing w:after="0" w:line="240" w:lineRule="auto"/>
               <w:rPr>
                 <w:rFonts w:ascii="Times New Roman" w:eastAsia="Times New Roman" w:hAnsi="Times New Roman" w:cs="Times New Roman"/>
                 <w:kern w:val="0"/>
@@ -6888,13 +6235,12 @@
         </w:tc>
         <w:tc>
           <w:tcPr>
-            <w:tcW w:w="0" w:type="auto"/>
-            <w:vAlign w:val="center"/>
+            <w:tcW w:w="6089" w:type="dxa"/>
             <w:hideMark/>
           </w:tcPr>
           <w:p>
             <w:pPr>
-              <w:spacing w:after="0" w:line="240" w:lineRule="auto"/>
+              <w:cnfStyle w:val="000000000000" w:firstRow="0" w:lastRow="0" w:firstColumn="0" w:lastColumn="0" w:oddVBand="0" w:evenVBand="0" w:oddHBand="0" w:evenHBand="0" w:firstRowFirstColumn="0" w:firstRowLastColumn="0" w:lastRowFirstColumn="0" w:lastRowLastColumn="0"/>
               <w:rPr>
                 <w:rFonts w:ascii="Times New Roman" w:eastAsia="Times New Roman" w:hAnsi="Times New Roman" w:cs="Times New Roman"/>
                 <w:kern w:val="0"/>
@@ -6920,17 +6266,16 @@
       </w:tr>
       <w:tr>
         <w:trPr>
-          <w:tblCellSpacing w:w="15" w:type="dxa"/>
+          <w:cnfStyle w:val="000000100000" w:firstRow="0" w:lastRow="0" w:firstColumn="0" w:lastColumn="0" w:oddVBand="0" w:evenVBand="0" w:oddHBand="1" w:evenHBand="0" w:firstRowFirstColumn="0" w:firstRowLastColumn="0" w:lastRowFirstColumn="0" w:lastRowLastColumn="0"/>
         </w:trPr>
         <w:tc>
           <w:tcPr>
+            <w:cnfStyle w:val="001000000000" w:firstRow="0" w:lastRow="0" w:firstColumn="1" w:lastColumn="0" w:oddVBand="0" w:evenVBand="0" w:oddHBand="0" w:evenHBand="0" w:firstRowFirstColumn="0" w:firstRowLastColumn="0" w:lastRowFirstColumn="0" w:lastRowLastColumn="0"/>
             <w:tcW w:w="0" w:type="auto"/>
-            <w:vAlign w:val="center"/>
             <w:hideMark/>
           </w:tcPr>
           <w:p>
             <w:pPr>
-              <w:spacing w:after="0" w:line="240" w:lineRule="auto"/>
               <w:rPr>
                 <w:rFonts w:ascii="Times New Roman" w:eastAsia="Times New Roman" w:hAnsi="Times New Roman" w:cs="Times New Roman"/>
                 <w:kern w:val="0"/>
@@ -6955,13 +6300,12 @@
         </w:tc>
         <w:tc>
           <w:tcPr>
-            <w:tcW w:w="0" w:type="auto"/>
-            <w:vAlign w:val="center"/>
+            <w:tcW w:w="6089" w:type="dxa"/>
             <w:hideMark/>
           </w:tcPr>
           <w:p>
             <w:pPr>
-              <w:spacing w:after="0" w:line="240" w:lineRule="auto"/>
+              <w:cnfStyle w:val="000000100000" w:firstRow="0" w:lastRow="0" w:firstColumn="0" w:lastColumn="0" w:oddVBand="0" w:evenVBand="0" w:oddHBand="1" w:evenHBand="0" w:firstRowFirstColumn="0" w:firstRowLastColumn="0" w:lastRowFirstColumn="0" w:lastRowLastColumn="0"/>
               <w:rPr>
                 <w:rFonts w:ascii="Times New Roman" w:eastAsia="Times New Roman" w:hAnsi="Times New Roman" w:cs="Times New Roman"/>
                 <w:kern w:val="0"/>
@@ -6986,18 +6330,14 @@
         </w:tc>
       </w:tr>
       <w:tr>
-        <w:trPr>
-          <w:tblCellSpacing w:w="15" w:type="dxa"/>
-        </w:trPr>
         <w:tc>
           <w:tcPr>
+            <w:cnfStyle w:val="001000000000" w:firstRow="0" w:lastRow="0" w:firstColumn="1" w:lastColumn="0" w:oddVBand="0" w:evenVBand="0" w:oddHBand="0" w:evenHBand="0" w:firstRowFirstColumn="0" w:firstRowLastColumn="0" w:lastRowFirstColumn="0" w:lastRowLastColumn="0"/>
             <w:tcW w:w="0" w:type="auto"/>
-            <w:vAlign w:val="center"/>
             <w:hideMark/>
           </w:tcPr>
           <w:p>
             <w:pPr>
-              <w:spacing w:after="0" w:line="240" w:lineRule="auto"/>
               <w:rPr>
                 <w:rFonts w:ascii="Times New Roman" w:eastAsia="Times New Roman" w:hAnsi="Times New Roman" w:cs="Times New Roman"/>
                 <w:kern w:val="0"/>
@@ -7022,13 +6362,12 @@
         </w:tc>
         <w:tc>
           <w:tcPr>
-            <w:tcW w:w="0" w:type="auto"/>
-            <w:vAlign w:val="center"/>
+            <w:tcW w:w="6089" w:type="dxa"/>
             <w:hideMark/>
           </w:tcPr>
           <w:p>
             <w:pPr>
-              <w:spacing w:after="0" w:line="240" w:lineRule="auto"/>
+              <w:cnfStyle w:val="000000000000" w:firstRow="0" w:lastRow="0" w:firstColumn="0" w:lastColumn="0" w:oddVBand="0" w:evenVBand="0" w:oddHBand="0" w:evenHBand="0" w:firstRowFirstColumn="0" w:firstRowLastColumn="0" w:lastRowFirstColumn="0" w:lastRowLastColumn="0"/>
               <w:rPr>
                 <w:rFonts w:ascii="Times New Roman" w:eastAsia="Times New Roman" w:hAnsi="Times New Roman" w:cs="Times New Roman"/>
                 <w:kern w:val="0"/>
@@ -7091,23 +6430,39 @@
           <w14:ligatures w14:val="none"/>
         </w:rPr>
       </w:pPr>
-      <w:r>
-        <w:rPr>
-          <w:rFonts w:ascii="Times New Roman" w:eastAsia="Times New Roman" w:hAnsi="Times New Roman" w:cs="Times New Roman"/>
-          <w:kern w:val="0"/>
-          <w:sz w:val="24"/>
-          <w:szCs w:val="24"/>
-          <w:lang w:val="en-GB" w:eastAsia="en-GB" w:bidi="ar-SA"/>
-          <w14:ligatures w14:val="none"/>
-        </w:rPr>
-        <w:t>If you want next step, we can:</w:t>
-      </w:r>
-      <w:r>
-        <w:rPr>
-          <w:rFonts w:ascii="Times New Roman" w:eastAsia="Times New Roman" w:hAnsi="Times New Roman" w:cs="Times New Roman"/>
-          <w:kern w:val="0"/>
-          <w:sz w:val="24"/>
-          <w:szCs w:val="24"/>
+      <w:proofErr w:type="spellStart"/>
+      <w:r>
+        <w:rPr>
+          <w:rFonts w:ascii="Times New Roman" w:eastAsia="Times New Roman" w:hAnsi="Times New Roman" w:cs="Times New Roman"/>
+          <w:kern w:val="0"/>
+          <w:sz w:val="24"/>
+          <w:szCs w:val="24"/>
+          <w:highlight w:val="yellow"/>
+          <w:lang w:val="en-GB" w:eastAsia="en-GB" w:bidi="ar-SA"/>
+          <w14:ligatures w14:val="none"/>
+        </w:rPr>
+        <w:t>Chck</w:t>
+      </w:r>
+      <w:proofErr w:type="spellEnd"/>
+      <w:r>
+        <w:rPr>
+          <w:rFonts w:ascii="Times New Roman" w:eastAsia="Times New Roman" w:hAnsi="Times New Roman" w:cs="Times New Roman"/>
+          <w:kern w:val="0"/>
+          <w:sz w:val="24"/>
+          <w:szCs w:val="24"/>
+          <w:highlight w:val="yellow"/>
+          <w:lang w:val="en-GB" w:eastAsia="en-GB" w:bidi="ar-SA"/>
+          <w14:ligatures w14:val="none"/>
+        </w:rPr>
+        <w:t xml:space="preserve"> </w:t>
+      </w:r>
+      <w:r>
+        <w:rPr>
+          <w:rFonts w:ascii="Times New Roman" w:eastAsia="Times New Roman" w:hAnsi="Times New Roman" w:cs="Times New Roman"/>
+          <w:kern w:val="0"/>
+          <w:sz w:val="24"/>
+          <w:szCs w:val="24"/>
+          <w:highlight w:val="yellow"/>
           <w:lang w:val="en-GB" w:eastAsia="en-GB" w:bidi="ar-SA"/>
           <w14:ligatures w14:val="none"/>
         </w:rPr>
@@ -7120,6 +6475,7 @@
           <w:kern w:val="0"/>
           <w:sz w:val="24"/>
           <w:szCs w:val="24"/>
+          <w:highlight w:val="yellow"/>
           <w:lang w:val="en-GB" w:eastAsia="en-GB" w:bidi="ar-SA"/>
           <w14:ligatures w14:val="none"/>
         </w:rPr>
@@ -7131,6 +6487,7 @@
           <w:kern w:val="0"/>
           <w:sz w:val="24"/>
           <w:szCs w:val="24"/>
+          <w:highlight w:val="yellow"/>
           <w:lang w:val="en-GB" w:eastAsia="en-GB" w:bidi="ar-SA"/>
           <w14:ligatures w14:val="none"/>
         </w:rPr>
@@ -7144,6 +6501,7 @@
           <w:kern w:val="0"/>
           <w:sz w:val="24"/>
           <w:szCs w:val="24"/>
+          <w:highlight w:val="yellow"/>
           <w:lang w:val="en-GB" w:eastAsia="en-GB" w:bidi="ar-SA"/>
           <w14:ligatures w14:val="none"/>
         </w:rPr>
@@ -7155,6 +6513,7 @@
           <w:kern w:val="0"/>
           <w:sz w:val="24"/>
           <w:szCs w:val="24"/>
+          <w:highlight w:val="yellow"/>
           <w:lang w:val="en-GB" w:eastAsia="en-GB" w:bidi="ar-SA"/>
           <w14:ligatures w14:val="none"/>
         </w:rPr>
@@ -7167,6 +6526,7 @@
           <w:kern w:val="0"/>
           <w:sz w:val="24"/>
           <w:szCs w:val="24"/>
+          <w:highlight w:val="yellow"/>
           <w:lang w:val="en-GB" w:eastAsia="en-GB" w:bidi="ar-SA"/>
           <w14:ligatures w14:val="none"/>
         </w:rPr>
@@ -7178,6 +6538,7 @@
           <w:kern w:val="0"/>
           <w:sz w:val="24"/>
           <w:szCs w:val="24"/>
+          <w:highlight w:val="yellow"/>
           <w:lang w:val="en-GB" w:eastAsia="en-GB" w:bidi="ar-SA"/>
           <w14:ligatures w14:val="none"/>
         </w:rPr>
@@ -7191,6 +6552,7 @@
           <w:kern w:val="0"/>
           <w:sz w:val="24"/>
           <w:szCs w:val="24"/>
+          <w:highlight w:val="yellow"/>
           <w:lang w:val="en-GB" w:eastAsia="en-GB" w:bidi="ar-SA"/>
           <w14:ligatures w14:val="none"/>
         </w:rPr>
@@ -7202,6 +6564,7 @@
           <w:kern w:val="0"/>
           <w:sz w:val="24"/>
           <w:szCs w:val="24"/>
+          <w:highlight w:val="yellow"/>
           <w:lang w:val="en-GB" w:eastAsia="en-GB" w:bidi="ar-SA"/>
           <w14:ligatures w14:val="none"/>
         </w:rPr>
@@ -7214,6 +6577,7 @@
           <w:kern w:val="0"/>
           <w:sz w:val="24"/>
           <w:szCs w:val="24"/>
+          <w:highlight w:val="yellow"/>
           <w:lang w:val="en-GB" w:eastAsia="en-GB" w:bidi="ar-SA"/>
           <w14:ligatures w14:val="none"/>
         </w:rPr>
@@ -7225,6 +6589,7 @@
           <w:kern w:val="0"/>
           <w:sz w:val="24"/>
           <w:szCs w:val="24"/>
+          <w:highlight w:val="yellow"/>
           <w:lang w:val="en-GB" w:eastAsia="en-GB" w:bidi="ar-SA"/>
           <w14:ligatures w14:val="none"/>
         </w:rPr>
@@ -7238,6 +6603,7 @@
           <w:kern w:val="0"/>
           <w:sz w:val="24"/>
           <w:szCs w:val="24"/>
+          <w:highlight w:val="yellow"/>
           <w:lang w:val="en-GB" w:eastAsia="en-GB" w:bidi="ar-SA"/>
           <w14:ligatures w14:val="none"/>
         </w:rPr>
@@ -7249,6 +6615,7 @@
           <w:kern w:val="0"/>
           <w:sz w:val="24"/>
           <w:szCs w:val="24"/>
+          <w:highlight w:val="yellow"/>
           <w:lang w:val="en-GB" w:eastAsia="en-GB" w:bidi="ar-SA"/>
           <w14:ligatures w14:val="none"/>
         </w:rPr>
@@ -7261,6 +6628,7 @@
           <w:kern w:val="0"/>
           <w:sz w:val="24"/>
           <w:szCs w:val="24"/>
+          <w:highlight w:val="yellow"/>
           <w:lang w:val="en-GB" w:eastAsia="en-GB" w:bidi="ar-SA"/>
           <w14:ligatures w14:val="none"/>
         </w:rPr>
@@ -7272,6 +6640,7 @@
           <w:kern w:val="0"/>
           <w:sz w:val="24"/>
           <w:szCs w:val="24"/>
+          <w:highlight w:val="yellow"/>
           <w:lang w:val="en-GB" w:eastAsia="en-GB" w:bidi="ar-SA"/>
           <w14:ligatures w14:val="none"/>
         </w:rPr>
@@ -7285,38 +6654,56 @@
           <w:kern w:val="0"/>
           <w:sz w:val="24"/>
           <w:szCs w:val="24"/>
-          <w:lang w:val="en-GB" w:eastAsia="en-GB" w:bidi="ar-SA"/>
-          <w14:ligatures w14:val="none"/>
-        </w:rPr>
-        <w:t>Board-ready AI Strategy PPT (BETA-RESEARCH branding)</w:t>
-      </w:r>
-    </w:p>
-    <w:p>
-      <w:pPr>
-        <w:spacing w:before="100" w:beforeAutospacing="1" w:after="100" w:afterAutospacing="1" w:line="240" w:lineRule="auto"/>
-        <w:rPr>
-          <w:rFonts w:ascii="Times New Roman" w:eastAsia="Times New Roman" w:hAnsi="Times New Roman" w:cs="Times New Roman"/>
-          <w:kern w:val="0"/>
-          <w:sz w:val="24"/>
-          <w:szCs w:val="24"/>
-          <w:lang w:val="en-GB" w:eastAsia="en-GB" w:bidi="ar-SA"/>
-          <w14:ligatures w14:val="none"/>
-        </w:rPr>
-      </w:pPr>
-      <w:r>
-        <w:rPr>
-          <w:rFonts w:ascii="Times New Roman" w:eastAsia="Times New Roman" w:hAnsi="Times New Roman" w:cs="Times New Roman"/>
-          <w:kern w:val="0"/>
-          <w:sz w:val="24"/>
-          <w:szCs w:val="24"/>
-          <w:lang w:val="en-GB" w:eastAsia="en-GB" w:bidi="ar-SA"/>
-          <w14:ligatures w14:val="none"/>
-        </w:rPr>
-        <w:t>Tell me which direction we take next.</w:t>
-      </w:r>
-    </w:p>
-    <w:p/>
+          <w:highlight w:val="yellow"/>
+          <w:lang w:val="en-GB" w:eastAsia="en-GB" w:bidi="ar-SA"/>
+          <w14:ligatures w14:val="none"/>
+        </w:rPr>
+        <w:t>Board-ready AI Strategy PPT (</w:t>
+      </w:r>
+      <w:r>
+        <w:rPr>
+          <w:rFonts w:ascii="Times New Roman" w:eastAsia="Times New Roman" w:hAnsi="Times New Roman" w:cs="Times New Roman"/>
+          <w:b/>
+          <w:bCs/>
+          <w:kern w:val="0"/>
+          <w:sz w:val="24"/>
+          <w:szCs w:val="24"/>
+          <w:highlight w:val="yellow"/>
+          <w:lang w:val="en-GB" w:eastAsia="en-GB" w:bidi="ar-SA"/>
+          <w14:ligatures w14:val="none"/>
+        </w:rPr>
+        <w:t xml:space="preserve"> </w:t>
+      </w:r>
+      <w:r>
+        <w:rPr>
+          <w:rFonts w:ascii="Times New Roman" w:eastAsia="Times New Roman" w:hAnsi="Times New Roman" w:cs="Times New Roman"/>
+          <w:b/>
+          <w:bCs/>
+          <w:kern w:val="0"/>
+          <w:sz w:val="24"/>
+          <w:szCs w:val="24"/>
+          <w:highlight w:val="yellow"/>
+          <w:lang w:val="en-GB" w:eastAsia="en-GB" w:bidi="ar-SA"/>
+          <w14:ligatures w14:val="none"/>
+        </w:rPr>
+        <w:t xml:space="preserve"> branding)</w:t>
+      </w:r>
+    </w:p>
+    <w:p>
+      <w:r>
+        <w:rPr>
+          <w:rFonts w:ascii="Times New Roman" w:eastAsia="Times New Roman" w:hAnsi="Times New Roman" w:cs="Times New Roman"/>
+          <w:kern w:val="0"/>
+          <w:sz w:val="24"/>
+          <w:szCs w:val="24"/>
+          <w:lang w:val="en-GB" w:eastAsia="en-GB" w:bidi="ar-SA"/>
+          <w14:ligatures w14:val="none"/>
+        </w:rPr>
+        <w:t xml:space="preserve"> </w:t>
+      </w:r>
+    </w:p>
     <w:sectPr>
+      <w:footerReference w:type="default" r:id="rId7"/>
       <w:pgSz w:w="11906" w:h="16838"/>
       <w:pgMar w:top="1440" w:right="1440" w:bottom="1440" w:left="1440" w:header="720" w:footer="720" w:gutter="0"/>
       <w:pgBorders w:offsetFrom="page">
@@ -7330,6 +6717,140 @@
     </w:sectPr>
   </w:body>
 </w:document>
+</file>
+
+<file path=word/endnotes.xml><?xml version="1.0" encoding="utf-8"?>
+<w:endnotes xmlns:wpc="http://schemas.microsoft.com/office/word/2010/wordprocessingCanvas" xmlns:cx="http://schemas.microsoft.com/office/drawing/2014/chartex" xmlns:cx1="http://schemas.microsoft.com/office/drawing/2015/9/8/chartex" xmlns:cx2="http://schemas.microsoft.com/office/drawing/2015/10/21/chartex" xmlns:cx3="http://schemas.microsoft.com/office/drawing/2016/5/9/chartex" xmlns:cx4="http://schemas.microsoft.com/office/drawing/2016/5/10/chartex" xmlns:cx5="http://schemas.microsoft.com/office/drawing/2016/5/11/chartex" xmlns:cx6="http://schemas.microsoft.com/office/drawing/2016/5/12/chartex" xmlns:cx7="http://schemas.microsoft.com/office/drawing/2016/5/13/chartex" xmlns:cx8="http://schemas.microsoft.com/office/drawing/2016/5/14/chartex" xmlns:mc="http://schemas.openxmlformats.org/markup-compatibility/2006" xmlns:aink="http://schemas.microsoft.com/office/drawing/2016/ink" xmlns:am3d="http://schemas.microsoft.com/office/drawing/2017/model3d" xmlns:o="urn:schemas-microsoft-com:office:office" xmlns:oel="http://schemas.microsoft.com/office/2019/extlst" xmlns:r="http://schemas.openxmlformats.org/officeDocument/2006/relationships" xmlns:m="http://schemas.openxmlformats.org/officeDocument/2006/math" xmlns:v="urn:schemas-microsoft-com:vml" xmlns:wp14="http://schemas.microsoft.com/office/word/2010/wordprocessingDrawing" xmlns:wp="http://schemas.openxmlformats.org/drawingml/2006/wordprocessingDrawing" xmlns:w10="urn:schemas-microsoft-com:office:word" xmlns:w="http://schemas.openxmlformats.org/wordprocessingml/2006/main" xmlns:w14="http://schemas.microsoft.com/office/word/2010/wordml" xmlns:w15="http://schemas.microsoft.com/office/word/2012/wordml" xmlns:w16cex="http://schemas.microsoft.com/office/word/2018/wordml/cex" xmlns:w16cid="http://schemas.microsoft.com/office/word/2016/wordml/cid" xmlns:w16="http://schemas.microsoft.com/office/word/2018/wordml" xmlns:w16du="http://schemas.microsoft.com/office/word/2023/wordml/word16du" xmlns:w16sdtdh="http://schemas.microsoft.com/office/word/2020/wordml/sdtdatahash" xmlns:w16sdtfl="http://schemas.microsoft.com/office/word/2024/wordml/sdtformatlock" xmlns:w16se="http://schemas.microsoft.com/office/word/2015/wordml/symex" xmlns:wpg="http://schemas.microsoft.com/office/word/2010/wordprocessingGroup" xmlns:wpi="http://schemas.microsoft.com/office/word/2010/wordprocessingInk" xmlns:wne="http://schemas.microsoft.com/office/word/2006/wordml" xmlns:wps="http://schemas.microsoft.com/office/word/2010/wordprocessingShape" mc:Ignorable="w14 w15 w16se w16cid w16 w16cex w16sdtdh w16sdtfl w16du wp14">
+  <w:endnote w:type="separator" w:id="-1">
+    <w:p>
+      <w:pPr>
+        <w:spacing w:after="0" w:line="240" w:lineRule="auto"/>
+      </w:pPr>
+      <w:r>
+        <w:separator/>
+      </w:r>
+    </w:p>
+  </w:endnote>
+  <w:endnote w:type="continuationSeparator" w:id="0">
+    <w:p>
+      <w:pPr>
+        <w:spacing w:after="0" w:line="240" w:lineRule="auto"/>
+      </w:pPr>
+      <w:r>
+        <w:continuationSeparator/>
+      </w:r>
+    </w:p>
+  </w:endnote>
+</w:endnotes>
+</file>
+
+<file path=word/footer1.xml><?xml version="1.0" encoding="utf-8"?>
+<w:ftr xmlns:wpc="http://schemas.microsoft.com/office/word/2010/wordprocessingCanvas" xmlns:cx="http://schemas.microsoft.com/office/drawing/2014/chartex" xmlns:cx1="http://schemas.microsoft.com/office/drawing/2015/9/8/chartex" xmlns:cx2="http://schemas.microsoft.com/office/drawing/2015/10/21/chartex" xmlns:cx3="http://schemas.microsoft.com/office/drawing/2016/5/9/chartex" xmlns:cx4="http://schemas.microsoft.com/office/drawing/2016/5/10/chartex" xmlns:cx5="http://schemas.microsoft.com/office/drawing/2016/5/11/chartex" xmlns:cx6="http://schemas.microsoft.com/office/drawing/2016/5/12/chartex" xmlns:cx7="http://schemas.microsoft.com/office/drawing/2016/5/13/chartex" xmlns:cx8="http://schemas.microsoft.com/office/drawing/2016/5/14/chartex" xmlns:mc="http://schemas.openxmlformats.org/markup-compatibility/2006" xmlns:aink="http://schemas.microsoft.com/office/drawing/2016/ink" xmlns:am3d="http://schemas.microsoft.com/office/drawing/2017/model3d" xmlns:o="urn:schemas-microsoft-com:office:office" xmlns:oel="http://schemas.microsoft.com/office/2019/extlst" xmlns:r="http://schemas.openxmlformats.org/officeDocument/2006/relationships" xmlns:m="http://schemas.openxmlformats.org/officeDocument/2006/math" xmlns:v="urn:schemas-microsoft-com:vml" xmlns:wp14="http://schemas.microsoft.com/office/word/2010/wordprocessingDrawing" xmlns:wp="http://schemas.openxmlformats.org/drawingml/2006/wordprocessingDrawing" xmlns:w10="urn:schemas-microsoft-com:office:word" xmlns:w="http://schemas.openxmlformats.org/wordprocessingml/2006/main" xmlns:w14="http://schemas.microsoft.com/office/word/2010/wordml" xmlns:w15="http://schemas.microsoft.com/office/word/2012/wordml" xmlns:w16cex="http://schemas.microsoft.com/office/word/2018/wordml/cex" xmlns:w16cid="http://schemas.microsoft.com/office/word/2016/wordml/cid" xmlns:w16="http://schemas.microsoft.com/office/word/2018/wordml" xmlns:w16du="http://schemas.microsoft.com/office/word/2023/wordml/word16du" xmlns:w16sdtdh="http://schemas.microsoft.com/office/word/2020/wordml/sdtdatahash" xmlns:w16sdtfl="http://schemas.microsoft.com/office/word/2024/wordml/sdtformatlock" xmlns:w16se="http://schemas.microsoft.com/office/word/2015/wordml/symex" xmlns:wpg="http://schemas.microsoft.com/office/word/2010/wordprocessingGroup" xmlns:wpi="http://schemas.microsoft.com/office/word/2010/wordprocessingInk" xmlns:wne="http://schemas.microsoft.com/office/word/2006/wordml" xmlns:wps="http://schemas.microsoft.com/office/word/2010/wordprocessingShape" mc:Ignorable="w14 w15 w16se w16cid w16 w16cex w16sdtdh w16sdtfl w16du wp14">
+  <w:sdt>
+    <w:sdtPr>
+      <w:rPr>
+        <w:rFonts w:asciiTheme="majorHAnsi" w:eastAsiaTheme="majorEastAsia" w:hAnsiTheme="majorHAnsi" w:cstheme="majorBidi"/>
+        <w:sz w:val="28"/>
+        <w:szCs w:val="28"/>
+        <w:lang w:val="en-GB"/>
+      </w:rPr>
+      <w:id w:val="885463361"/>
+      <w:docPartObj>
+        <w:docPartGallery w:val="Page Numbers (Bottom of Page)"/>
+        <w:docPartUnique/>
+      </w:docPartObj>
+    </w:sdtPr>
+    <w:sdtEndPr>
+      <w:rPr>
+        <w:lang w:val="en-US"/>
+      </w:rPr>
+    </w:sdtEndPr>
+    <w:sdtContent>
+      <w:p>
+        <w:pPr>
+          <w:pStyle w:val="Footer"/>
+          <w:jc w:val="right"/>
+          <w:rPr>
+            <w:rFonts w:asciiTheme="majorHAnsi" w:eastAsiaTheme="majorEastAsia" w:hAnsiTheme="majorHAnsi" w:cstheme="majorBidi"/>
+            <w:sz w:val="28"/>
+            <w:szCs w:val="28"/>
+          </w:rPr>
+        </w:pPr>
+        <w:r>
+          <w:rPr>
+            <w:rFonts w:asciiTheme="majorHAnsi" w:eastAsiaTheme="majorEastAsia" w:hAnsiTheme="majorHAnsi" w:cstheme="majorBidi"/>
+            <w:sz w:val="28"/>
+            <w:szCs w:val="28"/>
+            <w:lang w:val="en-GB"/>
+          </w:rPr>
+          <w:t xml:space="preserve">pg. </w:t>
+        </w:r>
+        <w:r>
+          <w:rPr>
+            <w:rFonts w:eastAsiaTheme="minorEastAsia" w:cs="Times New Roman"/>
+          </w:rPr>
+          <w:fldChar w:fldCharType="begin"/>
+        </w:r>
+        <w:r>
+          <w:instrText>PAGE    \* MERGEFORMAT</w:instrText>
+        </w:r>
+        <w:r>
+          <w:rPr>
+            <w:rFonts w:eastAsiaTheme="minorEastAsia" w:cs="Times New Roman"/>
+          </w:rPr>
+          <w:fldChar w:fldCharType="separate"/>
+        </w:r>
+        <w:r>
+          <w:rPr>
+            <w:rFonts w:asciiTheme="majorHAnsi" w:eastAsiaTheme="majorEastAsia" w:hAnsiTheme="majorHAnsi" w:cstheme="majorBidi"/>
+            <w:sz w:val="28"/>
+            <w:szCs w:val="28"/>
+            <w:lang w:val="en-GB"/>
+          </w:rPr>
+          <w:t>2</w:t>
+        </w:r>
+        <w:r>
+          <w:rPr>
+            <w:rFonts w:asciiTheme="majorHAnsi" w:eastAsiaTheme="majorEastAsia" w:hAnsiTheme="majorHAnsi" w:cstheme="majorBidi"/>
+            <w:sz w:val="28"/>
+            <w:szCs w:val="28"/>
+          </w:rPr>
+          <w:fldChar w:fldCharType="end"/>
+        </w:r>
+      </w:p>
+    </w:sdtContent>
+  </w:sdt>
+  <w:p>
+    <w:pPr>
+      <w:pStyle w:val="Footer"/>
+    </w:pPr>
+  </w:p>
+</w:ftr>
+</file>
+
+<file path=word/footnotes.xml><?xml version="1.0" encoding="utf-8"?>
+<w:footnotes xmlns:wpc="http://schemas.microsoft.com/office/word/2010/wordprocessingCanvas" xmlns:cx="http://schemas.microsoft.com/office/drawing/2014/chartex" xmlns:cx1="http://schemas.microsoft.com/office/drawing/2015/9/8/chartex" xmlns:cx2="http://schemas.microsoft.com/office/drawing/2015/10/21/chartex" xmlns:cx3="http://schemas.microsoft.com/office/drawing/2016/5/9/chartex" xmlns:cx4="http://schemas.microsoft.com/office/drawing/2016/5/10/chartex" xmlns:cx5="http://schemas.microsoft.com/office/drawing/2016/5/11/chartex" xmlns:cx6="http://schemas.microsoft.com/office/drawing/2016/5/12/chartex" xmlns:cx7="http://schemas.microsoft.com/office/drawing/2016/5/13/chartex" xmlns:cx8="http://schemas.microsoft.com/office/drawing/2016/5/14/chartex" xmlns:mc="http://schemas.openxmlformats.org/markup-compatibility/2006" xmlns:aink="http://schemas.microsoft.com/office/drawing/2016/ink" xmlns:am3d="http://schemas.microsoft.com/office/drawing/2017/model3d" xmlns:o="urn:schemas-microsoft-com:office:office" xmlns:oel="http://schemas.microsoft.com/office/2019/extlst" xmlns:r="http://schemas.openxmlformats.org/officeDocument/2006/relationships" xmlns:m="http://schemas.openxmlformats.org/officeDocument/2006/math" xmlns:v="urn:schemas-microsoft-com:vml" xmlns:wp14="http://schemas.microsoft.com/office/word/2010/wordprocessingDrawing" xmlns:wp="http://schemas.openxmlformats.org/drawingml/2006/wordprocessingDrawing" xmlns:w10="urn:schemas-microsoft-com:office:word" xmlns:w="http://schemas.openxmlformats.org/wordprocessingml/2006/main" xmlns:w14="http://schemas.microsoft.com/office/word/2010/wordml" xmlns:w15="http://schemas.microsoft.com/office/word/2012/wordml" xmlns:w16cex="http://schemas.microsoft.com/office/word/2018/wordml/cex" xmlns:w16cid="http://schemas.microsoft.com/office/word/2016/wordml/cid" xmlns:w16="http://schemas.microsoft.com/office/word/2018/wordml" xmlns:w16du="http://schemas.microsoft.com/office/word/2023/wordml/word16du" xmlns:w16sdtdh="http://schemas.microsoft.com/office/word/2020/wordml/sdtdatahash" xmlns:w16sdtfl="http://schemas.microsoft.com/office/word/2024/wordml/sdtformatlock" xmlns:w16se="http://schemas.microsoft.com/office/word/2015/wordml/symex" xmlns:wpg="http://schemas.microsoft.com/office/word/2010/wordprocessingGroup" xmlns:wpi="http://schemas.microsoft.com/office/word/2010/wordprocessingInk" xmlns:wne="http://schemas.microsoft.com/office/word/2006/wordml" xmlns:wps="http://schemas.microsoft.com/office/word/2010/wordprocessingShape" mc:Ignorable="w14 w15 w16se w16cid w16 w16cex w16sdtdh w16sdtfl w16du wp14">
+  <w:footnote w:type="separator" w:id="-1">
+    <w:p>
+      <w:pPr>
+        <w:spacing w:after="0" w:line="240" w:lineRule="auto"/>
+      </w:pPr>
+      <w:r>
+        <w:separator/>
+      </w:r>
+    </w:p>
+  </w:footnote>
+  <w:footnote w:type="continuationSeparator" w:id="0">
+    <w:p>
+      <w:pPr>
+        <w:spacing w:after="0" w:line="240" w:lineRule="auto"/>
+      </w:pPr>
+      <w:r>
+        <w:continuationSeparator/>
+      </w:r>
+    </w:p>
+  </w:footnote>
+</w:footnotes>
 </file>
 
 <file path=word/numbering.xml><?xml version="1.0" encoding="utf-8"?>
@@ -10514,6 +10035,119 @@
       <w:spacing w:val="5"/>
     </w:rPr>
   </w:style>
+  <w:style w:type="paragraph" w:styleId="Header">
+    <w:name w:val="header"/>
+    <w:basedOn w:val="Normal"/>
+    <w:link w:val="HeaderChar"/>
+    <w:uiPriority w:val="99"/>
+    <w:unhideWhenUsed/>
+    <w:rsid w:val="00033D03"/>
+    <w:pPr>
+      <w:tabs>
+        <w:tab w:val="center" w:pos="4513"/>
+        <w:tab w:val="right" w:pos="9026"/>
+      </w:tabs>
+      <w:spacing w:after="0" w:line="240" w:lineRule="auto"/>
+    </w:pPr>
+  </w:style>
+  <w:style w:type="character" w:customStyle="1" w:styleId="HeaderChar">
+    <w:name w:val="Header Char"/>
+    <w:basedOn w:val="DefaultParagraphFont"/>
+    <w:link w:val="Header"/>
+    <w:uiPriority w:val="99"/>
+    <w:rsid w:val="00033D03"/>
+    <w:rPr>
+      <w:lang w:val="en-US" w:bidi="ar-EG"/>
+    </w:rPr>
+  </w:style>
+  <w:style w:type="paragraph" w:styleId="Footer">
+    <w:name w:val="footer"/>
+    <w:basedOn w:val="Normal"/>
+    <w:link w:val="FooterChar"/>
+    <w:uiPriority w:val="99"/>
+    <w:unhideWhenUsed/>
+    <w:rsid w:val="00033D03"/>
+    <w:pPr>
+      <w:tabs>
+        <w:tab w:val="center" w:pos="4513"/>
+        <w:tab w:val="right" w:pos="9026"/>
+      </w:tabs>
+      <w:spacing w:after="0" w:line="240" w:lineRule="auto"/>
+    </w:pPr>
+  </w:style>
+  <w:style w:type="character" w:customStyle="1" w:styleId="FooterChar">
+    <w:name w:val="Footer Char"/>
+    <w:basedOn w:val="DefaultParagraphFont"/>
+    <w:link w:val="Footer"/>
+    <w:uiPriority w:val="99"/>
+    <w:rsid w:val="00033D03"/>
+    <w:rPr>
+      <w:lang w:val="en-US" w:bidi="ar-EG"/>
+    </w:rPr>
+  </w:style>
+  <w:style w:type="table" w:styleId="PlainTable1">
+    <w:name w:val="Plain Table 1"/>
+    <w:basedOn w:val="TableNormal"/>
+    <w:uiPriority w:val="41"/>
+    <w:rsid w:val="00033D03"/>
+    <w:pPr>
+      <w:spacing w:after="0" w:line="240" w:lineRule="auto"/>
+    </w:pPr>
+    <w:tblPr>
+      <w:tblStyleRowBandSize w:val="1"/>
+      <w:tblStyleColBandSize w:val="1"/>
+      <w:tblBorders>
+        <w:top w:val="single" w:sz="4" w:space="0" w:color="BFBFBF" w:themeColor="background1" w:themeShade="BF"/>
+        <w:left w:val="single" w:sz="4" w:space="0" w:color="BFBFBF" w:themeColor="background1" w:themeShade="BF"/>
+        <w:bottom w:val="single" w:sz="4" w:space="0" w:color="BFBFBF" w:themeColor="background1" w:themeShade="BF"/>
+        <w:right w:val="single" w:sz="4" w:space="0" w:color="BFBFBF" w:themeColor="background1" w:themeShade="BF"/>
+        <w:insideH w:val="single" w:sz="4" w:space="0" w:color="BFBFBF" w:themeColor="background1" w:themeShade="BF"/>
+        <w:insideV w:val="single" w:sz="4" w:space="0" w:color="BFBFBF" w:themeColor="background1" w:themeShade="BF"/>
+      </w:tblBorders>
+    </w:tblPr>
+    <w:tblStylePr w:type="firstRow">
+      <w:rPr>
+        <w:b/>
+        <w:bCs/>
+      </w:rPr>
+    </w:tblStylePr>
+    <w:tblStylePr w:type="lastRow">
+      <w:rPr>
+        <w:b/>
+        <w:bCs/>
+      </w:rPr>
+      <w:tblPr/>
+      <w:tcPr>
+        <w:tcBorders>
+          <w:top w:val="double" w:sz="4" w:space="0" w:color="BFBFBF" w:themeColor="background1" w:themeShade="BF"/>
+        </w:tcBorders>
+      </w:tcPr>
+    </w:tblStylePr>
+    <w:tblStylePr w:type="firstCol">
+      <w:rPr>
+        <w:b/>
+        <w:bCs/>
+      </w:rPr>
+    </w:tblStylePr>
+    <w:tblStylePr w:type="lastCol">
+      <w:rPr>
+        <w:b/>
+        <w:bCs/>
+      </w:rPr>
+    </w:tblStylePr>
+    <w:tblStylePr w:type="band1Vert">
+      <w:tblPr/>
+      <w:tcPr>
+        <w:shd w:val="clear" w:color="auto" w:fill="F2F2F2" w:themeFill="background1" w:themeFillShade="F2"/>
+      </w:tcPr>
+    </w:tblStylePr>
+    <w:tblStylePr w:type="band1Horz">
+      <w:tblPr/>
+      <w:tcPr>
+        <w:shd w:val="clear" w:color="auto" w:fill="F2F2F2" w:themeFill="background1" w:themeFillShade="F2"/>
+      </w:tcPr>
+    </w:tblStylePr>
+  </w:style>
 </w:styles>
 </file>
 
